--- a/python/p6_package_concepts_and_built_in_modules_of_python.docx
+++ b/python/p6_package_concepts_and_built_in_modules_of_python.docx
@@ -42,7 +42,7 @@
           <w:sz w:val="32"/>
           <w:szCs w:val="32"/>
         </w:rPr>
-        <w:t>Package vs Module vs Submodule vs Library in Python……………2</w:t>
+        <w:t>Package vs Module vs Submodule vs Library in Python</w:t>
       </w:r>
     </w:p>
     <w:p>
@@ -67,70 +67,6 @@
         </w:rPr>
         <w:t>Built-in Modules in Python</w:t>
       </w:r>
-      <w:r>
-        <w:rPr>
-          <w:rFonts w:cs="Carlito"/>
-          <w:sz w:val="32"/>
-          <w:szCs w:val="32"/>
-        </w:rPr>
-        <w:t>……………</w:t>
-      </w:r>
-      <w:r>
-        <w:rPr>
-          <w:rFonts w:cs="Carlito"/>
-          <w:sz w:val="32"/>
-          <w:szCs w:val="32"/>
-        </w:rPr>
-        <w:t>.</w:t>
-      </w:r>
-      <w:r>
-        <w:rPr>
-          <w:rFonts w:cs="Carlito"/>
-          <w:sz w:val="32"/>
-          <w:szCs w:val="32"/>
-        </w:rPr>
-        <w:t>…………………</w:t>
-      </w:r>
-      <w:r>
-        <w:rPr>
-          <w:rFonts w:cs="Carlito"/>
-          <w:sz w:val="32"/>
-          <w:szCs w:val="32"/>
-        </w:rPr>
-        <w:t>…………….</w:t>
-      </w:r>
-      <w:r>
-        <w:rPr>
-          <w:rFonts w:cs="Carlito"/>
-          <w:sz w:val="32"/>
-          <w:szCs w:val="32"/>
-        </w:rPr>
-        <w:t>…</w:t>
-      </w:r>
-      <w:r>
-        <w:rPr>
-          <w:rFonts w:cs="Carlito"/>
-          <w:sz w:val="32"/>
-          <w:szCs w:val="32"/>
-        </w:rPr>
-        <w:t>.</w:t>
-      </w:r>
-      <w:r>
-        <w:rPr>
-          <w:rFonts w:cs="Carlito"/>
-          <w:sz w:val="32"/>
-          <w:szCs w:val="32"/>
-        </w:rPr>
-        <w:t>….</w:t>
-      </w:r>
-      <w:r>
-        <w:rPr>
-          <w:rFonts w:cs="Carlito"/>
-          <w:sz w:val="32"/>
-          <w:szCs w:val="32"/>
-        </w:rPr>
-        <w:t>3</w:t>
-      </w:r>
     </w:p>
     <w:p>
       <w:pPr>
@@ -152,39 +88,7 @@
           <w:sz w:val="32"/>
           <w:szCs w:val="32"/>
         </w:rPr>
-        <w:t>Random Module…………………………………………………………</w:t>
-      </w:r>
-      <w:r>
-        <w:rPr>
-          <w:rFonts w:cs="Carlito"/>
-          <w:sz w:val="32"/>
-          <w:szCs w:val="32"/>
-        </w:rPr>
-        <w:t>.</w:t>
-      </w:r>
-      <w:r>
-        <w:rPr>
-          <w:rFonts w:cs="Carlito"/>
-          <w:sz w:val="32"/>
-          <w:szCs w:val="32"/>
-        </w:rPr>
-        <w:t>………</w:t>
-      </w:r>
-      <w:r>
-        <w:rPr>
-          <w:rFonts w:cs="Carlito"/>
-          <w:sz w:val="32"/>
-          <w:szCs w:val="32"/>
-        </w:rPr>
-        <w:t>..</w:t>
-      </w:r>
-      <w:r>
-        <w:rPr>
-          <w:rFonts w:cs="Carlito"/>
-          <w:sz w:val="32"/>
-          <w:szCs w:val="32"/>
-        </w:rPr>
-        <w:t>3</w:t>
+        <w:t>Random Module</w:t>
       </w:r>
     </w:p>
     <w:p>
@@ -207,47 +111,7 @@
           <w:sz w:val="32"/>
           <w:szCs w:val="32"/>
         </w:rPr>
-        <w:t>Math Module…………………………………………………………………</w:t>
-      </w:r>
-      <w:r>
-        <w:rPr>
-          <w:rFonts w:cs="Carlito"/>
-          <w:sz w:val="32"/>
-          <w:szCs w:val="32"/>
-        </w:rPr>
-        <w:t>…</w:t>
-      </w:r>
-      <w:r>
-        <w:rPr>
-          <w:rFonts w:cs="Carlito"/>
-          <w:sz w:val="32"/>
-          <w:szCs w:val="32"/>
-        </w:rPr>
-        <w:t>..</w:t>
-      </w:r>
-      <w:r>
-        <w:rPr>
-          <w:rFonts w:cs="Carlito"/>
-          <w:sz w:val="32"/>
-          <w:szCs w:val="32"/>
-        </w:rPr>
-        <w:t>…</w:t>
-      </w:r>
-      <w:r>
-        <w:rPr>
-          <w:rFonts w:cs="Carlito"/>
-          <w:sz w:val="32"/>
-          <w:szCs w:val="32"/>
-        </w:rPr>
-        <w:t>.</w:t>
-      </w:r>
-      <w:r>
-        <w:rPr>
-          <w:rFonts w:cs="Carlito"/>
-          <w:sz w:val="32"/>
-          <w:szCs w:val="32"/>
-        </w:rPr>
-        <w:t>5</w:t>
+        <w:t>Math Module</w:t>
       </w:r>
     </w:p>
     <w:p>
@@ -270,39 +134,7 @@
           <w:sz w:val="32"/>
           <w:szCs w:val="32"/>
         </w:rPr>
-        <w:t>Datetime Module…………………………………………………………</w:t>
-      </w:r>
-      <w:r>
-        <w:rPr>
-          <w:rFonts w:cs="Carlito"/>
-          <w:sz w:val="32"/>
-          <w:szCs w:val="32"/>
-        </w:rPr>
-        <w:t>……</w:t>
-      </w:r>
-      <w:r>
-        <w:rPr>
-          <w:rFonts w:cs="Carlito"/>
-          <w:sz w:val="32"/>
-          <w:szCs w:val="32"/>
-        </w:rPr>
-        <w:t>..</w:t>
-      </w:r>
-      <w:r>
-        <w:rPr>
-          <w:rFonts w:cs="Carlito"/>
-          <w:sz w:val="32"/>
-          <w:szCs w:val="32"/>
-        </w:rPr>
-        <w:t>…</w:t>
-      </w:r>
-      <w:r>
-        <w:rPr>
-          <w:rFonts w:cs="Carlito"/>
-          <w:sz w:val="32"/>
-          <w:szCs w:val="32"/>
-        </w:rPr>
-        <w:t>6</w:t>
+        <w:t>Datetime Module</w:t>
       </w:r>
     </w:p>
     <w:p>
@@ -325,47 +157,7 @@
           <w:sz w:val="32"/>
           <w:szCs w:val="32"/>
         </w:rPr>
-        <w:t>Time Module…………………………………………………………………</w:t>
-      </w:r>
-      <w:r>
-        <w:rPr>
-          <w:rFonts w:cs="Carlito"/>
-          <w:sz w:val="32"/>
-          <w:szCs w:val="32"/>
-        </w:rPr>
-        <w:t>…</w:t>
-      </w:r>
-      <w:r>
-        <w:rPr>
-          <w:rFonts w:cs="Carlito"/>
-          <w:sz w:val="32"/>
-          <w:szCs w:val="32"/>
-        </w:rPr>
-        <w:t>.</w:t>
-      </w:r>
-      <w:r>
-        <w:rPr>
-          <w:rFonts w:cs="Carlito"/>
-          <w:sz w:val="32"/>
-          <w:szCs w:val="32"/>
-        </w:rPr>
-        <w:t>….</w:t>
-      </w:r>
-      <w:r>
-        <w:rPr>
-          <w:rFonts w:cs="Carlito"/>
-          <w:sz w:val="32"/>
-          <w:szCs w:val="32"/>
-        </w:rPr>
-        <w:t>.</w:t>
-      </w:r>
-      <w:r>
-        <w:rPr>
-          <w:rFonts w:cs="Carlito"/>
-          <w:sz w:val="32"/>
-          <w:szCs w:val="32"/>
-        </w:rPr>
-        <w:t>7</w:t>
+        <w:t>Time Module</w:t>
       </w:r>
     </w:p>
     <w:p>
@@ -388,23 +180,7 @@
           <w:sz w:val="32"/>
           <w:szCs w:val="32"/>
         </w:rPr>
-        <w:t>OS Module……………………………………………………………………</w:t>
-      </w:r>
-      <w:r>
-        <w:rPr>
-          <w:rFonts w:cs="Carlito"/>
-          <w:sz w:val="32"/>
-          <w:szCs w:val="32"/>
-        </w:rPr>
-        <w:t>………1</w:t>
-      </w:r>
-      <w:r>
-        <w:rPr>
-          <w:rFonts w:cs="Carlito"/>
-          <w:sz w:val="32"/>
-          <w:szCs w:val="32"/>
-        </w:rPr>
-        <w:t>1</w:t>
+        <w:t>OS Module</w:t>
       </w:r>
     </w:p>
     <w:p>
@@ -427,47 +203,7 @@
           <w:sz w:val="32"/>
           <w:szCs w:val="32"/>
         </w:rPr>
-        <w:t>File Managing………………………………………………………………</w:t>
-      </w:r>
-      <w:r>
-        <w:rPr>
-          <w:rFonts w:cs="Carlito"/>
-          <w:sz w:val="32"/>
-          <w:szCs w:val="32"/>
-        </w:rPr>
-        <w:t>…</w:t>
-      </w:r>
-      <w:r>
-        <w:rPr>
-          <w:rFonts w:cs="Carlito"/>
-          <w:sz w:val="32"/>
-          <w:szCs w:val="32"/>
-        </w:rPr>
-        <w:t>..</w:t>
-      </w:r>
-      <w:r>
-        <w:rPr>
-          <w:rFonts w:cs="Carlito"/>
-          <w:sz w:val="32"/>
-          <w:szCs w:val="32"/>
-        </w:rPr>
-        <w:t>….</w:t>
-      </w:r>
-      <w:r>
-        <w:rPr>
-          <w:rFonts w:cs="Carlito"/>
-          <w:sz w:val="32"/>
-          <w:szCs w:val="32"/>
-        </w:rPr>
-        <w:t>1</w:t>
-      </w:r>
-      <w:r>
-        <w:rPr>
-          <w:rFonts w:cs="Carlito"/>
-          <w:sz w:val="32"/>
-          <w:szCs w:val="32"/>
-        </w:rPr>
-        <w:t>2</w:t>
+        <w:t>File Managing</w:t>
       </w:r>
     </w:p>
     <w:p>
@@ -500,70 +236,6 @@
         </w:rPr>
         <w:t xml:space="preserve"> (JSON Module)</w:t>
       </w:r>
-      <w:r>
-        <w:rPr>
-          <w:rFonts w:cs="Carlito"/>
-          <w:sz w:val="32"/>
-          <w:szCs w:val="32"/>
-        </w:rPr>
-        <w:t>…</w:t>
-      </w:r>
-      <w:r>
-        <w:rPr>
-          <w:rFonts w:cs="Carlito"/>
-          <w:sz w:val="32"/>
-          <w:szCs w:val="32"/>
-        </w:rPr>
-        <w:t>….</w:t>
-      </w:r>
-      <w:r>
-        <w:rPr>
-          <w:rFonts w:cs="Carlito"/>
-          <w:sz w:val="32"/>
-          <w:szCs w:val="32"/>
-        </w:rPr>
-        <w:t>…………</w:t>
-      </w:r>
-      <w:r>
-        <w:rPr>
-          <w:rFonts w:cs="Carlito"/>
-          <w:sz w:val="32"/>
-          <w:szCs w:val="32"/>
-        </w:rPr>
-        <w:t>……</w:t>
-      </w:r>
-      <w:r>
-        <w:rPr>
-          <w:rFonts w:cs="Carlito"/>
-          <w:sz w:val="32"/>
-          <w:szCs w:val="32"/>
-        </w:rPr>
-        <w:t>….</w:t>
-      </w:r>
-      <w:r>
-        <w:rPr>
-          <w:rFonts w:cs="Carlito"/>
-          <w:sz w:val="32"/>
-          <w:szCs w:val="32"/>
-        </w:rPr>
-        <w:t>.</w:t>
-      </w:r>
-      <w:r>
-        <w:rPr>
-          <w:rFonts w:cs="Carlito"/>
-          <w:sz w:val="32"/>
-          <w:szCs w:val="32"/>
-        </w:rPr>
-        <w:t>1</w:t>
-      </w:r>
-      <w:r>
-        <w:rPr>
-          <w:rFonts w:cs="Carlito"/>
-          <w:sz w:val="32"/>
-          <w:szCs w:val="32"/>
-        </w:rPr>
-        <w:t>7</w:t>
-      </w:r>
     </w:p>
     <w:p>
       <w:pPr>
@@ -715,7 +387,25 @@
           <w:sz w:val="32"/>
           <w:szCs w:val="32"/>
         </w:rPr>
-        <w:t xml:space="preserve"> is commonly called a </w:t>
+        <w:t xml:space="preserve"> </w:t>
+      </w:r>
+      <w:proofErr w:type="gramStart"/>
+      <w:r>
+        <w:rPr>
+          <w:rFonts w:cs="Carlito"/>
+          <w:sz w:val="32"/>
+          <w:szCs w:val="32"/>
+        </w:rPr>
+        <w:t>is</w:t>
+      </w:r>
+      <w:proofErr w:type="gramEnd"/>
+      <w:r>
+        <w:rPr>
+          <w:rFonts w:cs="Carlito"/>
+          <w:sz w:val="32"/>
+          <w:szCs w:val="32"/>
+        </w:rPr>
+        <w:t xml:space="preserve"> commonly called a </w:t>
       </w:r>
       <w:r>
         <w:rPr>
@@ -819,15 +509,27 @@
           <w:szCs w:val="32"/>
         </w:rPr>
       </w:pPr>
-      <w:r>
-        <w:rPr>
-          <w:rFonts w:cs="Carlito"/>
-          <w:b/>
-          <w:bCs/>
-          <w:sz w:val="32"/>
-          <w:szCs w:val="32"/>
-        </w:rPr>
-        <w:t xml:space="preserve">PyPI </w:t>
+      <w:proofErr w:type="spellStart"/>
+      <w:r>
+        <w:rPr>
+          <w:rFonts w:cs="Carlito"/>
+          <w:b/>
+          <w:bCs/>
+          <w:sz w:val="32"/>
+          <w:szCs w:val="32"/>
+        </w:rPr>
+        <w:t>PyPI</w:t>
+      </w:r>
+      <w:proofErr w:type="spellEnd"/>
+      <w:r>
+        <w:rPr>
+          <w:rFonts w:cs="Carlito"/>
+          <w:b/>
+          <w:bCs/>
+          <w:sz w:val="32"/>
+          <w:szCs w:val="32"/>
+        </w:rPr>
+        <w:t xml:space="preserve"> </w:t>
       </w:r>
       <w:r>
         <w:rPr>
@@ -1025,6 +727,7 @@
           <w:szCs w:val="28"/>
         </w:rPr>
       </w:pPr>
+      <w:proofErr w:type="spellStart"/>
       <w:r>
         <w:rPr>
           <w:rFonts w:cs="Carlito"/>
@@ -1035,6 +738,7 @@
         </w:rPr>
         <w:t>PyPI</w:t>
       </w:r>
+      <w:proofErr w:type="spellEnd"/>
     </w:p>
     <w:p>
       <w:pPr>
@@ -1201,7 +905,29 @@
           <w:sz w:val="28"/>
           <w:szCs w:val="28"/>
         </w:rPr>
-        <w:t>── sessions.py  ← module</w:t>
+        <w:t xml:space="preserve">── </w:t>
+      </w:r>
+      <w:proofErr w:type="gramStart"/>
+      <w:r>
+        <w:rPr>
+          <w:rFonts w:cs="Carlito"/>
+          <w:b/>
+          <w:bCs/>
+          <w:sz w:val="28"/>
+          <w:szCs w:val="28"/>
+        </w:rPr>
+        <w:t>sessions.py  ←</w:t>
+      </w:r>
+      <w:proofErr w:type="gramEnd"/>
+      <w:r>
+        <w:rPr>
+          <w:rFonts w:cs="Carlito"/>
+          <w:b/>
+          <w:bCs/>
+          <w:sz w:val="28"/>
+          <w:szCs w:val="28"/>
+        </w:rPr>
+        <w:t xml:space="preserve"> module</w:t>
       </w:r>
     </w:p>
     <w:p>
@@ -1312,8 +1038,20 @@
           <w:sz w:val="32"/>
           <w:szCs w:val="32"/>
         </w:rPr>
-        <w:t>.py</w:t>
-      </w:r>
+        <w:t>.</w:t>
+      </w:r>
+      <w:proofErr w:type="spellStart"/>
+      <w:r>
+        <w:rPr>
+          <w:rFonts w:cs="Carlito"/>
+          <w:b/>
+          <w:bCs/>
+          <w:sz w:val="32"/>
+          <w:szCs w:val="32"/>
+        </w:rPr>
+        <w:t>py</w:t>
+      </w:r>
+      <w:proofErr w:type="spellEnd"/>
       <w:r>
         <w:rPr>
           <w:rFonts w:cs="Carlito"/>
@@ -1556,8 +1294,20 @@
           <w:sz w:val="32"/>
           <w:szCs w:val="32"/>
         </w:rPr>
-        <w:t>import os</w:t>
-      </w:r>
+        <w:t xml:space="preserve">import </w:t>
+      </w:r>
+      <w:proofErr w:type="spellStart"/>
+      <w:r>
+        <w:rPr>
+          <w:rFonts w:cs="Carlito"/>
+          <w:b/>
+          <w:bCs/>
+          <w:sz w:val="32"/>
+          <w:szCs w:val="32"/>
+        </w:rPr>
+        <w:t>os</w:t>
+      </w:r>
+      <w:proofErr w:type="spellEnd"/>
     </w:p>
     <w:p>
       <w:pPr>
@@ -1927,15 +1677,29 @@
         </w:rPr>
         <w:t xml:space="preserve"># </w:t>
       </w:r>
-      <w:r>
-        <w:rPr>
-          <w:rFonts w:cs="Carlito"/>
-          <w:b/>
-          <w:bCs/>
-          <w:sz w:val="32"/>
-          <w:szCs w:val="32"/>
-        </w:rPr>
-        <w:t>random.random()</w:t>
+      <w:proofErr w:type="spellStart"/>
+      <w:proofErr w:type="gramStart"/>
+      <w:r>
+        <w:rPr>
+          <w:rFonts w:cs="Carlito"/>
+          <w:b/>
+          <w:bCs/>
+          <w:sz w:val="32"/>
+          <w:szCs w:val="32"/>
+        </w:rPr>
+        <w:t>random.random</w:t>
+      </w:r>
+      <w:proofErr w:type="spellEnd"/>
+      <w:proofErr w:type="gramEnd"/>
+      <w:r>
+        <w:rPr>
+          <w:rFonts w:cs="Carlito"/>
+          <w:b/>
+          <w:bCs/>
+          <w:sz w:val="32"/>
+          <w:szCs w:val="32"/>
+        </w:rPr>
+        <w:t>()</w:t>
       </w:r>
       <w:r>
         <w:rPr>
@@ -1996,7 +1760,33 @@
           <w:sz w:val="32"/>
           <w:szCs w:val="32"/>
         </w:rPr>
-        <w:t>x = random.random()</w:t>
+        <w:t xml:space="preserve">x = </w:t>
+      </w:r>
+      <w:proofErr w:type="spellStart"/>
+      <w:proofErr w:type="gramStart"/>
+      <w:r>
+        <w:rPr>
+          <w:rFonts w:cs="Carlito"/>
+          <w:b/>
+          <w:bCs/>
+          <w:color w:val="D86DCB" w:themeColor="accent5" w:themeTint="99"/>
+          <w:sz w:val="32"/>
+          <w:szCs w:val="32"/>
+        </w:rPr>
+        <w:t>random.random</w:t>
+      </w:r>
+      <w:proofErr w:type="spellEnd"/>
+      <w:proofErr w:type="gramEnd"/>
+      <w:r>
+        <w:rPr>
+          <w:rFonts w:cs="Carlito"/>
+          <w:b/>
+          <w:bCs/>
+          <w:color w:val="D86DCB" w:themeColor="accent5" w:themeTint="99"/>
+          <w:sz w:val="32"/>
+          <w:szCs w:val="32"/>
+        </w:rPr>
+        <w:t>()</w:t>
       </w:r>
     </w:p>
     <w:p>
@@ -2043,15 +1833,29 @@
         </w:rPr>
         <w:t xml:space="preserve"># </w:t>
       </w:r>
-      <w:r>
-        <w:rPr>
-          <w:rFonts w:cs="Carlito"/>
-          <w:b/>
-          <w:bCs/>
-          <w:sz w:val="32"/>
-          <w:szCs w:val="32"/>
-        </w:rPr>
-        <w:t>random.randint(1, 5)</w:t>
+      <w:proofErr w:type="spellStart"/>
+      <w:proofErr w:type="gramStart"/>
+      <w:r>
+        <w:rPr>
+          <w:rFonts w:cs="Carlito"/>
+          <w:b/>
+          <w:bCs/>
+          <w:sz w:val="32"/>
+          <w:szCs w:val="32"/>
+        </w:rPr>
+        <w:t>random.randint</w:t>
+      </w:r>
+      <w:proofErr w:type="spellEnd"/>
+      <w:proofErr w:type="gramEnd"/>
+      <w:r>
+        <w:rPr>
+          <w:rFonts w:cs="Carlito"/>
+          <w:b/>
+          <w:bCs/>
+          <w:sz w:val="32"/>
+          <w:szCs w:val="32"/>
+        </w:rPr>
+        <w:t>(1, 5)</w:t>
       </w:r>
       <w:r>
         <w:rPr>
@@ -2112,7 +1916,33 @@
           <w:sz w:val="32"/>
           <w:szCs w:val="32"/>
         </w:rPr>
-        <w:t>x = random.randint(1, 5)</w:t>
+        <w:t xml:space="preserve">x = </w:t>
+      </w:r>
+      <w:proofErr w:type="spellStart"/>
+      <w:proofErr w:type="gramStart"/>
+      <w:r>
+        <w:rPr>
+          <w:rFonts w:cs="Carlito"/>
+          <w:b/>
+          <w:bCs/>
+          <w:color w:val="D86DCB" w:themeColor="accent5" w:themeTint="99"/>
+          <w:sz w:val="32"/>
+          <w:szCs w:val="32"/>
+        </w:rPr>
+        <w:t>random.randint</w:t>
+      </w:r>
+      <w:proofErr w:type="spellEnd"/>
+      <w:proofErr w:type="gramEnd"/>
+      <w:r>
+        <w:rPr>
+          <w:rFonts w:cs="Carlito"/>
+          <w:b/>
+          <w:bCs/>
+          <w:color w:val="D86DCB" w:themeColor="accent5" w:themeTint="99"/>
+          <w:sz w:val="32"/>
+          <w:szCs w:val="32"/>
+        </w:rPr>
+        <w:t>(1, 5)</w:t>
       </w:r>
     </w:p>
     <w:p>
@@ -2166,7 +1996,31 @@
           <w:sz w:val="32"/>
           <w:szCs w:val="32"/>
         </w:rPr>
-        <w:t xml:space="preserve"> random.shuffle(list)</w:t>
+        <w:t xml:space="preserve"> </w:t>
+      </w:r>
+      <w:proofErr w:type="spellStart"/>
+      <w:proofErr w:type="gramStart"/>
+      <w:r>
+        <w:rPr>
+          <w:rFonts w:cs="Carlito"/>
+          <w:b/>
+          <w:bCs/>
+          <w:sz w:val="32"/>
+          <w:szCs w:val="32"/>
+        </w:rPr>
+        <w:t>random.shuffle</w:t>
+      </w:r>
+      <w:proofErr w:type="spellEnd"/>
+      <w:proofErr w:type="gramEnd"/>
+      <w:r>
+        <w:rPr>
+          <w:rFonts w:cs="Carlito"/>
+          <w:b/>
+          <w:bCs/>
+          <w:sz w:val="32"/>
+          <w:szCs w:val="32"/>
+        </w:rPr>
+        <w:t>(list)</w:t>
       </w:r>
       <w:r>
         <w:rPr>
@@ -2190,66 +2044,142 @@
           <w:szCs w:val="32"/>
         </w:rPr>
       </w:pPr>
-      <w:r>
-        <w:rPr>
-          <w:rFonts w:cs="Carlito"/>
-          <w:b/>
-          <w:bCs/>
-          <w:color w:val="D86DCB" w:themeColor="accent5" w:themeTint="99"/>
-          <w:sz w:val="32"/>
-          <w:szCs w:val="32"/>
-        </w:rPr>
-        <w:t>myList = [1, 2, 3, 4, 5]</w:t>
-      </w:r>
-    </w:p>
-    <w:p>
-      <w:pPr>
-        <w:spacing w:line="240" w:lineRule="auto"/>
-        <w:jc w:val="both"/>
-        <w:rPr>
-          <w:rFonts w:cs="Carlito"/>
-          <w:b/>
-          <w:bCs/>
-          <w:color w:val="D86DCB" w:themeColor="accent5" w:themeTint="99"/>
-          <w:sz w:val="32"/>
-          <w:szCs w:val="32"/>
-        </w:rPr>
-      </w:pPr>
-      <w:r>
-        <w:rPr>
-          <w:rFonts w:cs="Carlito"/>
-          <w:b/>
-          <w:bCs/>
-          <w:color w:val="D86DCB" w:themeColor="accent5" w:themeTint="99"/>
-          <w:sz w:val="32"/>
-          <w:szCs w:val="32"/>
-        </w:rPr>
-        <w:t>random.shuffle(myList)</w:t>
-      </w:r>
-    </w:p>
-    <w:p>
-      <w:pPr>
-        <w:spacing w:line="240" w:lineRule="auto"/>
-        <w:jc w:val="both"/>
-        <w:rPr>
-          <w:rFonts w:cs="Carlito"/>
-          <w:b/>
-          <w:bCs/>
-          <w:color w:val="D86DCB" w:themeColor="accent5" w:themeTint="99"/>
-          <w:sz w:val="32"/>
-          <w:szCs w:val="32"/>
-        </w:rPr>
-      </w:pPr>
-      <w:r>
-        <w:rPr>
-          <w:rFonts w:cs="Carlito"/>
-          <w:b/>
-          <w:bCs/>
-          <w:color w:val="D86DCB" w:themeColor="accent5" w:themeTint="99"/>
-          <w:sz w:val="32"/>
-          <w:szCs w:val="32"/>
-        </w:rPr>
-        <w:t>print(myList) # [1, 4, 3, 5, 2]</w:t>
+      <w:proofErr w:type="spellStart"/>
+      <w:r>
+        <w:rPr>
+          <w:rFonts w:cs="Carlito"/>
+          <w:b/>
+          <w:bCs/>
+          <w:color w:val="D86DCB" w:themeColor="accent5" w:themeTint="99"/>
+          <w:sz w:val="32"/>
+          <w:szCs w:val="32"/>
+        </w:rPr>
+        <w:t>myList</w:t>
+      </w:r>
+      <w:proofErr w:type="spellEnd"/>
+      <w:r>
+        <w:rPr>
+          <w:rFonts w:cs="Carlito"/>
+          <w:b/>
+          <w:bCs/>
+          <w:color w:val="D86DCB" w:themeColor="accent5" w:themeTint="99"/>
+          <w:sz w:val="32"/>
+          <w:szCs w:val="32"/>
+        </w:rPr>
+        <w:t xml:space="preserve"> = [1, 2, 3, 4, 5]</w:t>
+      </w:r>
+    </w:p>
+    <w:p>
+      <w:pPr>
+        <w:spacing w:line="240" w:lineRule="auto"/>
+        <w:jc w:val="both"/>
+        <w:rPr>
+          <w:rFonts w:cs="Carlito"/>
+          <w:b/>
+          <w:bCs/>
+          <w:color w:val="D86DCB" w:themeColor="accent5" w:themeTint="99"/>
+          <w:sz w:val="32"/>
+          <w:szCs w:val="32"/>
+        </w:rPr>
+      </w:pPr>
+      <w:proofErr w:type="spellStart"/>
+      <w:proofErr w:type="gramStart"/>
+      <w:r>
+        <w:rPr>
+          <w:rFonts w:cs="Carlito"/>
+          <w:b/>
+          <w:bCs/>
+          <w:color w:val="D86DCB" w:themeColor="accent5" w:themeTint="99"/>
+          <w:sz w:val="32"/>
+          <w:szCs w:val="32"/>
+        </w:rPr>
+        <w:t>random.shuffle</w:t>
+      </w:r>
+      <w:proofErr w:type="spellEnd"/>
+      <w:proofErr w:type="gramEnd"/>
+      <w:r>
+        <w:rPr>
+          <w:rFonts w:cs="Carlito"/>
+          <w:b/>
+          <w:bCs/>
+          <w:color w:val="D86DCB" w:themeColor="accent5" w:themeTint="99"/>
+          <w:sz w:val="32"/>
+          <w:szCs w:val="32"/>
+        </w:rPr>
+        <w:t>(</w:t>
+      </w:r>
+      <w:proofErr w:type="spellStart"/>
+      <w:r>
+        <w:rPr>
+          <w:rFonts w:cs="Carlito"/>
+          <w:b/>
+          <w:bCs/>
+          <w:color w:val="D86DCB" w:themeColor="accent5" w:themeTint="99"/>
+          <w:sz w:val="32"/>
+          <w:szCs w:val="32"/>
+        </w:rPr>
+        <w:t>myList</w:t>
+      </w:r>
+      <w:proofErr w:type="spellEnd"/>
+      <w:r>
+        <w:rPr>
+          <w:rFonts w:cs="Carlito"/>
+          <w:b/>
+          <w:bCs/>
+          <w:color w:val="D86DCB" w:themeColor="accent5" w:themeTint="99"/>
+          <w:sz w:val="32"/>
+          <w:szCs w:val="32"/>
+        </w:rPr>
+        <w:t>)</w:t>
+      </w:r>
+    </w:p>
+    <w:p>
+      <w:pPr>
+        <w:spacing w:line="240" w:lineRule="auto"/>
+        <w:jc w:val="both"/>
+        <w:rPr>
+          <w:rFonts w:cs="Carlito"/>
+          <w:b/>
+          <w:bCs/>
+          <w:color w:val="D86DCB" w:themeColor="accent5" w:themeTint="99"/>
+          <w:sz w:val="32"/>
+          <w:szCs w:val="32"/>
+        </w:rPr>
+      </w:pPr>
+      <w:r>
+        <w:rPr>
+          <w:rFonts w:cs="Carlito"/>
+          <w:b/>
+          <w:bCs/>
+          <w:color w:val="D86DCB" w:themeColor="accent5" w:themeTint="99"/>
+          <w:sz w:val="32"/>
+          <w:szCs w:val="32"/>
+        </w:rPr>
+        <w:t>print(</w:t>
+      </w:r>
+      <w:proofErr w:type="spellStart"/>
+      <w:r>
+        <w:rPr>
+          <w:rFonts w:cs="Carlito"/>
+          <w:b/>
+          <w:bCs/>
+          <w:color w:val="D86DCB" w:themeColor="accent5" w:themeTint="99"/>
+          <w:sz w:val="32"/>
+          <w:szCs w:val="32"/>
+        </w:rPr>
+        <w:t>myList</w:t>
+      </w:r>
+      <w:proofErr w:type="spellEnd"/>
+      <w:r>
+        <w:rPr>
+          <w:rFonts w:cs="Carlito"/>
+          <w:b/>
+          <w:bCs/>
+          <w:color w:val="D86DCB" w:themeColor="accent5" w:themeTint="99"/>
+          <w:sz w:val="32"/>
+          <w:szCs w:val="32"/>
+        </w:rPr>
+        <w:t>) # [1, 4, 3, 5, 2]</w:t>
       </w:r>
     </w:p>
     <w:p>
@@ -2270,15 +2200,29 @@
         </w:rPr>
         <w:t xml:space="preserve"># </w:t>
       </w:r>
-      <w:r>
-        <w:rPr>
-          <w:rFonts w:cs="Carlito"/>
-          <w:b/>
-          <w:bCs/>
-          <w:sz w:val="32"/>
-          <w:szCs w:val="32"/>
-        </w:rPr>
-        <w:t>random.choice(list)</w:t>
+      <w:proofErr w:type="spellStart"/>
+      <w:proofErr w:type="gramStart"/>
+      <w:r>
+        <w:rPr>
+          <w:rFonts w:cs="Carlito"/>
+          <w:b/>
+          <w:bCs/>
+          <w:sz w:val="32"/>
+          <w:szCs w:val="32"/>
+        </w:rPr>
+        <w:t>random.choice</w:t>
+      </w:r>
+      <w:proofErr w:type="spellEnd"/>
+      <w:proofErr w:type="gramEnd"/>
+      <w:r>
+        <w:rPr>
+          <w:rFonts w:cs="Carlito"/>
+          <w:b/>
+          <w:bCs/>
+          <w:sz w:val="32"/>
+          <w:szCs w:val="32"/>
+        </w:rPr>
+        <w:t>(list)</w:t>
       </w:r>
       <w:r>
         <w:rPr>
@@ -2302,41 +2246,104 @@
           <w:szCs w:val="32"/>
         </w:rPr>
       </w:pPr>
-      <w:r>
-        <w:rPr>
-          <w:rFonts w:cs="Carlito"/>
-          <w:b/>
-          <w:bCs/>
-          <w:color w:val="D86DCB" w:themeColor="accent5" w:themeTint="99"/>
-          <w:sz w:val="32"/>
-          <w:szCs w:val="32"/>
-        </w:rPr>
-        <w:t>myList = [1, 2, 3, 4, 5]</w:t>
-      </w:r>
-    </w:p>
-    <w:p>
-      <w:pPr>
-        <w:spacing w:line="240" w:lineRule="auto"/>
-        <w:jc w:val="both"/>
-        <w:rPr>
-          <w:rFonts w:cs="Carlito"/>
-          <w:b/>
-          <w:bCs/>
-          <w:color w:val="D86DCB" w:themeColor="accent5" w:themeTint="99"/>
-          <w:sz w:val="32"/>
-          <w:szCs w:val="32"/>
-        </w:rPr>
-      </w:pPr>
-      <w:r>
-        <w:rPr>
-          <w:rFonts w:cs="Carlito"/>
-          <w:b/>
-          <w:bCs/>
-          <w:color w:val="D86DCB" w:themeColor="accent5" w:themeTint="99"/>
-          <w:sz w:val="32"/>
-          <w:szCs w:val="32"/>
-        </w:rPr>
-        <w:t>x = random.choice(myList)</w:t>
+      <w:proofErr w:type="spellStart"/>
+      <w:r>
+        <w:rPr>
+          <w:rFonts w:cs="Carlito"/>
+          <w:b/>
+          <w:bCs/>
+          <w:color w:val="D86DCB" w:themeColor="accent5" w:themeTint="99"/>
+          <w:sz w:val="32"/>
+          <w:szCs w:val="32"/>
+        </w:rPr>
+        <w:t>myList</w:t>
+      </w:r>
+      <w:proofErr w:type="spellEnd"/>
+      <w:r>
+        <w:rPr>
+          <w:rFonts w:cs="Carlito"/>
+          <w:b/>
+          <w:bCs/>
+          <w:color w:val="D86DCB" w:themeColor="accent5" w:themeTint="99"/>
+          <w:sz w:val="32"/>
+          <w:szCs w:val="32"/>
+        </w:rPr>
+        <w:t xml:space="preserve"> = [1, 2, 3, 4, 5]</w:t>
+      </w:r>
+    </w:p>
+    <w:p>
+      <w:pPr>
+        <w:spacing w:line="240" w:lineRule="auto"/>
+        <w:jc w:val="both"/>
+        <w:rPr>
+          <w:rFonts w:cs="Carlito"/>
+          <w:b/>
+          <w:bCs/>
+          <w:color w:val="D86DCB" w:themeColor="accent5" w:themeTint="99"/>
+          <w:sz w:val="32"/>
+          <w:szCs w:val="32"/>
+        </w:rPr>
+      </w:pPr>
+      <w:r>
+        <w:rPr>
+          <w:rFonts w:cs="Carlito"/>
+          <w:b/>
+          <w:bCs/>
+          <w:color w:val="D86DCB" w:themeColor="accent5" w:themeTint="99"/>
+          <w:sz w:val="32"/>
+          <w:szCs w:val="32"/>
+        </w:rPr>
+        <w:t xml:space="preserve">x = </w:t>
+      </w:r>
+      <w:proofErr w:type="spellStart"/>
+      <w:proofErr w:type="gramStart"/>
+      <w:r>
+        <w:rPr>
+          <w:rFonts w:cs="Carlito"/>
+          <w:b/>
+          <w:bCs/>
+          <w:color w:val="D86DCB" w:themeColor="accent5" w:themeTint="99"/>
+          <w:sz w:val="32"/>
+          <w:szCs w:val="32"/>
+        </w:rPr>
+        <w:t>random.choice</w:t>
+      </w:r>
+      <w:proofErr w:type="spellEnd"/>
+      <w:proofErr w:type="gramEnd"/>
+      <w:r>
+        <w:rPr>
+          <w:rFonts w:cs="Carlito"/>
+          <w:b/>
+          <w:bCs/>
+          <w:color w:val="D86DCB" w:themeColor="accent5" w:themeTint="99"/>
+          <w:sz w:val="32"/>
+          <w:szCs w:val="32"/>
+        </w:rPr>
+        <w:t>(</w:t>
+      </w:r>
+      <w:proofErr w:type="spellStart"/>
+      <w:r>
+        <w:rPr>
+          <w:rFonts w:cs="Carlito"/>
+          <w:b/>
+          <w:bCs/>
+          <w:color w:val="D86DCB" w:themeColor="accent5" w:themeTint="99"/>
+          <w:sz w:val="32"/>
+          <w:szCs w:val="32"/>
+        </w:rPr>
+        <w:t>myList</w:t>
+      </w:r>
+      <w:proofErr w:type="spellEnd"/>
+      <w:r>
+        <w:rPr>
+          <w:rFonts w:cs="Carlito"/>
+          <w:b/>
+          <w:bCs/>
+          <w:color w:val="D86DCB" w:themeColor="accent5" w:themeTint="99"/>
+          <w:sz w:val="32"/>
+          <w:szCs w:val="32"/>
+        </w:rPr>
+        <w:t>)</w:t>
       </w:r>
     </w:p>
     <w:p>
@@ -2382,15 +2389,29 @@
         </w:rPr>
         <w:t xml:space="preserve"># </w:t>
       </w:r>
-      <w:r>
-        <w:rPr>
-          <w:rFonts w:cs="Carlito"/>
-          <w:b/>
-          <w:bCs/>
-          <w:sz w:val="32"/>
-          <w:szCs w:val="32"/>
-        </w:rPr>
-        <w:t>random.choices(list, k = 3)</w:t>
+      <w:proofErr w:type="spellStart"/>
+      <w:proofErr w:type="gramStart"/>
+      <w:r>
+        <w:rPr>
+          <w:rFonts w:cs="Carlito"/>
+          <w:b/>
+          <w:bCs/>
+          <w:sz w:val="32"/>
+          <w:szCs w:val="32"/>
+        </w:rPr>
+        <w:t>random.choices</w:t>
+      </w:r>
+      <w:proofErr w:type="spellEnd"/>
+      <w:proofErr w:type="gramEnd"/>
+      <w:r>
+        <w:rPr>
+          <w:rFonts w:cs="Carlito"/>
+          <w:b/>
+          <w:bCs/>
+          <w:sz w:val="32"/>
+          <w:szCs w:val="32"/>
+        </w:rPr>
+        <w:t>(list, k = 3)</w:t>
       </w:r>
       <w:r>
         <w:rPr>
@@ -2432,41 +2453,104 @@
           <w:szCs w:val="32"/>
         </w:rPr>
       </w:pPr>
-      <w:r>
-        <w:rPr>
-          <w:rFonts w:cs="Carlito"/>
-          <w:b/>
-          <w:bCs/>
-          <w:color w:val="D86DCB" w:themeColor="accent5" w:themeTint="99"/>
-          <w:sz w:val="32"/>
-          <w:szCs w:val="32"/>
-        </w:rPr>
-        <w:t>myList = [1, 2, 3, 4, 5]</w:t>
-      </w:r>
-    </w:p>
-    <w:p>
-      <w:pPr>
-        <w:spacing w:line="240" w:lineRule="auto"/>
-        <w:jc w:val="both"/>
-        <w:rPr>
-          <w:rFonts w:cs="Carlito"/>
-          <w:b/>
-          <w:bCs/>
-          <w:color w:val="D86DCB" w:themeColor="accent5" w:themeTint="99"/>
-          <w:sz w:val="32"/>
-          <w:szCs w:val="32"/>
-        </w:rPr>
-      </w:pPr>
-      <w:r>
-        <w:rPr>
-          <w:rFonts w:cs="Carlito"/>
-          <w:b/>
-          <w:bCs/>
-          <w:color w:val="D86DCB" w:themeColor="accent5" w:themeTint="99"/>
-          <w:sz w:val="32"/>
-          <w:szCs w:val="32"/>
-        </w:rPr>
-        <w:t>x = random.choices(myList, k=3)</w:t>
+      <w:proofErr w:type="spellStart"/>
+      <w:r>
+        <w:rPr>
+          <w:rFonts w:cs="Carlito"/>
+          <w:b/>
+          <w:bCs/>
+          <w:color w:val="D86DCB" w:themeColor="accent5" w:themeTint="99"/>
+          <w:sz w:val="32"/>
+          <w:szCs w:val="32"/>
+        </w:rPr>
+        <w:t>myList</w:t>
+      </w:r>
+      <w:proofErr w:type="spellEnd"/>
+      <w:r>
+        <w:rPr>
+          <w:rFonts w:cs="Carlito"/>
+          <w:b/>
+          <w:bCs/>
+          <w:color w:val="D86DCB" w:themeColor="accent5" w:themeTint="99"/>
+          <w:sz w:val="32"/>
+          <w:szCs w:val="32"/>
+        </w:rPr>
+        <w:t xml:space="preserve"> = [1, 2, 3, 4, 5]</w:t>
+      </w:r>
+    </w:p>
+    <w:p>
+      <w:pPr>
+        <w:spacing w:line="240" w:lineRule="auto"/>
+        <w:jc w:val="both"/>
+        <w:rPr>
+          <w:rFonts w:cs="Carlito"/>
+          <w:b/>
+          <w:bCs/>
+          <w:color w:val="D86DCB" w:themeColor="accent5" w:themeTint="99"/>
+          <w:sz w:val="32"/>
+          <w:szCs w:val="32"/>
+        </w:rPr>
+      </w:pPr>
+      <w:r>
+        <w:rPr>
+          <w:rFonts w:cs="Carlito"/>
+          <w:b/>
+          <w:bCs/>
+          <w:color w:val="D86DCB" w:themeColor="accent5" w:themeTint="99"/>
+          <w:sz w:val="32"/>
+          <w:szCs w:val="32"/>
+        </w:rPr>
+        <w:t xml:space="preserve">x = </w:t>
+      </w:r>
+      <w:proofErr w:type="spellStart"/>
+      <w:proofErr w:type="gramStart"/>
+      <w:r>
+        <w:rPr>
+          <w:rFonts w:cs="Carlito"/>
+          <w:b/>
+          <w:bCs/>
+          <w:color w:val="D86DCB" w:themeColor="accent5" w:themeTint="99"/>
+          <w:sz w:val="32"/>
+          <w:szCs w:val="32"/>
+        </w:rPr>
+        <w:t>random.choices</w:t>
+      </w:r>
+      <w:proofErr w:type="spellEnd"/>
+      <w:proofErr w:type="gramEnd"/>
+      <w:r>
+        <w:rPr>
+          <w:rFonts w:cs="Carlito"/>
+          <w:b/>
+          <w:bCs/>
+          <w:color w:val="D86DCB" w:themeColor="accent5" w:themeTint="99"/>
+          <w:sz w:val="32"/>
+          <w:szCs w:val="32"/>
+        </w:rPr>
+        <w:t>(</w:t>
+      </w:r>
+      <w:proofErr w:type="spellStart"/>
+      <w:r>
+        <w:rPr>
+          <w:rFonts w:cs="Carlito"/>
+          <w:b/>
+          <w:bCs/>
+          <w:color w:val="D86DCB" w:themeColor="accent5" w:themeTint="99"/>
+          <w:sz w:val="32"/>
+          <w:szCs w:val="32"/>
+        </w:rPr>
+        <w:t>myList</w:t>
+      </w:r>
+      <w:proofErr w:type="spellEnd"/>
+      <w:r>
+        <w:rPr>
+          <w:rFonts w:cs="Carlito"/>
+          <w:b/>
+          <w:bCs/>
+          <w:color w:val="D86DCB" w:themeColor="accent5" w:themeTint="99"/>
+          <w:sz w:val="32"/>
+          <w:szCs w:val="32"/>
+        </w:rPr>
+        <w:t>, k=3)</w:t>
       </w:r>
     </w:p>
     <w:p>
@@ -2639,15 +2723,29 @@
         <w:lastRenderedPageBreak/>
         <w:t xml:space="preserve"># </w:t>
       </w:r>
-      <w:r>
-        <w:rPr>
-          <w:rFonts w:cs="Carlito"/>
-          <w:b/>
-          <w:bCs/>
-          <w:sz w:val="32"/>
-          <w:szCs w:val="32"/>
-        </w:rPr>
-        <w:t>math.sqrt(x)</w:t>
+      <w:proofErr w:type="spellStart"/>
+      <w:proofErr w:type="gramStart"/>
+      <w:r>
+        <w:rPr>
+          <w:rFonts w:cs="Carlito"/>
+          <w:b/>
+          <w:bCs/>
+          <w:sz w:val="32"/>
+          <w:szCs w:val="32"/>
+        </w:rPr>
+        <w:t>math.sqrt</w:t>
+      </w:r>
+      <w:proofErr w:type="spellEnd"/>
+      <w:proofErr w:type="gramEnd"/>
+      <w:r>
+        <w:rPr>
+          <w:rFonts w:cs="Carlito"/>
+          <w:b/>
+          <w:bCs/>
+          <w:sz w:val="32"/>
+          <w:szCs w:val="32"/>
+        </w:rPr>
+        <w:t>(x)</w:t>
       </w:r>
       <w:r>
         <w:rPr>
@@ -2715,7 +2813,33 @@
           <w:sz w:val="32"/>
           <w:szCs w:val="32"/>
         </w:rPr>
-        <w:t>x = math.sqrt(x)</w:t>
+        <w:t xml:space="preserve">x = </w:t>
+      </w:r>
+      <w:proofErr w:type="spellStart"/>
+      <w:proofErr w:type="gramStart"/>
+      <w:r>
+        <w:rPr>
+          <w:rFonts w:cs="Carlito"/>
+          <w:b/>
+          <w:bCs/>
+          <w:color w:val="D86DCB" w:themeColor="accent5" w:themeTint="99"/>
+          <w:sz w:val="32"/>
+          <w:szCs w:val="32"/>
+        </w:rPr>
+        <w:t>math.sqrt</w:t>
+      </w:r>
+      <w:proofErr w:type="spellEnd"/>
+      <w:proofErr w:type="gramEnd"/>
+      <w:r>
+        <w:rPr>
+          <w:rFonts w:cs="Carlito"/>
+          <w:b/>
+          <w:bCs/>
+          <w:color w:val="D86DCB" w:themeColor="accent5" w:themeTint="99"/>
+          <w:sz w:val="32"/>
+          <w:szCs w:val="32"/>
+        </w:rPr>
+        <w:t>(x)</w:t>
       </w:r>
     </w:p>
     <w:p>
@@ -2763,15 +2887,29 @@
         </w:rPr>
         <w:t xml:space="preserve"># </w:t>
       </w:r>
-      <w:r>
-        <w:rPr>
-          <w:rFonts w:cs="Carlito"/>
-          <w:b/>
-          <w:bCs/>
-          <w:sz w:val="32"/>
-          <w:szCs w:val="32"/>
-        </w:rPr>
-        <w:t>math.ceil(x)</w:t>
+      <w:proofErr w:type="spellStart"/>
+      <w:proofErr w:type="gramStart"/>
+      <w:r>
+        <w:rPr>
+          <w:rFonts w:cs="Carlito"/>
+          <w:b/>
+          <w:bCs/>
+          <w:sz w:val="32"/>
+          <w:szCs w:val="32"/>
+        </w:rPr>
+        <w:t>math.ceil</w:t>
+      </w:r>
+      <w:proofErr w:type="spellEnd"/>
+      <w:proofErr w:type="gramEnd"/>
+      <w:r>
+        <w:rPr>
+          <w:rFonts w:cs="Carlito"/>
+          <w:b/>
+          <w:bCs/>
+          <w:sz w:val="32"/>
+          <w:szCs w:val="32"/>
+        </w:rPr>
+        <w:t>(x)</w:t>
       </w:r>
       <w:r>
         <w:rPr>
@@ -2857,7 +2995,33 @@
           <w:sz w:val="32"/>
           <w:szCs w:val="32"/>
         </w:rPr>
-        <w:t>x = math.ceil(x)</w:t>
+        <w:t xml:space="preserve">x = </w:t>
+      </w:r>
+      <w:proofErr w:type="spellStart"/>
+      <w:proofErr w:type="gramStart"/>
+      <w:r>
+        <w:rPr>
+          <w:rFonts w:cs="Carlito"/>
+          <w:b/>
+          <w:bCs/>
+          <w:color w:val="D86DCB" w:themeColor="accent5" w:themeTint="99"/>
+          <w:sz w:val="32"/>
+          <w:szCs w:val="32"/>
+        </w:rPr>
+        <w:t>math.ceil</w:t>
+      </w:r>
+      <w:proofErr w:type="spellEnd"/>
+      <w:proofErr w:type="gramEnd"/>
+      <w:r>
+        <w:rPr>
+          <w:rFonts w:cs="Carlito"/>
+          <w:b/>
+          <w:bCs/>
+          <w:color w:val="D86DCB" w:themeColor="accent5" w:themeTint="99"/>
+          <w:sz w:val="32"/>
+          <w:szCs w:val="32"/>
+        </w:rPr>
+        <w:t>(x)</w:t>
       </w:r>
     </w:p>
     <w:p>
@@ -2903,15 +3067,29 @@
         </w:rPr>
         <w:t xml:space="preserve"># </w:t>
       </w:r>
-      <w:r>
-        <w:rPr>
-          <w:rFonts w:cs="Carlito"/>
-          <w:b/>
-          <w:bCs/>
-          <w:sz w:val="32"/>
-          <w:szCs w:val="32"/>
-        </w:rPr>
-        <w:t>math.floor(x)</w:t>
+      <w:proofErr w:type="spellStart"/>
+      <w:proofErr w:type="gramStart"/>
+      <w:r>
+        <w:rPr>
+          <w:rFonts w:cs="Carlito"/>
+          <w:b/>
+          <w:bCs/>
+          <w:sz w:val="32"/>
+          <w:szCs w:val="32"/>
+        </w:rPr>
+        <w:t>math.floor</w:t>
+      </w:r>
+      <w:proofErr w:type="spellEnd"/>
+      <w:proofErr w:type="gramEnd"/>
+      <w:r>
+        <w:rPr>
+          <w:rFonts w:cs="Carlito"/>
+          <w:b/>
+          <w:bCs/>
+          <w:sz w:val="32"/>
+          <w:szCs w:val="32"/>
+        </w:rPr>
+        <w:t>(x)</w:t>
       </w:r>
       <w:r>
         <w:rPr>
@@ -2997,7 +3175,33 @@
           <w:sz w:val="32"/>
           <w:szCs w:val="32"/>
         </w:rPr>
-        <w:t>x = math.floor(x)</w:t>
+        <w:t xml:space="preserve">x = </w:t>
+      </w:r>
+      <w:proofErr w:type="spellStart"/>
+      <w:proofErr w:type="gramStart"/>
+      <w:r>
+        <w:rPr>
+          <w:rFonts w:cs="Carlito"/>
+          <w:b/>
+          <w:bCs/>
+          <w:color w:val="D86DCB" w:themeColor="accent5" w:themeTint="99"/>
+          <w:sz w:val="32"/>
+          <w:szCs w:val="32"/>
+        </w:rPr>
+        <w:t>math.floor</w:t>
+      </w:r>
+      <w:proofErr w:type="spellEnd"/>
+      <w:proofErr w:type="gramEnd"/>
+      <w:r>
+        <w:rPr>
+          <w:rFonts w:cs="Carlito"/>
+          <w:b/>
+          <w:bCs/>
+          <w:color w:val="D86DCB" w:themeColor="accent5" w:themeTint="99"/>
+          <w:sz w:val="32"/>
+          <w:szCs w:val="32"/>
+        </w:rPr>
+        <w:t>(x)</w:t>
       </w:r>
     </w:p>
     <w:p>
@@ -3043,15 +3247,39 @@
         </w:rPr>
         <w:t xml:space="preserve"># </w:t>
       </w:r>
-      <w:r>
-        <w:rPr>
-          <w:rFonts w:cs="Carlito"/>
-          <w:b/>
-          <w:bCs/>
-          <w:sz w:val="32"/>
-          <w:szCs w:val="32"/>
-        </w:rPr>
-        <w:t>math.pow(x, y)</w:t>
+      <w:proofErr w:type="spellStart"/>
+      <w:proofErr w:type="gramStart"/>
+      <w:r>
+        <w:rPr>
+          <w:rFonts w:cs="Carlito"/>
+          <w:b/>
+          <w:bCs/>
+          <w:sz w:val="32"/>
+          <w:szCs w:val="32"/>
+        </w:rPr>
+        <w:t>math.pow</w:t>
+      </w:r>
+      <w:proofErr w:type="spellEnd"/>
+      <w:r>
+        <w:rPr>
+          <w:rFonts w:cs="Carlito"/>
+          <w:b/>
+          <w:bCs/>
+          <w:sz w:val="32"/>
+          <w:szCs w:val="32"/>
+        </w:rPr>
+        <w:t>(</w:t>
+      </w:r>
+      <w:proofErr w:type="gramEnd"/>
+      <w:r>
+        <w:rPr>
+          <w:rFonts w:cs="Carlito"/>
+          <w:b/>
+          <w:bCs/>
+          <w:sz w:val="32"/>
+          <w:szCs w:val="32"/>
+        </w:rPr>
+        <w:t>x, y)</w:t>
       </w:r>
       <w:r>
         <w:rPr>
@@ -3270,7 +3498,44 @@
           <w:sz w:val="32"/>
           <w:szCs w:val="32"/>
         </w:rPr>
-        <w:t>x = math.pow(x, y)</w:t>
+        <w:t xml:space="preserve">x = </w:t>
+      </w:r>
+      <w:proofErr w:type="spellStart"/>
+      <w:proofErr w:type="gramStart"/>
+      <w:r>
+        <w:rPr>
+          <w:rFonts w:cs="Carlito"/>
+          <w:b/>
+          <w:bCs/>
+          <w:color w:val="D86DCB" w:themeColor="accent5" w:themeTint="99"/>
+          <w:sz w:val="32"/>
+          <w:szCs w:val="32"/>
+        </w:rPr>
+        <w:t>math.pow</w:t>
+      </w:r>
+      <w:proofErr w:type="spellEnd"/>
+      <w:r>
+        <w:rPr>
+          <w:rFonts w:cs="Carlito"/>
+          <w:b/>
+          <w:bCs/>
+          <w:color w:val="D86DCB" w:themeColor="accent5" w:themeTint="99"/>
+          <w:sz w:val="32"/>
+          <w:szCs w:val="32"/>
+        </w:rPr>
+        <w:t>(</w:t>
+      </w:r>
+      <w:proofErr w:type="gramEnd"/>
+      <w:r>
+        <w:rPr>
+          <w:rFonts w:cs="Carlito"/>
+          <w:b/>
+          <w:bCs/>
+          <w:color w:val="D86DCB" w:themeColor="accent5" w:themeTint="99"/>
+          <w:sz w:val="32"/>
+          <w:szCs w:val="32"/>
+        </w:rPr>
+        <w:t>x, y)</w:t>
       </w:r>
     </w:p>
     <w:p>
@@ -3324,8 +3589,20 @@
           <w:sz w:val="32"/>
           <w:szCs w:val="32"/>
         </w:rPr>
-        <w:t xml:space="preserve"> math.pi</w:t>
-      </w:r>
+        <w:t xml:space="preserve"> </w:t>
+      </w:r>
+      <w:proofErr w:type="spellStart"/>
+      <w:r>
+        <w:rPr>
+          <w:rFonts w:cs="Carlito"/>
+          <w:b/>
+          <w:bCs/>
+          <w:sz w:val="32"/>
+          <w:szCs w:val="32"/>
+        </w:rPr>
+        <w:t>math.pi</w:t>
+      </w:r>
+      <w:proofErr w:type="spellEnd"/>
       <w:r>
         <w:rPr>
           <w:rFonts w:cs="Carlito"/>
@@ -3375,8 +3652,21 @@
           <w:sz w:val="32"/>
           <w:szCs w:val="32"/>
         </w:rPr>
-        <w:t>x = math.pi</w:t>
-      </w:r>
+        <w:t xml:space="preserve">x = </w:t>
+      </w:r>
+      <w:proofErr w:type="spellStart"/>
+      <w:r>
+        <w:rPr>
+          <w:rFonts w:cs="Carlito"/>
+          <w:b/>
+          <w:bCs/>
+          <w:color w:val="D86DCB" w:themeColor="accent5" w:themeTint="99"/>
+          <w:sz w:val="32"/>
+          <w:szCs w:val="32"/>
+        </w:rPr>
+        <w:t>math.pi</w:t>
+      </w:r>
+      <w:proofErr w:type="spellEnd"/>
     </w:p>
     <w:p>
       <w:pPr>
@@ -3530,15 +3820,39 @@
         </w:rPr>
         <w:t xml:space="preserve"># </w:t>
       </w:r>
-      <w:r>
-        <w:rPr>
-          <w:rFonts w:cs="Carlito"/>
-          <w:b/>
-          <w:bCs/>
-          <w:sz w:val="32"/>
-          <w:szCs w:val="32"/>
-        </w:rPr>
-        <w:t>datetime.now()</w:t>
+      <w:proofErr w:type="spellStart"/>
+      <w:proofErr w:type="gramStart"/>
+      <w:r>
+        <w:rPr>
+          <w:rFonts w:cs="Carlito"/>
+          <w:b/>
+          <w:bCs/>
+          <w:sz w:val="32"/>
+          <w:szCs w:val="32"/>
+        </w:rPr>
+        <w:t>datetime.now</w:t>
+      </w:r>
+      <w:proofErr w:type="spellEnd"/>
+      <w:r>
+        <w:rPr>
+          <w:rFonts w:cs="Carlito"/>
+          <w:b/>
+          <w:bCs/>
+          <w:sz w:val="32"/>
+          <w:szCs w:val="32"/>
+        </w:rPr>
+        <w:t>(</w:t>
+      </w:r>
+      <w:proofErr w:type="gramEnd"/>
+      <w:r>
+        <w:rPr>
+          <w:rFonts w:cs="Carlito"/>
+          <w:b/>
+          <w:bCs/>
+          <w:sz w:val="32"/>
+          <w:szCs w:val="32"/>
+        </w:rPr>
+        <w:t>)</w:t>
       </w:r>
       <w:r>
         <w:rPr>
@@ -3571,7 +3885,44 @@
           <w:sz w:val="32"/>
           <w:szCs w:val="32"/>
         </w:rPr>
-        <w:t>n = datetime.now()</w:t>
+        <w:t xml:space="preserve">n = </w:t>
+      </w:r>
+      <w:proofErr w:type="spellStart"/>
+      <w:proofErr w:type="gramStart"/>
+      <w:r>
+        <w:rPr>
+          <w:rFonts w:cs="Carlito"/>
+          <w:b/>
+          <w:bCs/>
+          <w:color w:val="D86DCB" w:themeColor="accent5" w:themeTint="99"/>
+          <w:sz w:val="32"/>
+          <w:szCs w:val="32"/>
+        </w:rPr>
+        <w:t>datetime.now</w:t>
+      </w:r>
+      <w:proofErr w:type="spellEnd"/>
+      <w:r>
+        <w:rPr>
+          <w:rFonts w:cs="Carlito"/>
+          <w:b/>
+          <w:bCs/>
+          <w:color w:val="D86DCB" w:themeColor="accent5" w:themeTint="99"/>
+          <w:sz w:val="32"/>
+          <w:szCs w:val="32"/>
+        </w:rPr>
+        <w:t>(</w:t>
+      </w:r>
+      <w:proofErr w:type="gramEnd"/>
+      <w:r>
+        <w:rPr>
+          <w:rFonts w:cs="Carlito"/>
+          <w:b/>
+          <w:bCs/>
+          <w:color w:val="D86DCB" w:themeColor="accent5" w:themeTint="99"/>
+          <w:sz w:val="32"/>
+          <w:szCs w:val="32"/>
+        </w:rPr>
+        <w:t>)</w:t>
       </w:r>
     </w:p>
     <w:p>
@@ -3617,15 +3968,29 @@
         </w:rPr>
         <w:t xml:space="preserve"># </w:t>
       </w:r>
-      <w:r>
-        <w:rPr>
-          <w:rFonts w:cs="Carlito"/>
-          <w:b/>
-          <w:bCs/>
-          <w:sz w:val="32"/>
-          <w:szCs w:val="32"/>
-        </w:rPr>
-        <w:t>datetime.today()</w:t>
+      <w:proofErr w:type="spellStart"/>
+      <w:proofErr w:type="gramStart"/>
+      <w:r>
+        <w:rPr>
+          <w:rFonts w:cs="Carlito"/>
+          <w:b/>
+          <w:bCs/>
+          <w:sz w:val="32"/>
+          <w:szCs w:val="32"/>
+        </w:rPr>
+        <w:t>datetime.today</w:t>
+      </w:r>
+      <w:proofErr w:type="spellEnd"/>
+      <w:proofErr w:type="gramEnd"/>
+      <w:r>
+        <w:rPr>
+          <w:rFonts w:cs="Carlito"/>
+          <w:b/>
+          <w:bCs/>
+          <w:sz w:val="32"/>
+          <w:szCs w:val="32"/>
+        </w:rPr>
+        <w:t>()</w:t>
       </w:r>
       <w:r>
         <w:rPr>
@@ -3658,7 +4023,33 @@
           <w:sz w:val="32"/>
           <w:szCs w:val="32"/>
         </w:rPr>
-        <w:t>n = datetime.today()</w:t>
+        <w:t xml:space="preserve">n = </w:t>
+      </w:r>
+      <w:proofErr w:type="spellStart"/>
+      <w:proofErr w:type="gramStart"/>
+      <w:r>
+        <w:rPr>
+          <w:rFonts w:cs="Carlito"/>
+          <w:b/>
+          <w:bCs/>
+          <w:color w:val="D86DCB" w:themeColor="accent5" w:themeTint="99"/>
+          <w:sz w:val="32"/>
+          <w:szCs w:val="32"/>
+        </w:rPr>
+        <w:t>datetime.today</w:t>
+      </w:r>
+      <w:proofErr w:type="spellEnd"/>
+      <w:proofErr w:type="gramEnd"/>
+      <w:r>
+        <w:rPr>
+          <w:rFonts w:cs="Carlito"/>
+          <w:b/>
+          <w:bCs/>
+          <w:color w:val="D86DCB" w:themeColor="accent5" w:themeTint="99"/>
+          <w:sz w:val="32"/>
+          <w:szCs w:val="32"/>
+        </w:rPr>
+        <w:t>()</w:t>
       </w:r>
     </w:p>
     <w:p>
@@ -3702,17 +4093,37 @@
           <w:sz w:val="32"/>
           <w:szCs w:val="32"/>
         </w:rPr>
-        <w:t xml:space="preserve"># Using </w:t>
-      </w:r>
-      <w:r>
-        <w:rPr>
-          <w:rFonts w:cs="Carlito"/>
-          <w:b/>
-          <w:bCs/>
-          <w:sz w:val="32"/>
-          <w:szCs w:val="32"/>
-        </w:rPr>
-        <w:t>.date()</w:t>
+        <w:t xml:space="preserve"># </w:t>
+      </w:r>
+      <w:proofErr w:type="gramStart"/>
+      <w:r>
+        <w:rPr>
+          <w:rFonts w:cs="Carlito"/>
+          <w:sz w:val="32"/>
+          <w:szCs w:val="32"/>
+        </w:rPr>
+        <w:t xml:space="preserve">Using </w:t>
+      </w:r>
+      <w:r>
+        <w:rPr>
+          <w:rFonts w:cs="Carlito"/>
+          <w:b/>
+          <w:bCs/>
+          <w:sz w:val="32"/>
+          <w:szCs w:val="32"/>
+        </w:rPr>
+        <w:t>.date</w:t>
+      </w:r>
+      <w:proofErr w:type="gramEnd"/>
+      <w:r>
+        <w:rPr>
+          <w:rFonts w:cs="Carlito"/>
+          <w:b/>
+          <w:bCs/>
+          <w:sz w:val="32"/>
+          <w:szCs w:val="32"/>
+        </w:rPr>
+        <w:t>()</w:t>
       </w:r>
       <w:r>
         <w:rPr>
@@ -3745,7 +4156,33 @@
           <w:sz w:val="32"/>
           <w:szCs w:val="32"/>
         </w:rPr>
-        <w:t>n = datetime.today().date()</w:t>
+        <w:t xml:space="preserve">n = </w:t>
+      </w:r>
+      <w:proofErr w:type="spellStart"/>
+      <w:proofErr w:type="gramStart"/>
+      <w:r>
+        <w:rPr>
+          <w:rFonts w:cs="Carlito"/>
+          <w:b/>
+          <w:bCs/>
+          <w:color w:val="D86DCB" w:themeColor="accent5" w:themeTint="99"/>
+          <w:sz w:val="32"/>
+          <w:szCs w:val="32"/>
+        </w:rPr>
+        <w:t>datetime.today</w:t>
+      </w:r>
+      <w:proofErr w:type="spellEnd"/>
+      <w:proofErr w:type="gramEnd"/>
+      <w:r>
+        <w:rPr>
+          <w:rFonts w:cs="Carlito"/>
+          <w:b/>
+          <w:bCs/>
+          <w:color w:val="D86DCB" w:themeColor="accent5" w:themeTint="99"/>
+          <w:sz w:val="32"/>
+          <w:szCs w:val="32"/>
+        </w:rPr>
+        <w:t>().date()</w:t>
       </w:r>
     </w:p>
     <w:p>
@@ -3791,15 +4228,29 @@
         </w:rPr>
         <w:t xml:space="preserve"># </w:t>
       </w:r>
-      <w:r>
-        <w:rPr>
-          <w:rFonts w:cs="Carlito"/>
-          <w:b/>
-          <w:bCs/>
-          <w:sz w:val="32"/>
-          <w:szCs w:val="32"/>
-        </w:rPr>
-        <w:t xml:space="preserve">datetime.strptime( …, …) </w:t>
+      <w:proofErr w:type="spellStart"/>
+      <w:proofErr w:type="gramStart"/>
+      <w:r>
+        <w:rPr>
+          <w:rFonts w:cs="Carlito"/>
+          <w:b/>
+          <w:bCs/>
+          <w:sz w:val="32"/>
+          <w:szCs w:val="32"/>
+        </w:rPr>
+        <w:t>datetime.strptime</w:t>
+      </w:r>
+      <w:proofErr w:type="spellEnd"/>
+      <w:proofErr w:type="gramEnd"/>
+      <w:r>
+        <w:rPr>
+          <w:rFonts w:cs="Carlito"/>
+          <w:b/>
+          <w:bCs/>
+          <w:sz w:val="32"/>
+          <w:szCs w:val="32"/>
+        </w:rPr>
+        <w:t xml:space="preserve">( …, …) </w:t>
       </w:r>
       <w:r>
         <w:rPr>
@@ -3857,7 +4308,33 @@
           <w:sz w:val="32"/>
           <w:szCs w:val="32"/>
         </w:rPr>
-        <w:t>n = datetime.strptime(m, '%Y-%m-%d %H:%M:%S')</w:t>
+        <w:t xml:space="preserve">n = </w:t>
+      </w:r>
+      <w:proofErr w:type="spellStart"/>
+      <w:proofErr w:type="gramStart"/>
+      <w:r>
+        <w:rPr>
+          <w:rFonts w:cs="Carlito"/>
+          <w:b/>
+          <w:bCs/>
+          <w:color w:val="D86DCB" w:themeColor="accent5" w:themeTint="99"/>
+          <w:sz w:val="32"/>
+          <w:szCs w:val="32"/>
+        </w:rPr>
+        <w:t>datetime.strptime</w:t>
+      </w:r>
+      <w:proofErr w:type="spellEnd"/>
+      <w:proofErr w:type="gramEnd"/>
+      <w:r>
+        <w:rPr>
+          <w:rFonts w:cs="Carlito"/>
+          <w:b/>
+          <w:bCs/>
+          <w:color w:val="D86DCB" w:themeColor="accent5" w:themeTint="99"/>
+          <w:sz w:val="32"/>
+          <w:szCs w:val="32"/>
+        </w:rPr>
+        <w:t>(m, '%Y-%m-%d %H:%M:%S')</w:t>
       </w:r>
     </w:p>
     <w:p>
@@ -3895,6 +4372,7 @@
           <w:szCs w:val="32"/>
         </w:rPr>
       </w:pPr>
+      <w:proofErr w:type="gramStart"/>
       <w:r>
         <w:rPr>
           <w:rFonts w:cs="Carlito"/>
@@ -3911,7 +4389,30 @@
           <w:sz w:val="32"/>
           <w:szCs w:val="32"/>
         </w:rPr>
-        <w:t>.strftime(…)</w:t>
+        <w:t>.</w:t>
+      </w:r>
+      <w:proofErr w:type="spellStart"/>
+      <w:r>
+        <w:rPr>
+          <w:rFonts w:cs="Carlito"/>
+          <w:b/>
+          <w:bCs/>
+          <w:sz w:val="32"/>
+          <w:szCs w:val="32"/>
+        </w:rPr>
+        <w:t>strftime</w:t>
+      </w:r>
+      <w:proofErr w:type="spellEnd"/>
+      <w:proofErr w:type="gramEnd"/>
+      <w:r>
+        <w:rPr>
+          <w:rFonts w:cs="Carlito"/>
+          <w:b/>
+          <w:bCs/>
+          <w:sz w:val="32"/>
+          <w:szCs w:val="32"/>
+        </w:rPr>
+        <w:t>(…)</w:t>
       </w:r>
       <w:r>
         <w:rPr>
@@ -4052,32 +4553,82 @@
           <w:sz w:val="32"/>
           <w:szCs w:val="32"/>
         </w:rPr>
-        <w:t>n = m.strftime(" Date:- %y/%m/%d Time:- %H:%M:%S")</w:t>
-      </w:r>
-    </w:p>
-    <w:p>
-      <w:pPr>
-        <w:spacing w:line="240" w:lineRule="auto"/>
-        <w:jc w:val="both"/>
-        <w:rPr>
-          <w:rFonts w:cs="Carlito"/>
-          <w:b/>
-          <w:bCs/>
-          <w:color w:val="D86DCB" w:themeColor="accent5" w:themeTint="99"/>
-          <w:sz w:val="32"/>
-          <w:szCs w:val="32"/>
-        </w:rPr>
-      </w:pPr>
-      <w:r>
-        <w:rPr>
-          <w:rFonts w:cs="Carlito"/>
-          <w:b/>
-          <w:bCs/>
-          <w:color w:val="D86DCB" w:themeColor="accent5" w:themeTint="99"/>
-          <w:sz w:val="32"/>
-          <w:szCs w:val="32"/>
-        </w:rPr>
-        <w:t>print(n) # Date:- 26/03/30 Time:- 14:27:58</w:t>
+        <w:t xml:space="preserve">n = </w:t>
+      </w:r>
+      <w:proofErr w:type="spellStart"/>
+      <w:proofErr w:type="gramStart"/>
+      <w:r>
+        <w:rPr>
+          <w:rFonts w:cs="Carlito"/>
+          <w:b/>
+          <w:bCs/>
+          <w:color w:val="D86DCB" w:themeColor="accent5" w:themeTint="99"/>
+          <w:sz w:val="32"/>
+          <w:szCs w:val="32"/>
+        </w:rPr>
+        <w:t>m.strftime</w:t>
+      </w:r>
+      <w:proofErr w:type="spellEnd"/>
+      <w:proofErr w:type="gramEnd"/>
+      <w:r>
+        <w:rPr>
+          <w:rFonts w:cs="Carlito"/>
+          <w:b/>
+          <w:bCs/>
+          <w:color w:val="D86DCB" w:themeColor="accent5" w:themeTint="99"/>
+          <w:sz w:val="32"/>
+          <w:szCs w:val="32"/>
+        </w:rPr>
+        <w:t>(" Date:- %y/%m/%d Time:- %H:%M:%S")</w:t>
+      </w:r>
+    </w:p>
+    <w:p>
+      <w:pPr>
+        <w:spacing w:line="240" w:lineRule="auto"/>
+        <w:jc w:val="both"/>
+        <w:rPr>
+          <w:rFonts w:cs="Carlito"/>
+          <w:b/>
+          <w:bCs/>
+          <w:color w:val="D86DCB" w:themeColor="accent5" w:themeTint="99"/>
+          <w:sz w:val="32"/>
+          <w:szCs w:val="32"/>
+        </w:rPr>
+      </w:pPr>
+      <w:r>
+        <w:rPr>
+          <w:rFonts w:cs="Carlito"/>
+          <w:b/>
+          <w:bCs/>
+          <w:color w:val="D86DCB" w:themeColor="accent5" w:themeTint="99"/>
+          <w:sz w:val="32"/>
+          <w:szCs w:val="32"/>
+        </w:rPr>
+        <w:t xml:space="preserve">print(n) # </w:t>
+      </w:r>
+      <w:proofErr w:type="gramStart"/>
+      <w:r>
+        <w:rPr>
+          <w:rFonts w:cs="Carlito"/>
+          <w:b/>
+          <w:bCs/>
+          <w:color w:val="D86DCB" w:themeColor="accent5" w:themeTint="99"/>
+          <w:sz w:val="32"/>
+          <w:szCs w:val="32"/>
+        </w:rPr>
+        <w:t>Date:-</w:t>
+      </w:r>
+      <w:proofErr w:type="gramEnd"/>
+      <w:r>
+        <w:rPr>
+          <w:rFonts w:cs="Carlito"/>
+          <w:b/>
+          <w:bCs/>
+          <w:color w:val="D86DCB" w:themeColor="accent5" w:themeTint="99"/>
+          <w:sz w:val="32"/>
+          <w:szCs w:val="32"/>
+        </w:rPr>
+        <w:t xml:space="preserve"> 26/03/30 Time:- 14:27:58</w:t>
       </w:r>
     </w:p>
     <w:p>
@@ -4114,15 +4665,39 @@
           <w:szCs w:val="32"/>
         </w:rPr>
       </w:pPr>
-      <w:r>
-        <w:rPr>
-          <w:rFonts w:cs="Carlito"/>
-          <w:b/>
-          <w:bCs/>
-          <w:sz w:val="32"/>
-          <w:szCs w:val="32"/>
-        </w:rPr>
-        <w:t>datetime.now().day</w:t>
+      <w:proofErr w:type="spellStart"/>
+      <w:proofErr w:type="gramStart"/>
+      <w:r>
+        <w:rPr>
+          <w:rFonts w:cs="Carlito"/>
+          <w:b/>
+          <w:bCs/>
+          <w:sz w:val="32"/>
+          <w:szCs w:val="32"/>
+        </w:rPr>
+        <w:t>datetime.now</w:t>
+      </w:r>
+      <w:proofErr w:type="spellEnd"/>
+      <w:r>
+        <w:rPr>
+          <w:rFonts w:cs="Carlito"/>
+          <w:b/>
+          <w:bCs/>
+          <w:sz w:val="32"/>
+          <w:szCs w:val="32"/>
+        </w:rPr>
+        <w:t>(</w:t>
+      </w:r>
+      <w:proofErr w:type="gramEnd"/>
+      <w:r>
+        <w:rPr>
+          <w:rFonts w:cs="Carlito"/>
+          <w:b/>
+          <w:bCs/>
+          <w:sz w:val="32"/>
+          <w:szCs w:val="32"/>
+        </w:rPr>
+        <w:t>).day</w:t>
       </w:r>
       <w:r>
         <w:rPr>
@@ -4164,15 +4739,39 @@
           <w:szCs w:val="32"/>
         </w:rPr>
       </w:pPr>
-      <w:r>
-        <w:rPr>
-          <w:rFonts w:cs="Carlito"/>
-          <w:b/>
-          <w:bCs/>
-          <w:sz w:val="32"/>
-          <w:szCs w:val="32"/>
-        </w:rPr>
-        <w:t>dateime.now().month</w:t>
+      <w:proofErr w:type="spellStart"/>
+      <w:proofErr w:type="gramStart"/>
+      <w:r>
+        <w:rPr>
+          <w:rFonts w:cs="Carlito"/>
+          <w:b/>
+          <w:bCs/>
+          <w:sz w:val="32"/>
+          <w:szCs w:val="32"/>
+        </w:rPr>
+        <w:t>dateime.now</w:t>
+      </w:r>
+      <w:proofErr w:type="spellEnd"/>
+      <w:r>
+        <w:rPr>
+          <w:rFonts w:cs="Carlito"/>
+          <w:b/>
+          <w:bCs/>
+          <w:sz w:val="32"/>
+          <w:szCs w:val="32"/>
+        </w:rPr>
+        <w:t>(</w:t>
+      </w:r>
+      <w:proofErr w:type="gramEnd"/>
+      <w:r>
+        <w:rPr>
+          <w:rFonts w:cs="Carlito"/>
+          <w:b/>
+          <w:bCs/>
+          <w:sz w:val="32"/>
+          <w:szCs w:val="32"/>
+        </w:rPr>
+        <w:t>).month</w:t>
       </w:r>
       <w:r>
         <w:rPr>
@@ -4214,15 +4813,39 @@
           <w:szCs w:val="32"/>
         </w:rPr>
       </w:pPr>
-      <w:r>
-        <w:rPr>
-          <w:rFonts w:cs="Carlito"/>
-          <w:b/>
-          <w:bCs/>
-          <w:sz w:val="32"/>
-          <w:szCs w:val="32"/>
-        </w:rPr>
-        <w:t>datetime.now().year</w:t>
+      <w:proofErr w:type="spellStart"/>
+      <w:proofErr w:type="gramStart"/>
+      <w:r>
+        <w:rPr>
+          <w:rFonts w:cs="Carlito"/>
+          <w:b/>
+          <w:bCs/>
+          <w:sz w:val="32"/>
+          <w:szCs w:val="32"/>
+        </w:rPr>
+        <w:t>datetime.now</w:t>
+      </w:r>
+      <w:proofErr w:type="spellEnd"/>
+      <w:r>
+        <w:rPr>
+          <w:rFonts w:cs="Carlito"/>
+          <w:b/>
+          <w:bCs/>
+          <w:sz w:val="32"/>
+          <w:szCs w:val="32"/>
+        </w:rPr>
+        <w:t>(</w:t>
+      </w:r>
+      <w:proofErr w:type="gramEnd"/>
+      <w:r>
+        <w:rPr>
+          <w:rFonts w:cs="Carlito"/>
+          <w:b/>
+          <w:bCs/>
+          <w:sz w:val="32"/>
+          <w:szCs w:val="32"/>
+        </w:rPr>
+        <w:t>).year</w:t>
       </w:r>
       <w:r>
         <w:rPr>
@@ -4272,57 +4895,168 @@
           <w:szCs w:val="32"/>
         </w:rPr>
         <w:lastRenderedPageBreak/>
-        <w:t>day = datetime.now().day</w:t>
-      </w:r>
-    </w:p>
-    <w:p>
-      <w:pPr>
-        <w:spacing w:line="240" w:lineRule="auto"/>
-        <w:jc w:val="both"/>
-        <w:rPr>
-          <w:rFonts w:cs="Carlito"/>
-          <w:b/>
-          <w:bCs/>
-          <w:color w:val="D86DCB" w:themeColor="accent5" w:themeTint="99"/>
-          <w:sz w:val="32"/>
-          <w:szCs w:val="32"/>
-        </w:rPr>
-      </w:pPr>
-      <w:r>
-        <w:rPr>
-          <w:rFonts w:cs="Carlito"/>
-          <w:b/>
-          <w:bCs/>
-          <w:color w:val="D86DCB" w:themeColor="accent5" w:themeTint="99"/>
-          <w:sz w:val="32"/>
-          <w:szCs w:val="32"/>
-        </w:rPr>
-        <w:t>month = datetime.now().month</w:t>
-      </w:r>
-    </w:p>
-    <w:p>
-      <w:pPr>
-        <w:spacing w:line="240" w:lineRule="auto"/>
-        <w:jc w:val="both"/>
-        <w:rPr>
-          <w:rFonts w:cs="Carlito"/>
-          <w:b/>
-          <w:bCs/>
-          <w:color w:val="D86DCB" w:themeColor="accent5" w:themeTint="99"/>
-          <w:sz w:val="32"/>
-          <w:szCs w:val="32"/>
-        </w:rPr>
-      </w:pPr>
-      <w:r>
-        <w:rPr>
-          <w:rFonts w:cs="Carlito"/>
-          <w:b/>
-          <w:bCs/>
-          <w:color w:val="D86DCB" w:themeColor="accent5" w:themeTint="99"/>
-          <w:sz w:val="32"/>
-          <w:szCs w:val="32"/>
-        </w:rPr>
-        <w:t>year = datetime.now().year</w:t>
+        <w:t xml:space="preserve">day = </w:t>
+      </w:r>
+      <w:proofErr w:type="spellStart"/>
+      <w:proofErr w:type="gramStart"/>
+      <w:r>
+        <w:rPr>
+          <w:rFonts w:cs="Carlito"/>
+          <w:b/>
+          <w:bCs/>
+          <w:color w:val="D86DCB" w:themeColor="accent5" w:themeTint="99"/>
+          <w:sz w:val="32"/>
+          <w:szCs w:val="32"/>
+        </w:rPr>
+        <w:t>datetime.now</w:t>
+      </w:r>
+      <w:proofErr w:type="spellEnd"/>
+      <w:r>
+        <w:rPr>
+          <w:rFonts w:cs="Carlito"/>
+          <w:b/>
+          <w:bCs/>
+          <w:color w:val="D86DCB" w:themeColor="accent5" w:themeTint="99"/>
+          <w:sz w:val="32"/>
+          <w:szCs w:val="32"/>
+        </w:rPr>
+        <w:t>(</w:t>
+      </w:r>
+      <w:proofErr w:type="gramEnd"/>
+      <w:r>
+        <w:rPr>
+          <w:rFonts w:cs="Carlito"/>
+          <w:b/>
+          <w:bCs/>
+          <w:color w:val="D86DCB" w:themeColor="accent5" w:themeTint="99"/>
+          <w:sz w:val="32"/>
+          <w:szCs w:val="32"/>
+        </w:rPr>
+        <w:t>).day</w:t>
+      </w:r>
+    </w:p>
+    <w:p>
+      <w:pPr>
+        <w:spacing w:line="240" w:lineRule="auto"/>
+        <w:jc w:val="both"/>
+        <w:rPr>
+          <w:rFonts w:cs="Carlito"/>
+          <w:b/>
+          <w:bCs/>
+          <w:color w:val="D86DCB" w:themeColor="accent5" w:themeTint="99"/>
+          <w:sz w:val="32"/>
+          <w:szCs w:val="32"/>
+        </w:rPr>
+      </w:pPr>
+      <w:r>
+        <w:rPr>
+          <w:rFonts w:cs="Carlito"/>
+          <w:b/>
+          <w:bCs/>
+          <w:color w:val="D86DCB" w:themeColor="accent5" w:themeTint="99"/>
+          <w:sz w:val="32"/>
+          <w:szCs w:val="32"/>
+        </w:rPr>
+        <w:t xml:space="preserve">month = </w:t>
+      </w:r>
+      <w:proofErr w:type="spellStart"/>
+      <w:proofErr w:type="gramStart"/>
+      <w:r>
+        <w:rPr>
+          <w:rFonts w:cs="Carlito"/>
+          <w:b/>
+          <w:bCs/>
+          <w:color w:val="D86DCB" w:themeColor="accent5" w:themeTint="99"/>
+          <w:sz w:val="32"/>
+          <w:szCs w:val="32"/>
+        </w:rPr>
+        <w:t>datetime.now</w:t>
+      </w:r>
+      <w:proofErr w:type="spellEnd"/>
+      <w:r>
+        <w:rPr>
+          <w:rFonts w:cs="Carlito"/>
+          <w:b/>
+          <w:bCs/>
+          <w:color w:val="D86DCB" w:themeColor="accent5" w:themeTint="99"/>
+          <w:sz w:val="32"/>
+          <w:szCs w:val="32"/>
+        </w:rPr>
+        <w:t>(</w:t>
+      </w:r>
+      <w:proofErr w:type="gramEnd"/>
+      <w:r>
+        <w:rPr>
+          <w:rFonts w:cs="Carlito"/>
+          <w:b/>
+          <w:bCs/>
+          <w:color w:val="D86DCB" w:themeColor="accent5" w:themeTint="99"/>
+          <w:sz w:val="32"/>
+          <w:szCs w:val="32"/>
+        </w:rPr>
+        <w:t>).month</w:t>
+      </w:r>
+    </w:p>
+    <w:p>
+      <w:pPr>
+        <w:spacing w:line="240" w:lineRule="auto"/>
+        <w:jc w:val="both"/>
+        <w:rPr>
+          <w:rFonts w:cs="Carlito"/>
+          <w:b/>
+          <w:bCs/>
+          <w:color w:val="D86DCB" w:themeColor="accent5" w:themeTint="99"/>
+          <w:sz w:val="32"/>
+          <w:szCs w:val="32"/>
+        </w:rPr>
+      </w:pPr>
+      <w:r>
+        <w:rPr>
+          <w:rFonts w:cs="Carlito"/>
+          <w:b/>
+          <w:bCs/>
+          <w:color w:val="D86DCB" w:themeColor="accent5" w:themeTint="99"/>
+          <w:sz w:val="32"/>
+          <w:szCs w:val="32"/>
+        </w:rPr>
+        <w:t xml:space="preserve">year = </w:t>
+      </w:r>
+      <w:proofErr w:type="spellStart"/>
+      <w:proofErr w:type="gramStart"/>
+      <w:r>
+        <w:rPr>
+          <w:rFonts w:cs="Carlito"/>
+          <w:b/>
+          <w:bCs/>
+          <w:color w:val="D86DCB" w:themeColor="accent5" w:themeTint="99"/>
+          <w:sz w:val="32"/>
+          <w:szCs w:val="32"/>
+        </w:rPr>
+        <w:t>datetime.now</w:t>
+      </w:r>
+      <w:proofErr w:type="spellEnd"/>
+      <w:r>
+        <w:rPr>
+          <w:rFonts w:cs="Carlito"/>
+          <w:b/>
+          <w:bCs/>
+          <w:color w:val="D86DCB" w:themeColor="accent5" w:themeTint="99"/>
+          <w:sz w:val="32"/>
+          <w:szCs w:val="32"/>
+        </w:rPr>
+        <w:t>(</w:t>
+      </w:r>
+      <w:proofErr w:type="gramEnd"/>
+      <w:r>
+        <w:rPr>
+          <w:rFonts w:cs="Carlito"/>
+          <w:b/>
+          <w:bCs/>
+          <w:color w:val="D86DCB" w:themeColor="accent5" w:themeTint="99"/>
+          <w:sz w:val="32"/>
+          <w:szCs w:val="32"/>
+        </w:rPr>
+        <w:t>).year</w:t>
       </w:r>
     </w:p>
     <w:p>
@@ -4546,15 +5280,51 @@
         </w:rPr>
         <w:t xml:space="preserve"># </w:t>
       </w:r>
-      <w:r>
-        <w:rPr>
-          <w:rFonts w:cs="Carlito"/>
-          <w:b/>
-          <w:bCs/>
-          <w:sz w:val="32"/>
-          <w:szCs w:val="32"/>
-        </w:rPr>
-        <w:t xml:space="preserve">time.localtime(time.time()) </w:t>
+      <w:proofErr w:type="spellStart"/>
+      <w:proofErr w:type="gramStart"/>
+      <w:r>
+        <w:rPr>
+          <w:rFonts w:cs="Carlito"/>
+          <w:b/>
+          <w:bCs/>
+          <w:sz w:val="32"/>
+          <w:szCs w:val="32"/>
+        </w:rPr>
+        <w:t>time.localtime</w:t>
+      </w:r>
+      <w:proofErr w:type="spellEnd"/>
+      <w:proofErr w:type="gramEnd"/>
+      <w:r>
+        <w:rPr>
+          <w:rFonts w:cs="Carlito"/>
+          <w:b/>
+          <w:bCs/>
+          <w:sz w:val="32"/>
+          <w:szCs w:val="32"/>
+        </w:rPr>
+        <w:t>(</w:t>
+      </w:r>
+      <w:proofErr w:type="spellStart"/>
+      <w:r>
+        <w:rPr>
+          <w:rFonts w:cs="Carlito"/>
+          <w:b/>
+          <w:bCs/>
+          <w:sz w:val="32"/>
+          <w:szCs w:val="32"/>
+        </w:rPr>
+        <w:t>time.time</w:t>
+      </w:r>
+      <w:proofErr w:type="spellEnd"/>
+      <w:r>
+        <w:rPr>
+          <w:rFonts w:cs="Carlito"/>
+          <w:b/>
+          <w:bCs/>
+          <w:sz w:val="32"/>
+          <w:szCs w:val="32"/>
+        </w:rPr>
+        <w:t xml:space="preserve">()) </w:t>
       </w:r>
       <w:r>
         <w:rPr>
@@ -4564,15 +5334,27 @@
         </w:rPr>
         <w:t xml:space="preserve">or </w:t>
       </w:r>
-      <w:r>
-        <w:rPr>
-          <w:rFonts w:cs="Carlito"/>
-          <w:b/>
-          <w:bCs/>
-          <w:sz w:val="32"/>
-          <w:szCs w:val="32"/>
-        </w:rPr>
-        <w:t>time.localtime()</w:t>
+      <w:proofErr w:type="spellStart"/>
+      <w:r>
+        <w:rPr>
+          <w:rFonts w:cs="Carlito"/>
+          <w:b/>
+          <w:bCs/>
+          <w:sz w:val="32"/>
+          <w:szCs w:val="32"/>
+        </w:rPr>
+        <w:t>time.localtime</w:t>
+      </w:r>
+      <w:proofErr w:type="spellEnd"/>
+      <w:r>
+        <w:rPr>
+          <w:rFonts w:cs="Carlito"/>
+          <w:b/>
+          <w:bCs/>
+          <w:sz w:val="32"/>
+          <w:szCs w:val="32"/>
+        </w:rPr>
+        <w:t>()</w:t>
       </w:r>
       <w:r>
         <w:rPr>
@@ -4605,32 +5387,191 @@
           <w:sz w:val="32"/>
           <w:szCs w:val="32"/>
         </w:rPr>
-        <w:t>t = time.localtime(time.time()) # or .localtime()</w:t>
-      </w:r>
-    </w:p>
-    <w:p>
-      <w:pPr>
-        <w:spacing w:line="240" w:lineRule="auto"/>
-        <w:jc w:val="both"/>
-        <w:rPr>
-          <w:rFonts w:cs="Carlito"/>
-          <w:b/>
-          <w:bCs/>
-          <w:color w:val="D86DCB" w:themeColor="accent5" w:themeTint="99"/>
-          <w:sz w:val="32"/>
-          <w:szCs w:val="32"/>
-        </w:rPr>
-      </w:pPr>
-      <w:r>
-        <w:rPr>
-          <w:rFonts w:cs="Carlito"/>
-          <w:b/>
-          <w:bCs/>
-          <w:color w:val="D86DCB" w:themeColor="accent5" w:themeTint="99"/>
-          <w:sz w:val="32"/>
-          <w:szCs w:val="32"/>
-        </w:rPr>
-        <w:t>print(t) # time.struct_time(tm_year=2026, tm_mon=3, …)</w:t>
+        <w:t xml:space="preserve">t = </w:t>
+      </w:r>
+      <w:proofErr w:type="spellStart"/>
+      <w:proofErr w:type="gramStart"/>
+      <w:r>
+        <w:rPr>
+          <w:rFonts w:cs="Carlito"/>
+          <w:b/>
+          <w:bCs/>
+          <w:color w:val="D86DCB" w:themeColor="accent5" w:themeTint="99"/>
+          <w:sz w:val="32"/>
+          <w:szCs w:val="32"/>
+        </w:rPr>
+        <w:t>time.localtime</w:t>
+      </w:r>
+      <w:proofErr w:type="spellEnd"/>
+      <w:proofErr w:type="gramEnd"/>
+      <w:r>
+        <w:rPr>
+          <w:rFonts w:cs="Carlito"/>
+          <w:b/>
+          <w:bCs/>
+          <w:color w:val="D86DCB" w:themeColor="accent5" w:themeTint="99"/>
+          <w:sz w:val="32"/>
+          <w:szCs w:val="32"/>
+        </w:rPr>
+        <w:t>(</w:t>
+      </w:r>
+      <w:proofErr w:type="spellStart"/>
+      <w:r>
+        <w:rPr>
+          <w:rFonts w:cs="Carlito"/>
+          <w:b/>
+          <w:bCs/>
+          <w:color w:val="D86DCB" w:themeColor="accent5" w:themeTint="99"/>
+          <w:sz w:val="32"/>
+          <w:szCs w:val="32"/>
+        </w:rPr>
+        <w:t>time.time</w:t>
+      </w:r>
+      <w:proofErr w:type="spellEnd"/>
+      <w:r>
+        <w:rPr>
+          <w:rFonts w:cs="Carlito"/>
+          <w:b/>
+          <w:bCs/>
+          <w:color w:val="D86DCB" w:themeColor="accent5" w:themeTint="99"/>
+          <w:sz w:val="32"/>
+          <w:szCs w:val="32"/>
+        </w:rPr>
+        <w:t>()) # or .</w:t>
+      </w:r>
+      <w:proofErr w:type="spellStart"/>
+      <w:r>
+        <w:rPr>
+          <w:rFonts w:cs="Carlito"/>
+          <w:b/>
+          <w:bCs/>
+          <w:color w:val="D86DCB" w:themeColor="accent5" w:themeTint="99"/>
+          <w:sz w:val="32"/>
+          <w:szCs w:val="32"/>
+        </w:rPr>
+        <w:t>localtime</w:t>
+      </w:r>
+      <w:proofErr w:type="spellEnd"/>
+      <w:r>
+        <w:rPr>
+          <w:rFonts w:cs="Carlito"/>
+          <w:b/>
+          <w:bCs/>
+          <w:color w:val="D86DCB" w:themeColor="accent5" w:themeTint="99"/>
+          <w:sz w:val="32"/>
+          <w:szCs w:val="32"/>
+        </w:rPr>
+        <w:t>()</w:t>
+      </w:r>
+    </w:p>
+    <w:p>
+      <w:pPr>
+        <w:spacing w:line="240" w:lineRule="auto"/>
+        <w:jc w:val="both"/>
+        <w:rPr>
+          <w:rFonts w:cs="Carlito"/>
+          <w:b/>
+          <w:bCs/>
+          <w:color w:val="D86DCB" w:themeColor="accent5" w:themeTint="99"/>
+          <w:sz w:val="32"/>
+          <w:szCs w:val="32"/>
+        </w:rPr>
+      </w:pPr>
+      <w:r>
+        <w:rPr>
+          <w:rFonts w:cs="Carlito"/>
+          <w:b/>
+          <w:bCs/>
+          <w:color w:val="D86DCB" w:themeColor="accent5" w:themeTint="99"/>
+          <w:sz w:val="32"/>
+          <w:szCs w:val="32"/>
+        </w:rPr>
+        <w:t xml:space="preserve">print(t) # </w:t>
+      </w:r>
+      <w:proofErr w:type="spellStart"/>
+      <w:proofErr w:type="gramStart"/>
+      <w:r>
+        <w:rPr>
+          <w:rFonts w:cs="Carlito"/>
+          <w:b/>
+          <w:bCs/>
+          <w:color w:val="D86DCB" w:themeColor="accent5" w:themeTint="99"/>
+          <w:sz w:val="32"/>
+          <w:szCs w:val="32"/>
+        </w:rPr>
+        <w:t>time.struct</w:t>
+      </w:r>
+      <w:proofErr w:type="gramEnd"/>
+      <w:r>
+        <w:rPr>
+          <w:rFonts w:cs="Carlito"/>
+          <w:b/>
+          <w:bCs/>
+          <w:color w:val="D86DCB" w:themeColor="accent5" w:themeTint="99"/>
+          <w:sz w:val="32"/>
+          <w:szCs w:val="32"/>
+        </w:rPr>
+        <w:t>_time</w:t>
+      </w:r>
+      <w:proofErr w:type="spellEnd"/>
+      <w:r>
+        <w:rPr>
+          <w:rFonts w:cs="Carlito"/>
+          <w:b/>
+          <w:bCs/>
+          <w:color w:val="D86DCB" w:themeColor="accent5" w:themeTint="99"/>
+          <w:sz w:val="32"/>
+          <w:szCs w:val="32"/>
+        </w:rPr>
+        <w:t>(</w:t>
+      </w:r>
+      <w:proofErr w:type="spellStart"/>
+      <w:r>
+        <w:rPr>
+          <w:rFonts w:cs="Carlito"/>
+          <w:b/>
+          <w:bCs/>
+          <w:color w:val="D86DCB" w:themeColor="accent5" w:themeTint="99"/>
+          <w:sz w:val="32"/>
+          <w:szCs w:val="32"/>
+        </w:rPr>
+        <w:t>tm_year</w:t>
+      </w:r>
+      <w:proofErr w:type="spellEnd"/>
+      <w:r>
+        <w:rPr>
+          <w:rFonts w:cs="Carlito"/>
+          <w:b/>
+          <w:bCs/>
+          <w:color w:val="D86DCB" w:themeColor="accent5" w:themeTint="99"/>
+          <w:sz w:val="32"/>
+          <w:szCs w:val="32"/>
+        </w:rPr>
+        <w:t xml:space="preserve">=2026, </w:t>
+      </w:r>
+      <w:proofErr w:type="spellStart"/>
+      <w:r>
+        <w:rPr>
+          <w:rFonts w:cs="Carlito"/>
+          <w:b/>
+          <w:bCs/>
+          <w:color w:val="D86DCB" w:themeColor="accent5" w:themeTint="99"/>
+          <w:sz w:val="32"/>
+          <w:szCs w:val="32"/>
+        </w:rPr>
+        <w:t>tm_mon</w:t>
+      </w:r>
+      <w:proofErr w:type="spellEnd"/>
+      <w:r>
+        <w:rPr>
+          <w:rFonts w:cs="Carlito"/>
+          <w:b/>
+          <w:bCs/>
+          <w:color w:val="D86DCB" w:themeColor="accent5" w:themeTint="99"/>
+          <w:sz w:val="32"/>
+          <w:szCs w:val="32"/>
+        </w:rPr>
+        <w:t>=3, …)</w:t>
       </w:r>
     </w:p>
     <w:p>
@@ -4651,15 +5592,29 @@
         </w:rPr>
         <w:t xml:space="preserve"># </w:t>
       </w:r>
-      <w:r>
-        <w:rPr>
-          <w:rFonts w:cs="Carlito"/>
-          <w:b/>
-          <w:bCs/>
-          <w:sz w:val="32"/>
-          <w:szCs w:val="32"/>
-        </w:rPr>
-        <w:t>time.asctime(t)</w:t>
+      <w:proofErr w:type="spellStart"/>
+      <w:proofErr w:type="gramStart"/>
+      <w:r>
+        <w:rPr>
+          <w:rFonts w:cs="Carlito"/>
+          <w:b/>
+          <w:bCs/>
+          <w:sz w:val="32"/>
+          <w:szCs w:val="32"/>
+        </w:rPr>
+        <w:t>time.asctime</w:t>
+      </w:r>
+      <w:proofErr w:type="spellEnd"/>
+      <w:proofErr w:type="gramEnd"/>
+      <w:r>
+        <w:rPr>
+          <w:rFonts w:cs="Carlito"/>
+          <w:b/>
+          <w:bCs/>
+          <w:sz w:val="32"/>
+          <w:szCs w:val="32"/>
+        </w:rPr>
+        <w:t>(t)</w:t>
       </w:r>
       <w:r>
         <w:rPr>
@@ -4692,32 +5647,108 @@
           <w:sz w:val="32"/>
           <w:szCs w:val="32"/>
         </w:rPr>
-        <w:t>t = time.localtime(time.time())</w:t>
-      </w:r>
-    </w:p>
-    <w:p>
-      <w:pPr>
-        <w:spacing w:line="240" w:lineRule="auto"/>
-        <w:jc w:val="both"/>
-        <w:rPr>
-          <w:rFonts w:cs="Carlito"/>
-          <w:b/>
-          <w:bCs/>
-          <w:color w:val="D86DCB" w:themeColor="accent5" w:themeTint="99"/>
-          <w:sz w:val="32"/>
-          <w:szCs w:val="32"/>
-        </w:rPr>
-      </w:pPr>
-      <w:r>
-        <w:rPr>
-          <w:rFonts w:cs="Carlito"/>
-          <w:b/>
-          <w:bCs/>
-          <w:color w:val="D86DCB" w:themeColor="accent5" w:themeTint="99"/>
-          <w:sz w:val="32"/>
-          <w:szCs w:val="32"/>
-        </w:rPr>
-        <w:t>n = time.asctime(t)</w:t>
+        <w:t xml:space="preserve">t = </w:t>
+      </w:r>
+      <w:proofErr w:type="spellStart"/>
+      <w:proofErr w:type="gramStart"/>
+      <w:r>
+        <w:rPr>
+          <w:rFonts w:cs="Carlito"/>
+          <w:b/>
+          <w:bCs/>
+          <w:color w:val="D86DCB" w:themeColor="accent5" w:themeTint="99"/>
+          <w:sz w:val="32"/>
+          <w:szCs w:val="32"/>
+        </w:rPr>
+        <w:t>time.localtime</w:t>
+      </w:r>
+      <w:proofErr w:type="spellEnd"/>
+      <w:proofErr w:type="gramEnd"/>
+      <w:r>
+        <w:rPr>
+          <w:rFonts w:cs="Carlito"/>
+          <w:b/>
+          <w:bCs/>
+          <w:color w:val="D86DCB" w:themeColor="accent5" w:themeTint="99"/>
+          <w:sz w:val="32"/>
+          <w:szCs w:val="32"/>
+        </w:rPr>
+        <w:t>(</w:t>
+      </w:r>
+      <w:proofErr w:type="spellStart"/>
+      <w:r>
+        <w:rPr>
+          <w:rFonts w:cs="Carlito"/>
+          <w:b/>
+          <w:bCs/>
+          <w:color w:val="D86DCB" w:themeColor="accent5" w:themeTint="99"/>
+          <w:sz w:val="32"/>
+          <w:szCs w:val="32"/>
+        </w:rPr>
+        <w:t>time.time</w:t>
+      </w:r>
+      <w:proofErr w:type="spellEnd"/>
+      <w:r>
+        <w:rPr>
+          <w:rFonts w:cs="Carlito"/>
+          <w:b/>
+          <w:bCs/>
+          <w:color w:val="D86DCB" w:themeColor="accent5" w:themeTint="99"/>
+          <w:sz w:val="32"/>
+          <w:szCs w:val="32"/>
+        </w:rPr>
+        <w:t>())</w:t>
+      </w:r>
+    </w:p>
+    <w:p>
+      <w:pPr>
+        <w:spacing w:line="240" w:lineRule="auto"/>
+        <w:jc w:val="both"/>
+        <w:rPr>
+          <w:rFonts w:cs="Carlito"/>
+          <w:b/>
+          <w:bCs/>
+          <w:color w:val="D86DCB" w:themeColor="accent5" w:themeTint="99"/>
+          <w:sz w:val="32"/>
+          <w:szCs w:val="32"/>
+        </w:rPr>
+      </w:pPr>
+      <w:r>
+        <w:rPr>
+          <w:rFonts w:cs="Carlito"/>
+          <w:b/>
+          <w:bCs/>
+          <w:color w:val="D86DCB" w:themeColor="accent5" w:themeTint="99"/>
+          <w:sz w:val="32"/>
+          <w:szCs w:val="32"/>
+        </w:rPr>
+        <w:t xml:space="preserve">n = </w:t>
+      </w:r>
+      <w:proofErr w:type="spellStart"/>
+      <w:proofErr w:type="gramStart"/>
+      <w:r>
+        <w:rPr>
+          <w:rFonts w:cs="Carlito"/>
+          <w:b/>
+          <w:bCs/>
+          <w:color w:val="D86DCB" w:themeColor="accent5" w:themeTint="99"/>
+          <w:sz w:val="32"/>
+          <w:szCs w:val="32"/>
+        </w:rPr>
+        <w:t>time.asctime</w:t>
+      </w:r>
+      <w:proofErr w:type="spellEnd"/>
+      <w:proofErr w:type="gramEnd"/>
+      <w:r>
+        <w:rPr>
+          <w:rFonts w:cs="Carlito"/>
+          <w:b/>
+          <w:bCs/>
+          <w:color w:val="D86DCB" w:themeColor="accent5" w:themeTint="99"/>
+          <w:sz w:val="32"/>
+          <w:szCs w:val="32"/>
+        </w:rPr>
+        <w:t>(t)</w:t>
       </w:r>
     </w:p>
     <w:p>
@@ -4761,17 +5792,49 @@
           <w:sz w:val="32"/>
           <w:szCs w:val="32"/>
         </w:rPr>
-        <w:t xml:space="preserve"># We can directly get the time without converting structure into a printable format using  </w:t>
-      </w:r>
-      <w:r>
-        <w:rPr>
-          <w:rFonts w:cs="Carlito"/>
-          <w:b/>
-          <w:bCs/>
-          <w:sz w:val="32"/>
-          <w:szCs w:val="32"/>
-        </w:rPr>
-        <w:t xml:space="preserve">time.ctime() </w:t>
+        <w:t xml:space="preserve"># We can directly get the time without converting structure into a printable format </w:t>
+      </w:r>
+      <w:proofErr w:type="gramStart"/>
+      <w:r>
+        <w:rPr>
+          <w:rFonts w:cs="Carlito"/>
+          <w:sz w:val="32"/>
+          <w:szCs w:val="32"/>
+        </w:rPr>
+        <w:t xml:space="preserve">using  </w:t>
+      </w:r>
+      <w:proofErr w:type="spellStart"/>
+      <w:r>
+        <w:rPr>
+          <w:rFonts w:cs="Carlito"/>
+          <w:b/>
+          <w:bCs/>
+          <w:sz w:val="32"/>
+          <w:szCs w:val="32"/>
+        </w:rPr>
+        <w:t>time</w:t>
+      </w:r>
+      <w:proofErr w:type="gramEnd"/>
+      <w:r>
+        <w:rPr>
+          <w:rFonts w:cs="Carlito"/>
+          <w:b/>
+          <w:bCs/>
+          <w:sz w:val="32"/>
+          <w:szCs w:val="32"/>
+        </w:rPr>
+        <w:t>.ctime</w:t>
+      </w:r>
+      <w:proofErr w:type="spellEnd"/>
+      <w:r>
+        <w:rPr>
+          <w:rFonts w:cs="Carlito"/>
+          <w:b/>
+          <w:bCs/>
+          <w:sz w:val="32"/>
+          <w:szCs w:val="32"/>
+        </w:rPr>
+        <w:t xml:space="preserve">() </w:t>
       </w:r>
       <w:r>
         <w:rPr>
@@ -4804,7 +5867,33 @@
           <w:sz w:val="32"/>
           <w:szCs w:val="32"/>
         </w:rPr>
-        <w:t>n = time.ctime()</w:t>
+        <w:t xml:space="preserve">n = </w:t>
+      </w:r>
+      <w:proofErr w:type="spellStart"/>
+      <w:proofErr w:type="gramStart"/>
+      <w:r>
+        <w:rPr>
+          <w:rFonts w:cs="Carlito"/>
+          <w:b/>
+          <w:bCs/>
+          <w:color w:val="D86DCB" w:themeColor="accent5" w:themeTint="99"/>
+          <w:sz w:val="32"/>
+          <w:szCs w:val="32"/>
+        </w:rPr>
+        <w:t>time.ctime</w:t>
+      </w:r>
+      <w:proofErr w:type="spellEnd"/>
+      <w:proofErr w:type="gramEnd"/>
+      <w:r>
+        <w:rPr>
+          <w:rFonts w:cs="Carlito"/>
+          <w:b/>
+          <w:bCs/>
+          <w:color w:val="D86DCB" w:themeColor="accent5" w:themeTint="99"/>
+          <w:sz w:val="32"/>
+          <w:szCs w:val="32"/>
+        </w:rPr>
+        <w:t>()</w:t>
       </w:r>
     </w:p>
     <w:p>
@@ -4851,15 +5940,29 @@
         <w:lastRenderedPageBreak/>
         <w:t xml:space="preserve"># </w:t>
       </w:r>
-      <w:r>
-        <w:rPr>
-          <w:rFonts w:cs="Carlito"/>
-          <w:b/>
-          <w:bCs/>
-          <w:sz w:val="32"/>
-          <w:szCs w:val="32"/>
-        </w:rPr>
-        <w:t xml:space="preserve">time.strptime(…, …) </w:t>
+      <w:proofErr w:type="spellStart"/>
+      <w:proofErr w:type="gramStart"/>
+      <w:r>
+        <w:rPr>
+          <w:rFonts w:cs="Carlito"/>
+          <w:b/>
+          <w:bCs/>
+          <w:sz w:val="32"/>
+          <w:szCs w:val="32"/>
+        </w:rPr>
+        <w:t>time.strptime</w:t>
+      </w:r>
+      <w:proofErr w:type="spellEnd"/>
+      <w:proofErr w:type="gramEnd"/>
+      <w:r>
+        <w:rPr>
+          <w:rFonts w:cs="Carlito"/>
+          <w:b/>
+          <w:bCs/>
+          <w:sz w:val="32"/>
+          <w:szCs w:val="32"/>
+        </w:rPr>
+        <w:t xml:space="preserve">(…, …) </w:t>
       </w:r>
       <w:r>
         <w:rPr>
@@ -4877,7 +5980,29 @@
           <w:sz w:val="32"/>
           <w:szCs w:val="32"/>
         </w:rPr>
-        <w:t>.asctime()</w:t>
+        <w:t>.</w:t>
+      </w:r>
+      <w:proofErr w:type="spellStart"/>
+      <w:r>
+        <w:rPr>
+          <w:rFonts w:cs="Carlito"/>
+          <w:b/>
+          <w:bCs/>
+          <w:sz w:val="32"/>
+          <w:szCs w:val="32"/>
+        </w:rPr>
+        <w:t>asctime</w:t>
+      </w:r>
+      <w:proofErr w:type="spellEnd"/>
+      <w:r>
+        <w:rPr>
+          <w:rFonts w:cs="Carlito"/>
+          <w:b/>
+          <w:bCs/>
+          <w:sz w:val="32"/>
+          <w:szCs w:val="32"/>
+        </w:rPr>
+        <w:t>()</w:t>
       </w:r>
       <w:r>
         <w:rPr>
@@ -4935,57 +6060,133 @@
           <w:sz w:val="32"/>
           <w:szCs w:val="32"/>
         </w:rPr>
-        <w:t>n = time.strptime(m, '%H:%M:%S')</w:t>
-      </w:r>
-    </w:p>
-    <w:p>
-      <w:pPr>
-        <w:spacing w:line="240" w:lineRule="auto"/>
-        <w:jc w:val="both"/>
-        <w:rPr>
-          <w:rFonts w:cs="Carlito"/>
-          <w:b/>
-          <w:bCs/>
-          <w:color w:val="D86DCB" w:themeColor="accent5" w:themeTint="99"/>
-          <w:sz w:val="32"/>
-          <w:szCs w:val="32"/>
-        </w:rPr>
-      </w:pPr>
-      <w:r>
-        <w:rPr>
-          <w:rFonts w:cs="Carlito"/>
-          <w:b/>
-          <w:bCs/>
-          <w:color w:val="D86DCB" w:themeColor="accent5" w:themeTint="99"/>
-          <w:sz w:val="32"/>
-          <w:szCs w:val="32"/>
-        </w:rPr>
-        <w:t>p = time.asctime(n)</w:t>
-      </w:r>
-    </w:p>
-    <w:p>
-      <w:pPr>
-        <w:spacing w:line="240" w:lineRule="auto"/>
-        <w:jc w:val="both"/>
-        <w:rPr>
-          <w:rFonts w:cs="Carlito"/>
-          <w:b/>
-          <w:bCs/>
-          <w:color w:val="D86DCB" w:themeColor="accent5" w:themeTint="99"/>
-          <w:sz w:val="32"/>
-          <w:szCs w:val="32"/>
-        </w:rPr>
-      </w:pPr>
-      <w:r>
-        <w:rPr>
-          <w:rFonts w:cs="Carlito"/>
-          <w:b/>
-          <w:bCs/>
-          <w:color w:val="D86DCB" w:themeColor="accent5" w:themeTint="99"/>
-          <w:sz w:val="32"/>
-          <w:szCs w:val="32"/>
-        </w:rPr>
-        <w:t>print(p) # Mon Jan  1 12:13:20 1900</w:t>
+        <w:t xml:space="preserve">n = </w:t>
+      </w:r>
+      <w:proofErr w:type="spellStart"/>
+      <w:proofErr w:type="gramStart"/>
+      <w:r>
+        <w:rPr>
+          <w:rFonts w:cs="Carlito"/>
+          <w:b/>
+          <w:bCs/>
+          <w:color w:val="D86DCB" w:themeColor="accent5" w:themeTint="99"/>
+          <w:sz w:val="32"/>
+          <w:szCs w:val="32"/>
+        </w:rPr>
+        <w:t>time.strptime</w:t>
+      </w:r>
+      <w:proofErr w:type="spellEnd"/>
+      <w:proofErr w:type="gramEnd"/>
+      <w:r>
+        <w:rPr>
+          <w:rFonts w:cs="Carlito"/>
+          <w:b/>
+          <w:bCs/>
+          <w:color w:val="D86DCB" w:themeColor="accent5" w:themeTint="99"/>
+          <w:sz w:val="32"/>
+          <w:szCs w:val="32"/>
+        </w:rPr>
+        <w:t>(m, '%H:%M:%S')</w:t>
+      </w:r>
+    </w:p>
+    <w:p>
+      <w:pPr>
+        <w:spacing w:line="240" w:lineRule="auto"/>
+        <w:jc w:val="both"/>
+        <w:rPr>
+          <w:rFonts w:cs="Carlito"/>
+          <w:b/>
+          <w:bCs/>
+          <w:color w:val="D86DCB" w:themeColor="accent5" w:themeTint="99"/>
+          <w:sz w:val="32"/>
+          <w:szCs w:val="32"/>
+        </w:rPr>
+      </w:pPr>
+      <w:r>
+        <w:rPr>
+          <w:rFonts w:cs="Carlito"/>
+          <w:b/>
+          <w:bCs/>
+          <w:color w:val="D86DCB" w:themeColor="accent5" w:themeTint="99"/>
+          <w:sz w:val="32"/>
+          <w:szCs w:val="32"/>
+        </w:rPr>
+        <w:t xml:space="preserve">p = </w:t>
+      </w:r>
+      <w:proofErr w:type="spellStart"/>
+      <w:proofErr w:type="gramStart"/>
+      <w:r>
+        <w:rPr>
+          <w:rFonts w:cs="Carlito"/>
+          <w:b/>
+          <w:bCs/>
+          <w:color w:val="D86DCB" w:themeColor="accent5" w:themeTint="99"/>
+          <w:sz w:val="32"/>
+          <w:szCs w:val="32"/>
+        </w:rPr>
+        <w:t>time.asctime</w:t>
+      </w:r>
+      <w:proofErr w:type="spellEnd"/>
+      <w:proofErr w:type="gramEnd"/>
+      <w:r>
+        <w:rPr>
+          <w:rFonts w:cs="Carlito"/>
+          <w:b/>
+          <w:bCs/>
+          <w:color w:val="D86DCB" w:themeColor="accent5" w:themeTint="99"/>
+          <w:sz w:val="32"/>
+          <w:szCs w:val="32"/>
+        </w:rPr>
+        <w:t>(n)</w:t>
+      </w:r>
+    </w:p>
+    <w:p>
+      <w:pPr>
+        <w:spacing w:line="240" w:lineRule="auto"/>
+        <w:jc w:val="both"/>
+        <w:rPr>
+          <w:rFonts w:cs="Carlito"/>
+          <w:b/>
+          <w:bCs/>
+          <w:color w:val="D86DCB" w:themeColor="accent5" w:themeTint="99"/>
+          <w:sz w:val="32"/>
+          <w:szCs w:val="32"/>
+        </w:rPr>
+      </w:pPr>
+      <w:r>
+        <w:rPr>
+          <w:rFonts w:cs="Carlito"/>
+          <w:b/>
+          <w:bCs/>
+          <w:color w:val="D86DCB" w:themeColor="accent5" w:themeTint="99"/>
+          <w:sz w:val="32"/>
+          <w:szCs w:val="32"/>
+        </w:rPr>
+        <w:t xml:space="preserve">print(p) # Mon </w:t>
+      </w:r>
+      <w:proofErr w:type="gramStart"/>
+      <w:r>
+        <w:rPr>
+          <w:rFonts w:cs="Carlito"/>
+          <w:b/>
+          <w:bCs/>
+          <w:color w:val="D86DCB" w:themeColor="accent5" w:themeTint="99"/>
+          <w:sz w:val="32"/>
+          <w:szCs w:val="32"/>
+        </w:rPr>
+        <w:t>Jan  1</w:t>
+      </w:r>
+      <w:proofErr w:type="gramEnd"/>
+      <w:r>
+        <w:rPr>
+          <w:rFonts w:cs="Carlito"/>
+          <w:b/>
+          <w:bCs/>
+          <w:color w:val="D86DCB" w:themeColor="accent5" w:themeTint="99"/>
+          <w:sz w:val="32"/>
+          <w:szCs w:val="32"/>
+        </w:rPr>
+        <w:t xml:space="preserve"> 12:13:20 1900</w:t>
       </w:r>
     </w:p>
     <w:p>
@@ -5006,15 +6207,29 @@
         </w:rPr>
         <w:t xml:space="preserve"># </w:t>
       </w:r>
-      <w:r>
-        <w:rPr>
-          <w:rFonts w:cs="Carlito"/>
-          <w:b/>
-          <w:bCs/>
-          <w:sz w:val="32"/>
-          <w:szCs w:val="32"/>
-        </w:rPr>
-        <w:t>time.sleep(1)</w:t>
+      <w:proofErr w:type="spellStart"/>
+      <w:proofErr w:type="gramStart"/>
+      <w:r>
+        <w:rPr>
+          <w:rFonts w:cs="Carlito"/>
+          <w:b/>
+          <w:bCs/>
+          <w:sz w:val="32"/>
+          <w:szCs w:val="32"/>
+        </w:rPr>
+        <w:t>time.sleep</w:t>
+      </w:r>
+      <w:proofErr w:type="spellEnd"/>
+      <w:proofErr w:type="gramEnd"/>
+      <w:r>
+        <w:rPr>
+          <w:rFonts w:cs="Carlito"/>
+          <w:b/>
+          <w:bCs/>
+          <w:sz w:val="32"/>
+          <w:szCs w:val="32"/>
+        </w:rPr>
+        <w:t>(1)</w:t>
       </w:r>
       <w:r>
         <w:rPr>
@@ -5038,16 +6253,31 @@
           <w:szCs w:val="32"/>
         </w:rPr>
       </w:pPr>
-      <w:r>
-        <w:rPr>
-          <w:rFonts w:cs="Carlito"/>
-          <w:b/>
-          <w:bCs/>
-          <w:color w:val="D86DCB" w:themeColor="accent5" w:themeTint="99"/>
-          <w:sz w:val="32"/>
-          <w:szCs w:val="32"/>
-        </w:rPr>
-        <w:t>time.sleep(1)</w:t>
+      <w:proofErr w:type="spellStart"/>
+      <w:proofErr w:type="gramStart"/>
+      <w:r>
+        <w:rPr>
+          <w:rFonts w:cs="Carlito"/>
+          <w:b/>
+          <w:bCs/>
+          <w:color w:val="D86DCB" w:themeColor="accent5" w:themeTint="99"/>
+          <w:sz w:val="32"/>
+          <w:szCs w:val="32"/>
+        </w:rPr>
+        <w:t>time.sleep</w:t>
+      </w:r>
+      <w:proofErr w:type="spellEnd"/>
+      <w:proofErr w:type="gramEnd"/>
+      <w:r>
+        <w:rPr>
+          <w:rFonts w:cs="Carlito"/>
+          <w:b/>
+          <w:bCs/>
+          <w:color w:val="D86DCB" w:themeColor="accent5" w:themeTint="99"/>
+          <w:sz w:val="32"/>
+          <w:szCs w:val="32"/>
+        </w:rPr>
+        <w:t>(1)</w:t>
       </w:r>
     </w:p>
     <w:p>
@@ -5076,7 +6306,31 @@
           <w:sz w:val="32"/>
           <w:szCs w:val="32"/>
         </w:rPr>
-        <w:t xml:space="preserve"> time.sleep()</w:t>
+        <w:t xml:space="preserve"> </w:t>
+      </w:r>
+      <w:proofErr w:type="spellStart"/>
+      <w:proofErr w:type="gramStart"/>
+      <w:r>
+        <w:rPr>
+          <w:rFonts w:cs="Carlito"/>
+          <w:b/>
+          <w:bCs/>
+          <w:sz w:val="32"/>
+          <w:szCs w:val="32"/>
+        </w:rPr>
+        <w:t>time.sleep</w:t>
+      </w:r>
+      <w:proofErr w:type="spellEnd"/>
+      <w:proofErr w:type="gramEnd"/>
+      <w:r>
+        <w:rPr>
+          <w:rFonts w:cs="Carlito"/>
+          <w:b/>
+          <w:bCs/>
+          <w:sz w:val="32"/>
+          <w:szCs w:val="32"/>
+        </w:rPr>
+        <w:t>()</w:t>
       </w:r>
       <w:r>
         <w:rPr>
@@ -5086,6 +6340,7 @@
         </w:rPr>
         <w:t xml:space="preserve"> prints the </w:t>
       </w:r>
+      <w:proofErr w:type="spellStart"/>
       <w:r>
         <w:rPr>
           <w:rFonts w:cs="Carlito"/>
@@ -5096,6 +6351,7 @@
         </w:rPr>
         <w:t>i</w:t>
       </w:r>
+      <w:proofErr w:type="spellEnd"/>
       <w:r>
         <w:rPr>
           <w:rFonts w:cs="Carlito"/>
@@ -5197,116 +6453,227 @@
           <w:szCs w:val="32"/>
         </w:rPr>
       </w:pPr>
-      <w:r>
-        <w:rPr>
-          <w:rFonts w:cs="Carlito"/>
-          <w:b/>
-          <w:bCs/>
-          <w:color w:val="D86DCB" w:themeColor="accent5" w:themeTint="99"/>
-          <w:sz w:val="32"/>
-          <w:szCs w:val="32"/>
-        </w:rPr>
-        <w:t>i = 1</w:t>
-      </w:r>
-    </w:p>
-    <w:p>
-      <w:pPr>
-        <w:spacing w:line="240" w:lineRule="auto"/>
-        <w:jc w:val="both"/>
-        <w:rPr>
-          <w:rFonts w:cs="Carlito"/>
-          <w:b/>
-          <w:bCs/>
-          <w:color w:val="D86DCB" w:themeColor="accent5" w:themeTint="99"/>
-          <w:sz w:val="32"/>
-          <w:szCs w:val="32"/>
-        </w:rPr>
-      </w:pPr>
-      <w:r>
-        <w:rPr>
-          <w:rFonts w:cs="Carlito"/>
-          <w:b/>
-          <w:bCs/>
-          <w:color w:val="D86DCB" w:themeColor="accent5" w:themeTint="99"/>
-          <w:sz w:val="32"/>
-          <w:szCs w:val="32"/>
-        </w:rPr>
-        <w:t>while i &lt;= 10:</w:t>
-      </w:r>
-    </w:p>
-    <w:p>
-      <w:pPr>
-        <w:spacing w:line="240" w:lineRule="auto"/>
-        <w:jc w:val="both"/>
-        <w:rPr>
-          <w:rFonts w:cs="Carlito"/>
-          <w:b/>
-          <w:bCs/>
-          <w:color w:val="D86DCB" w:themeColor="accent5" w:themeTint="99"/>
-          <w:sz w:val="32"/>
-          <w:szCs w:val="32"/>
-        </w:rPr>
-      </w:pPr>
-      <w:r>
-        <w:rPr>
-          <w:rFonts w:cs="Carlito"/>
-          <w:b/>
-          <w:bCs/>
-          <w:color w:val="D86DCB" w:themeColor="accent5" w:themeTint="99"/>
-          <w:sz w:val="32"/>
-          <w:szCs w:val="32"/>
-        </w:rPr>
-        <w:t xml:space="preserve">    print(i)</w:t>
-      </w:r>
-    </w:p>
-    <w:p>
-      <w:pPr>
-        <w:spacing w:line="240" w:lineRule="auto"/>
-        <w:jc w:val="both"/>
-        <w:rPr>
-          <w:rFonts w:cs="Carlito"/>
-          <w:b/>
-          <w:bCs/>
-          <w:color w:val="D86DCB" w:themeColor="accent5" w:themeTint="99"/>
-          <w:sz w:val="32"/>
-          <w:szCs w:val="32"/>
-        </w:rPr>
-      </w:pPr>
-      <w:r>
-        <w:rPr>
-          <w:rFonts w:cs="Carlito"/>
-          <w:b/>
-          <w:bCs/>
-          <w:color w:val="D86DCB" w:themeColor="accent5" w:themeTint="99"/>
-          <w:sz w:val="32"/>
-          <w:szCs w:val="32"/>
-        </w:rPr>
-        <w:t xml:space="preserve">    i+=1</w:t>
-      </w:r>
-    </w:p>
-    <w:p>
-      <w:pPr>
-        <w:spacing w:line="240" w:lineRule="auto"/>
-        <w:jc w:val="both"/>
-        <w:rPr>
-          <w:rFonts w:cs="Carlito"/>
-          <w:b/>
-          <w:bCs/>
-          <w:color w:val="D86DCB" w:themeColor="accent5" w:themeTint="99"/>
-          <w:sz w:val="32"/>
-          <w:szCs w:val="32"/>
-        </w:rPr>
-      </w:pPr>
-      <w:r>
-        <w:rPr>
-          <w:rFonts w:cs="Carlito"/>
-          <w:b/>
-          <w:bCs/>
-          <w:color w:val="D86DCB" w:themeColor="accent5" w:themeTint="99"/>
-          <w:sz w:val="32"/>
-          <w:szCs w:val="32"/>
-        </w:rPr>
-        <w:t xml:space="preserve">    time.sleep(1)</w:t>
+      <w:proofErr w:type="spellStart"/>
+      <w:r>
+        <w:rPr>
+          <w:rFonts w:cs="Carlito"/>
+          <w:b/>
+          <w:bCs/>
+          <w:color w:val="D86DCB" w:themeColor="accent5" w:themeTint="99"/>
+          <w:sz w:val="32"/>
+          <w:szCs w:val="32"/>
+        </w:rPr>
+        <w:t>i</w:t>
+      </w:r>
+      <w:proofErr w:type="spellEnd"/>
+      <w:r>
+        <w:rPr>
+          <w:rFonts w:cs="Carlito"/>
+          <w:b/>
+          <w:bCs/>
+          <w:color w:val="D86DCB" w:themeColor="accent5" w:themeTint="99"/>
+          <w:sz w:val="32"/>
+          <w:szCs w:val="32"/>
+        </w:rPr>
+        <w:t xml:space="preserve"> = 1</w:t>
+      </w:r>
+    </w:p>
+    <w:p>
+      <w:pPr>
+        <w:spacing w:line="240" w:lineRule="auto"/>
+        <w:jc w:val="both"/>
+        <w:rPr>
+          <w:rFonts w:cs="Carlito"/>
+          <w:b/>
+          <w:bCs/>
+          <w:color w:val="D86DCB" w:themeColor="accent5" w:themeTint="99"/>
+          <w:sz w:val="32"/>
+          <w:szCs w:val="32"/>
+        </w:rPr>
+      </w:pPr>
+      <w:r>
+        <w:rPr>
+          <w:rFonts w:cs="Carlito"/>
+          <w:b/>
+          <w:bCs/>
+          <w:color w:val="D86DCB" w:themeColor="accent5" w:themeTint="99"/>
+          <w:sz w:val="32"/>
+          <w:szCs w:val="32"/>
+        </w:rPr>
+        <w:t xml:space="preserve">while </w:t>
+      </w:r>
+      <w:proofErr w:type="spellStart"/>
+      <w:r>
+        <w:rPr>
+          <w:rFonts w:cs="Carlito"/>
+          <w:b/>
+          <w:bCs/>
+          <w:color w:val="D86DCB" w:themeColor="accent5" w:themeTint="99"/>
+          <w:sz w:val="32"/>
+          <w:szCs w:val="32"/>
+        </w:rPr>
+        <w:t>i</w:t>
+      </w:r>
+      <w:proofErr w:type="spellEnd"/>
+      <w:r>
+        <w:rPr>
+          <w:rFonts w:cs="Carlito"/>
+          <w:b/>
+          <w:bCs/>
+          <w:color w:val="D86DCB" w:themeColor="accent5" w:themeTint="99"/>
+          <w:sz w:val="32"/>
+          <w:szCs w:val="32"/>
+        </w:rPr>
+        <w:t xml:space="preserve"> &lt;= 10:</w:t>
+      </w:r>
+    </w:p>
+    <w:p>
+      <w:pPr>
+        <w:spacing w:line="240" w:lineRule="auto"/>
+        <w:jc w:val="both"/>
+        <w:rPr>
+          <w:rFonts w:cs="Carlito"/>
+          <w:b/>
+          <w:bCs/>
+          <w:color w:val="D86DCB" w:themeColor="accent5" w:themeTint="99"/>
+          <w:sz w:val="32"/>
+          <w:szCs w:val="32"/>
+        </w:rPr>
+      </w:pPr>
+      <w:r>
+        <w:rPr>
+          <w:rFonts w:cs="Carlito"/>
+          <w:b/>
+          <w:bCs/>
+          <w:color w:val="D86DCB" w:themeColor="accent5" w:themeTint="99"/>
+          <w:sz w:val="32"/>
+          <w:szCs w:val="32"/>
+        </w:rPr>
+        <w:t xml:space="preserve">    print(</w:t>
+      </w:r>
+      <w:proofErr w:type="spellStart"/>
+      <w:r>
+        <w:rPr>
+          <w:rFonts w:cs="Carlito"/>
+          <w:b/>
+          <w:bCs/>
+          <w:color w:val="D86DCB" w:themeColor="accent5" w:themeTint="99"/>
+          <w:sz w:val="32"/>
+          <w:szCs w:val="32"/>
+        </w:rPr>
+        <w:t>i</w:t>
+      </w:r>
+      <w:proofErr w:type="spellEnd"/>
+      <w:r>
+        <w:rPr>
+          <w:rFonts w:cs="Carlito"/>
+          <w:b/>
+          <w:bCs/>
+          <w:color w:val="D86DCB" w:themeColor="accent5" w:themeTint="99"/>
+          <w:sz w:val="32"/>
+          <w:szCs w:val="32"/>
+        </w:rPr>
+        <w:t>)</w:t>
+      </w:r>
+    </w:p>
+    <w:p>
+      <w:pPr>
+        <w:spacing w:line="240" w:lineRule="auto"/>
+        <w:jc w:val="both"/>
+        <w:rPr>
+          <w:rFonts w:cs="Carlito"/>
+          <w:b/>
+          <w:bCs/>
+          <w:color w:val="D86DCB" w:themeColor="accent5" w:themeTint="99"/>
+          <w:sz w:val="32"/>
+          <w:szCs w:val="32"/>
+        </w:rPr>
+      </w:pPr>
+      <w:r>
+        <w:rPr>
+          <w:rFonts w:cs="Carlito"/>
+          <w:b/>
+          <w:bCs/>
+          <w:color w:val="D86DCB" w:themeColor="accent5" w:themeTint="99"/>
+          <w:sz w:val="32"/>
+          <w:szCs w:val="32"/>
+        </w:rPr>
+        <w:t xml:space="preserve">    </w:t>
+      </w:r>
+      <w:proofErr w:type="spellStart"/>
+      <w:r>
+        <w:rPr>
+          <w:rFonts w:cs="Carlito"/>
+          <w:b/>
+          <w:bCs/>
+          <w:color w:val="D86DCB" w:themeColor="accent5" w:themeTint="99"/>
+          <w:sz w:val="32"/>
+          <w:szCs w:val="32"/>
+        </w:rPr>
+        <w:t>i</w:t>
+      </w:r>
+      <w:proofErr w:type="spellEnd"/>
+      <w:r>
+        <w:rPr>
+          <w:rFonts w:cs="Carlito"/>
+          <w:b/>
+          <w:bCs/>
+          <w:color w:val="D86DCB" w:themeColor="accent5" w:themeTint="99"/>
+          <w:sz w:val="32"/>
+          <w:szCs w:val="32"/>
+        </w:rPr>
+        <w:t>+=1</w:t>
+      </w:r>
+    </w:p>
+    <w:p>
+      <w:pPr>
+        <w:spacing w:line="240" w:lineRule="auto"/>
+        <w:jc w:val="both"/>
+        <w:rPr>
+          <w:rFonts w:cs="Carlito"/>
+          <w:b/>
+          <w:bCs/>
+          <w:color w:val="D86DCB" w:themeColor="accent5" w:themeTint="99"/>
+          <w:sz w:val="32"/>
+          <w:szCs w:val="32"/>
+        </w:rPr>
+      </w:pPr>
+      <w:r>
+        <w:rPr>
+          <w:rFonts w:cs="Carlito"/>
+          <w:b/>
+          <w:bCs/>
+          <w:color w:val="D86DCB" w:themeColor="accent5" w:themeTint="99"/>
+          <w:sz w:val="32"/>
+          <w:szCs w:val="32"/>
+        </w:rPr>
+        <w:t xml:space="preserve">    </w:t>
+      </w:r>
+      <w:proofErr w:type="spellStart"/>
+      <w:proofErr w:type="gramStart"/>
+      <w:r>
+        <w:rPr>
+          <w:rFonts w:cs="Carlito"/>
+          <w:b/>
+          <w:bCs/>
+          <w:color w:val="D86DCB" w:themeColor="accent5" w:themeTint="99"/>
+          <w:sz w:val="32"/>
+          <w:szCs w:val="32"/>
+        </w:rPr>
+        <w:t>time.sleep</w:t>
+      </w:r>
+      <w:proofErr w:type="spellEnd"/>
+      <w:proofErr w:type="gramEnd"/>
+      <w:r>
+        <w:rPr>
+          <w:rFonts w:cs="Carlito"/>
+          <w:b/>
+          <w:bCs/>
+          <w:color w:val="D86DCB" w:themeColor="accent5" w:themeTint="99"/>
+          <w:sz w:val="32"/>
+          <w:szCs w:val="32"/>
+        </w:rPr>
+        <w:t>(1)</w:t>
       </w:r>
     </w:p>
     <w:p>
@@ -5357,15 +6724,29 @@
         </w:rPr>
         <w:t xml:space="preserve">#Method-1, we can make a timer using </w:t>
       </w:r>
-      <w:r>
-        <w:rPr>
-          <w:rFonts w:cs="Carlito"/>
-          <w:b/>
-          <w:bCs/>
-          <w:sz w:val="32"/>
-          <w:szCs w:val="32"/>
-        </w:rPr>
-        <w:t>time.sleep()</w:t>
+      <w:proofErr w:type="spellStart"/>
+      <w:proofErr w:type="gramStart"/>
+      <w:r>
+        <w:rPr>
+          <w:rFonts w:cs="Carlito"/>
+          <w:b/>
+          <w:bCs/>
+          <w:sz w:val="32"/>
+          <w:szCs w:val="32"/>
+        </w:rPr>
+        <w:t>time.sleep</w:t>
+      </w:r>
+      <w:proofErr w:type="spellEnd"/>
+      <w:proofErr w:type="gramEnd"/>
+      <w:r>
+        <w:rPr>
+          <w:rFonts w:cs="Carlito"/>
+          <w:b/>
+          <w:bCs/>
+          <w:sz w:val="32"/>
+          <w:szCs w:val="32"/>
+        </w:rPr>
+        <w:t>()</w:t>
       </w:r>
       <w:r>
         <w:rPr>
@@ -5375,15 +6756,27 @@
         </w:rPr>
         <w:t xml:space="preserve"> method and </w:t>
       </w:r>
-      <w:r>
-        <w:rPr>
-          <w:rFonts w:cs="Carlito"/>
-          <w:b/>
-          <w:bCs/>
-          <w:sz w:val="32"/>
-          <w:szCs w:val="32"/>
-        </w:rPr>
-        <w:t>os.system()</w:t>
+      <w:proofErr w:type="spellStart"/>
+      <w:r>
+        <w:rPr>
+          <w:rFonts w:cs="Carlito"/>
+          <w:b/>
+          <w:bCs/>
+          <w:sz w:val="32"/>
+          <w:szCs w:val="32"/>
+        </w:rPr>
+        <w:t>os.system</w:t>
+      </w:r>
+      <w:proofErr w:type="spellEnd"/>
+      <w:r>
+        <w:rPr>
+          <w:rFonts w:cs="Carlito"/>
+          <w:b/>
+          <w:bCs/>
+          <w:sz w:val="32"/>
+          <w:szCs w:val="32"/>
+        </w:rPr>
+        <w:t>()</w:t>
       </w:r>
       <w:r>
         <w:rPr>
@@ -5441,82 +6834,156 @@
           <w:sz w:val="32"/>
           <w:szCs w:val="32"/>
         </w:rPr>
-        <w:t>import os</w:t>
-      </w:r>
-    </w:p>
-    <w:p>
-      <w:pPr>
-        <w:spacing w:line="240" w:lineRule="auto"/>
-        <w:jc w:val="both"/>
-        <w:rPr>
-          <w:rFonts w:cs="Carlito"/>
-          <w:b/>
-          <w:bCs/>
-          <w:color w:val="D86DCB" w:themeColor="accent5" w:themeTint="99"/>
-          <w:sz w:val="32"/>
-          <w:szCs w:val="32"/>
-        </w:rPr>
-      </w:pPr>
-      <w:r>
-        <w:rPr>
-          <w:rFonts w:cs="Carlito"/>
-          <w:b/>
-          <w:bCs/>
-          <w:color w:val="D86DCB" w:themeColor="accent5" w:themeTint="99"/>
-          <w:sz w:val="32"/>
-          <w:szCs w:val="32"/>
-        </w:rPr>
-        <w:t>i = 10</w:t>
-      </w:r>
-    </w:p>
-    <w:p>
-      <w:pPr>
-        <w:spacing w:line="240" w:lineRule="auto"/>
-        <w:jc w:val="both"/>
-        <w:rPr>
-          <w:rFonts w:cs="Carlito"/>
-          <w:b/>
-          <w:bCs/>
-          <w:color w:val="D86DCB" w:themeColor="accent5" w:themeTint="99"/>
-          <w:sz w:val="32"/>
-          <w:szCs w:val="32"/>
-        </w:rPr>
-      </w:pPr>
-      <w:r>
-        <w:rPr>
-          <w:rFonts w:cs="Carlito"/>
-          <w:b/>
-          <w:bCs/>
-          <w:color w:val="D86DCB" w:themeColor="accent5" w:themeTint="99"/>
-          <w:sz w:val="32"/>
-          <w:szCs w:val="32"/>
-        </w:rPr>
-        <w:t>while i &gt;= 0:</w:t>
-      </w:r>
-    </w:p>
-    <w:p>
-      <w:pPr>
-        <w:spacing w:line="240" w:lineRule="auto"/>
-        <w:jc w:val="both"/>
-        <w:rPr>
-          <w:rFonts w:cs="Carlito"/>
-          <w:b/>
-          <w:bCs/>
-          <w:color w:val="D86DCB" w:themeColor="accent5" w:themeTint="99"/>
-          <w:sz w:val="32"/>
-          <w:szCs w:val="32"/>
-        </w:rPr>
-      </w:pPr>
-      <w:r>
-        <w:rPr>
-          <w:rFonts w:cs="Carlito"/>
-          <w:b/>
-          <w:bCs/>
-          <w:color w:val="D86DCB" w:themeColor="accent5" w:themeTint="99"/>
-          <w:sz w:val="32"/>
-          <w:szCs w:val="32"/>
-        </w:rPr>
-        <w:t xml:space="preserve">    print(i)</w:t>
+        <w:t xml:space="preserve">import </w:t>
+      </w:r>
+      <w:proofErr w:type="spellStart"/>
+      <w:r>
+        <w:rPr>
+          <w:rFonts w:cs="Carlito"/>
+          <w:b/>
+          <w:bCs/>
+          <w:color w:val="D86DCB" w:themeColor="accent5" w:themeTint="99"/>
+          <w:sz w:val="32"/>
+          <w:szCs w:val="32"/>
+        </w:rPr>
+        <w:t>os</w:t>
+      </w:r>
+      <w:proofErr w:type="spellEnd"/>
+    </w:p>
+    <w:p>
+      <w:pPr>
+        <w:spacing w:line="240" w:lineRule="auto"/>
+        <w:jc w:val="both"/>
+        <w:rPr>
+          <w:rFonts w:cs="Carlito"/>
+          <w:b/>
+          <w:bCs/>
+          <w:color w:val="D86DCB" w:themeColor="accent5" w:themeTint="99"/>
+          <w:sz w:val="32"/>
+          <w:szCs w:val="32"/>
+        </w:rPr>
+      </w:pPr>
+      <w:proofErr w:type="spellStart"/>
+      <w:r>
+        <w:rPr>
+          <w:rFonts w:cs="Carlito"/>
+          <w:b/>
+          <w:bCs/>
+          <w:color w:val="D86DCB" w:themeColor="accent5" w:themeTint="99"/>
+          <w:sz w:val="32"/>
+          <w:szCs w:val="32"/>
+        </w:rPr>
+        <w:t>i</w:t>
+      </w:r>
+      <w:proofErr w:type="spellEnd"/>
+      <w:r>
+        <w:rPr>
+          <w:rFonts w:cs="Carlito"/>
+          <w:b/>
+          <w:bCs/>
+          <w:color w:val="D86DCB" w:themeColor="accent5" w:themeTint="99"/>
+          <w:sz w:val="32"/>
+          <w:szCs w:val="32"/>
+        </w:rPr>
+        <w:t xml:space="preserve"> = 10</w:t>
+      </w:r>
+    </w:p>
+    <w:p>
+      <w:pPr>
+        <w:spacing w:line="240" w:lineRule="auto"/>
+        <w:jc w:val="both"/>
+        <w:rPr>
+          <w:rFonts w:cs="Carlito"/>
+          <w:b/>
+          <w:bCs/>
+          <w:color w:val="D86DCB" w:themeColor="accent5" w:themeTint="99"/>
+          <w:sz w:val="32"/>
+          <w:szCs w:val="32"/>
+        </w:rPr>
+      </w:pPr>
+      <w:r>
+        <w:rPr>
+          <w:rFonts w:cs="Carlito"/>
+          <w:b/>
+          <w:bCs/>
+          <w:color w:val="D86DCB" w:themeColor="accent5" w:themeTint="99"/>
+          <w:sz w:val="32"/>
+          <w:szCs w:val="32"/>
+        </w:rPr>
+        <w:t xml:space="preserve">while </w:t>
+      </w:r>
+      <w:proofErr w:type="spellStart"/>
+      <w:r>
+        <w:rPr>
+          <w:rFonts w:cs="Carlito"/>
+          <w:b/>
+          <w:bCs/>
+          <w:color w:val="D86DCB" w:themeColor="accent5" w:themeTint="99"/>
+          <w:sz w:val="32"/>
+          <w:szCs w:val="32"/>
+        </w:rPr>
+        <w:t>i</w:t>
+      </w:r>
+      <w:proofErr w:type="spellEnd"/>
+      <w:r>
+        <w:rPr>
+          <w:rFonts w:cs="Carlito"/>
+          <w:b/>
+          <w:bCs/>
+          <w:color w:val="D86DCB" w:themeColor="accent5" w:themeTint="99"/>
+          <w:sz w:val="32"/>
+          <w:szCs w:val="32"/>
+        </w:rPr>
+        <w:t xml:space="preserve"> &gt;= 0:</w:t>
+      </w:r>
+    </w:p>
+    <w:p>
+      <w:pPr>
+        <w:spacing w:line="240" w:lineRule="auto"/>
+        <w:jc w:val="both"/>
+        <w:rPr>
+          <w:rFonts w:cs="Carlito"/>
+          <w:b/>
+          <w:bCs/>
+          <w:color w:val="D86DCB" w:themeColor="accent5" w:themeTint="99"/>
+          <w:sz w:val="32"/>
+          <w:szCs w:val="32"/>
+        </w:rPr>
+      </w:pPr>
+      <w:r>
+        <w:rPr>
+          <w:rFonts w:cs="Carlito"/>
+          <w:b/>
+          <w:bCs/>
+          <w:color w:val="D86DCB" w:themeColor="accent5" w:themeTint="99"/>
+          <w:sz w:val="32"/>
+          <w:szCs w:val="32"/>
+        </w:rPr>
+        <w:t xml:space="preserve">    print(</w:t>
+      </w:r>
+      <w:proofErr w:type="spellStart"/>
+      <w:r>
+        <w:rPr>
+          <w:rFonts w:cs="Carlito"/>
+          <w:b/>
+          <w:bCs/>
+          <w:color w:val="D86DCB" w:themeColor="accent5" w:themeTint="99"/>
+          <w:sz w:val="32"/>
+          <w:szCs w:val="32"/>
+        </w:rPr>
+        <w:t>i</w:t>
+      </w:r>
+      <w:proofErr w:type="spellEnd"/>
+      <w:r>
+        <w:rPr>
+          <w:rFonts w:cs="Carlito"/>
+          <w:b/>
+          <w:bCs/>
+          <w:color w:val="D86DCB" w:themeColor="accent5" w:themeTint="99"/>
+          <w:sz w:val="32"/>
+          <w:szCs w:val="32"/>
+        </w:rPr>
+        <w:t>)</w:t>
       </w:r>
     </w:p>
     <w:p>
@@ -5542,77 +7009,190 @@
           <w:szCs w:val="32"/>
         </w:rPr>
         <w:lastRenderedPageBreak/>
-        <w:t xml:space="preserve">    i-=1</w:t>
-      </w:r>
-    </w:p>
-    <w:p>
-      <w:pPr>
-        <w:spacing w:line="240" w:lineRule="auto"/>
-        <w:jc w:val="both"/>
-        <w:rPr>
-          <w:rFonts w:cs="Carlito"/>
-          <w:b/>
-          <w:bCs/>
-          <w:color w:val="D86DCB" w:themeColor="accent5" w:themeTint="99"/>
-          <w:sz w:val="32"/>
-          <w:szCs w:val="32"/>
-        </w:rPr>
-      </w:pPr>
-      <w:r>
-        <w:rPr>
-          <w:rFonts w:cs="Carlito"/>
-          <w:b/>
-          <w:bCs/>
-          <w:color w:val="D86DCB" w:themeColor="accent5" w:themeTint="99"/>
-          <w:sz w:val="32"/>
-          <w:szCs w:val="32"/>
-        </w:rPr>
-        <w:t xml:space="preserve">    time.sleep(1)</w:t>
-      </w:r>
-    </w:p>
-    <w:p>
-      <w:pPr>
-        <w:spacing w:line="240" w:lineRule="auto"/>
-        <w:jc w:val="both"/>
-        <w:rPr>
-          <w:rFonts w:cs="Carlito"/>
-          <w:b/>
-          <w:bCs/>
-          <w:color w:val="D86DCB" w:themeColor="accent5" w:themeTint="99"/>
-          <w:sz w:val="32"/>
-          <w:szCs w:val="32"/>
-        </w:rPr>
-      </w:pPr>
-      <w:r>
-        <w:rPr>
-          <w:rFonts w:cs="Carlito"/>
-          <w:b/>
-          <w:bCs/>
-          <w:color w:val="D86DCB" w:themeColor="accent5" w:themeTint="99"/>
-          <w:sz w:val="32"/>
-          <w:szCs w:val="32"/>
-        </w:rPr>
-        <w:t xml:space="preserve">    os.system('cls') # or 'clear' for Mac and linux</w:t>
-      </w:r>
-    </w:p>
-    <w:p>
-      <w:pPr>
-        <w:spacing w:line="240" w:lineRule="auto"/>
-        <w:jc w:val="both"/>
-        <w:rPr>
-          <w:rFonts w:cs="Carlito"/>
-          <w:sz w:val="32"/>
-          <w:szCs w:val="32"/>
-        </w:rPr>
-      </w:pPr>
-      <w:r>
-        <w:rPr>
-          <w:rFonts w:cs="Carlito"/>
-          <w:sz w:val="32"/>
-          <w:szCs w:val="32"/>
-        </w:rPr>
         <w:t xml:space="preserve">    </w:t>
       </w:r>
+      <w:proofErr w:type="spellStart"/>
+      <w:r>
+        <w:rPr>
+          <w:rFonts w:cs="Carlito"/>
+          <w:b/>
+          <w:bCs/>
+          <w:color w:val="D86DCB" w:themeColor="accent5" w:themeTint="99"/>
+          <w:sz w:val="32"/>
+          <w:szCs w:val="32"/>
+        </w:rPr>
+        <w:t>i</w:t>
+      </w:r>
+      <w:proofErr w:type="spellEnd"/>
+      <w:r>
+        <w:rPr>
+          <w:rFonts w:cs="Carlito"/>
+          <w:b/>
+          <w:bCs/>
+          <w:color w:val="D86DCB" w:themeColor="accent5" w:themeTint="99"/>
+          <w:sz w:val="32"/>
+          <w:szCs w:val="32"/>
+        </w:rPr>
+        <w:t>-=1</w:t>
+      </w:r>
+    </w:p>
+    <w:p>
+      <w:pPr>
+        <w:spacing w:line="240" w:lineRule="auto"/>
+        <w:jc w:val="both"/>
+        <w:rPr>
+          <w:rFonts w:cs="Carlito"/>
+          <w:b/>
+          <w:bCs/>
+          <w:color w:val="D86DCB" w:themeColor="accent5" w:themeTint="99"/>
+          <w:sz w:val="32"/>
+          <w:szCs w:val="32"/>
+        </w:rPr>
+      </w:pPr>
+      <w:r>
+        <w:rPr>
+          <w:rFonts w:cs="Carlito"/>
+          <w:b/>
+          <w:bCs/>
+          <w:color w:val="D86DCB" w:themeColor="accent5" w:themeTint="99"/>
+          <w:sz w:val="32"/>
+          <w:szCs w:val="32"/>
+        </w:rPr>
+        <w:t xml:space="preserve">    </w:t>
+      </w:r>
+      <w:proofErr w:type="spellStart"/>
+      <w:proofErr w:type="gramStart"/>
+      <w:r>
+        <w:rPr>
+          <w:rFonts w:cs="Carlito"/>
+          <w:b/>
+          <w:bCs/>
+          <w:color w:val="D86DCB" w:themeColor="accent5" w:themeTint="99"/>
+          <w:sz w:val="32"/>
+          <w:szCs w:val="32"/>
+        </w:rPr>
+        <w:t>time.sleep</w:t>
+      </w:r>
+      <w:proofErr w:type="spellEnd"/>
+      <w:proofErr w:type="gramEnd"/>
+      <w:r>
+        <w:rPr>
+          <w:rFonts w:cs="Carlito"/>
+          <w:b/>
+          <w:bCs/>
+          <w:color w:val="D86DCB" w:themeColor="accent5" w:themeTint="99"/>
+          <w:sz w:val="32"/>
+          <w:szCs w:val="32"/>
+        </w:rPr>
+        <w:t>(1)</w:t>
+      </w:r>
+    </w:p>
+    <w:p>
+      <w:pPr>
+        <w:spacing w:line="240" w:lineRule="auto"/>
+        <w:jc w:val="both"/>
+        <w:rPr>
+          <w:rFonts w:cs="Carlito"/>
+          <w:b/>
+          <w:bCs/>
+          <w:color w:val="D86DCB" w:themeColor="accent5" w:themeTint="99"/>
+          <w:sz w:val="32"/>
+          <w:szCs w:val="32"/>
+        </w:rPr>
+      </w:pPr>
+      <w:r>
+        <w:rPr>
+          <w:rFonts w:cs="Carlito"/>
+          <w:b/>
+          <w:bCs/>
+          <w:color w:val="D86DCB" w:themeColor="accent5" w:themeTint="99"/>
+          <w:sz w:val="32"/>
+          <w:szCs w:val="32"/>
+        </w:rPr>
+        <w:t xml:space="preserve">    </w:t>
+      </w:r>
+      <w:proofErr w:type="spellStart"/>
+      <w:proofErr w:type="gramStart"/>
+      <w:r>
+        <w:rPr>
+          <w:rFonts w:cs="Carlito"/>
+          <w:b/>
+          <w:bCs/>
+          <w:color w:val="D86DCB" w:themeColor="accent5" w:themeTint="99"/>
+          <w:sz w:val="32"/>
+          <w:szCs w:val="32"/>
+        </w:rPr>
+        <w:t>os.system</w:t>
+      </w:r>
+      <w:proofErr w:type="spellEnd"/>
+      <w:proofErr w:type="gramEnd"/>
+      <w:r>
+        <w:rPr>
+          <w:rFonts w:cs="Carlito"/>
+          <w:b/>
+          <w:bCs/>
+          <w:color w:val="D86DCB" w:themeColor="accent5" w:themeTint="99"/>
+          <w:sz w:val="32"/>
+          <w:szCs w:val="32"/>
+        </w:rPr>
+        <w:t>('</w:t>
+      </w:r>
+      <w:proofErr w:type="spellStart"/>
+      <w:r>
+        <w:rPr>
+          <w:rFonts w:cs="Carlito"/>
+          <w:b/>
+          <w:bCs/>
+          <w:color w:val="D86DCB" w:themeColor="accent5" w:themeTint="99"/>
+          <w:sz w:val="32"/>
+          <w:szCs w:val="32"/>
+        </w:rPr>
+        <w:t>cls</w:t>
+      </w:r>
+      <w:proofErr w:type="spellEnd"/>
+      <w:r>
+        <w:rPr>
+          <w:rFonts w:cs="Carlito"/>
+          <w:b/>
+          <w:bCs/>
+          <w:color w:val="D86DCB" w:themeColor="accent5" w:themeTint="99"/>
+          <w:sz w:val="32"/>
+          <w:szCs w:val="32"/>
+        </w:rPr>
+        <w:t xml:space="preserve">') # or 'clear' for Mac and </w:t>
+      </w:r>
+      <w:proofErr w:type="spellStart"/>
+      <w:r>
+        <w:rPr>
+          <w:rFonts w:cs="Carlito"/>
+          <w:b/>
+          <w:bCs/>
+          <w:color w:val="D86DCB" w:themeColor="accent5" w:themeTint="99"/>
+          <w:sz w:val="32"/>
+          <w:szCs w:val="32"/>
+        </w:rPr>
+        <w:t>linux</w:t>
+      </w:r>
+      <w:proofErr w:type="spellEnd"/>
+    </w:p>
+    <w:p>
+      <w:pPr>
+        <w:spacing w:line="240" w:lineRule="auto"/>
+        <w:jc w:val="both"/>
+        <w:rPr>
+          <w:rFonts w:cs="Carlito"/>
+          <w:sz w:val="32"/>
+          <w:szCs w:val="32"/>
+        </w:rPr>
+      </w:pPr>
+      <w:r>
+        <w:rPr>
+          <w:rFonts w:cs="Carlito"/>
+          <w:sz w:val="32"/>
+          <w:szCs w:val="32"/>
+        </w:rPr>
+        <w:t xml:space="preserve">    </w:t>
+      </w:r>
     </w:p>
     <w:p>
       <w:pPr>
@@ -5632,15 +7212,39 @@
         </w:rPr>
         <w:t xml:space="preserve"># Method-2, same idea but use </w:t>
       </w:r>
-      <w:r>
-        <w:rPr>
-          <w:rFonts w:cs="Carlito"/>
-          <w:b/>
-          <w:bCs/>
-          <w:sz w:val="32"/>
-          <w:szCs w:val="32"/>
-        </w:rPr>
-        <w:t>divmod()</w:t>
+      <w:proofErr w:type="spellStart"/>
+      <w:proofErr w:type="gramStart"/>
+      <w:r>
+        <w:rPr>
+          <w:rFonts w:cs="Carlito"/>
+          <w:b/>
+          <w:bCs/>
+          <w:sz w:val="32"/>
+          <w:szCs w:val="32"/>
+        </w:rPr>
+        <w:t>divmod</w:t>
+      </w:r>
+      <w:proofErr w:type="spellEnd"/>
+      <w:r>
+        <w:rPr>
+          <w:rFonts w:cs="Carlito"/>
+          <w:b/>
+          <w:bCs/>
+          <w:sz w:val="32"/>
+          <w:szCs w:val="32"/>
+        </w:rPr>
+        <w:t>(</w:t>
+      </w:r>
+      <w:proofErr w:type="gramEnd"/>
+      <w:r>
+        <w:rPr>
+          <w:rFonts w:cs="Carlito"/>
+          <w:b/>
+          <w:bCs/>
+          <w:sz w:val="32"/>
+          <w:szCs w:val="32"/>
+        </w:rPr>
+        <w:t>)</w:t>
       </w:r>
       <w:r>
         <w:rPr>
@@ -5679,15 +7283,39 @@
         </w:rPr>
         <w:t xml:space="preserve"># </w:t>
       </w:r>
-      <w:r>
-        <w:rPr>
-          <w:rFonts w:cs="Carlito"/>
-          <w:b/>
-          <w:bCs/>
-          <w:sz w:val="32"/>
-          <w:szCs w:val="32"/>
-        </w:rPr>
-        <w:t xml:space="preserve">divmod() </w:t>
+      <w:proofErr w:type="spellStart"/>
+      <w:proofErr w:type="gramStart"/>
+      <w:r>
+        <w:rPr>
+          <w:rFonts w:cs="Carlito"/>
+          <w:b/>
+          <w:bCs/>
+          <w:sz w:val="32"/>
+          <w:szCs w:val="32"/>
+        </w:rPr>
+        <w:t>divmod</w:t>
+      </w:r>
+      <w:proofErr w:type="spellEnd"/>
+      <w:r>
+        <w:rPr>
+          <w:rFonts w:cs="Carlito"/>
+          <w:b/>
+          <w:bCs/>
+          <w:sz w:val="32"/>
+          <w:szCs w:val="32"/>
+        </w:rPr>
+        <w:t>(</w:t>
+      </w:r>
+      <w:proofErr w:type="gramEnd"/>
+      <w:r>
+        <w:rPr>
+          <w:rFonts w:cs="Carlito"/>
+          <w:b/>
+          <w:bCs/>
+          <w:sz w:val="32"/>
+          <w:szCs w:val="32"/>
+        </w:rPr>
+        <w:t xml:space="preserve">) </w:t>
       </w:r>
       <w:r>
         <w:rPr>
@@ -6190,6 +7818,7 @@
         </w:rPr>
         <w:t xml:space="preserve"> means show this output immediately. Without it </w:t>
       </w:r>
+      <w:proofErr w:type="spellStart"/>
       <w:r>
         <w:rPr>
           <w:rFonts w:cs="Carlito"/>
@@ -6200,6 +7829,7 @@
         </w:rPr>
         <w:t>pycharm</w:t>
       </w:r>
+      <w:proofErr w:type="spellEnd"/>
       <w:r>
         <w:rPr>
           <w:rFonts w:cs="Carlito"/>
@@ -6402,7 +8032,31 @@
           <w:sz w:val="32"/>
           <w:szCs w:val="32"/>
         </w:rPr>
-        <w:t>seconds = 10  # set your countdown</w:t>
+        <w:t xml:space="preserve">seconds = </w:t>
+      </w:r>
+      <w:proofErr w:type="gramStart"/>
+      <w:r>
+        <w:rPr>
+          <w:rFonts w:cs="Carlito"/>
+          <w:b/>
+          <w:bCs/>
+          <w:color w:val="D86DCB" w:themeColor="accent5" w:themeTint="99"/>
+          <w:sz w:val="32"/>
+          <w:szCs w:val="32"/>
+        </w:rPr>
+        <w:t>10  #</w:t>
+      </w:r>
+      <w:proofErr w:type="gramEnd"/>
+      <w:r>
+        <w:rPr>
+          <w:rFonts w:cs="Carlito"/>
+          <w:b/>
+          <w:bCs/>
+          <w:color w:val="D86DCB" w:themeColor="accent5" w:themeTint="99"/>
+          <w:sz w:val="32"/>
+          <w:szCs w:val="32"/>
+        </w:rPr>
+        <w:t xml:space="preserve"> set your countdown</w:t>
       </w:r>
     </w:p>
     <w:p>
@@ -6452,32 +8106,93 @@
           <w:sz w:val="32"/>
           <w:szCs w:val="32"/>
         </w:rPr>
-        <w:t xml:space="preserve">    mins, secs = divmod(seconds, 60)</w:t>
-      </w:r>
-    </w:p>
-    <w:p>
-      <w:pPr>
-        <w:spacing w:line="240" w:lineRule="auto"/>
-        <w:jc w:val="both"/>
-        <w:rPr>
-          <w:rFonts w:cs="Carlito"/>
-          <w:b/>
-          <w:bCs/>
-          <w:color w:val="D86DCB" w:themeColor="accent5" w:themeTint="99"/>
-          <w:sz w:val="32"/>
-          <w:szCs w:val="32"/>
-        </w:rPr>
-      </w:pPr>
-      <w:r>
-        <w:rPr>
-          <w:rFonts w:cs="Carlito"/>
-          <w:b/>
-          <w:bCs/>
-          <w:color w:val="D86DCB" w:themeColor="accent5" w:themeTint="99"/>
-          <w:sz w:val="32"/>
-          <w:szCs w:val="32"/>
-        </w:rPr>
-        <w:t xml:space="preserve">    timer = f"{mins:02d}:{secs:02d}"</w:t>
+        <w:t xml:space="preserve">    mins, secs = </w:t>
+      </w:r>
+      <w:proofErr w:type="spellStart"/>
+      <w:proofErr w:type="gramStart"/>
+      <w:r>
+        <w:rPr>
+          <w:rFonts w:cs="Carlito"/>
+          <w:b/>
+          <w:bCs/>
+          <w:color w:val="D86DCB" w:themeColor="accent5" w:themeTint="99"/>
+          <w:sz w:val="32"/>
+          <w:szCs w:val="32"/>
+        </w:rPr>
+        <w:t>divmod</w:t>
+      </w:r>
+      <w:proofErr w:type="spellEnd"/>
+      <w:r>
+        <w:rPr>
+          <w:rFonts w:cs="Carlito"/>
+          <w:b/>
+          <w:bCs/>
+          <w:color w:val="D86DCB" w:themeColor="accent5" w:themeTint="99"/>
+          <w:sz w:val="32"/>
+          <w:szCs w:val="32"/>
+        </w:rPr>
+        <w:t>(</w:t>
+      </w:r>
+      <w:proofErr w:type="gramEnd"/>
+      <w:r>
+        <w:rPr>
+          <w:rFonts w:cs="Carlito"/>
+          <w:b/>
+          <w:bCs/>
+          <w:color w:val="D86DCB" w:themeColor="accent5" w:themeTint="99"/>
+          <w:sz w:val="32"/>
+          <w:szCs w:val="32"/>
+        </w:rPr>
+        <w:t>seconds, 60)</w:t>
+      </w:r>
+    </w:p>
+    <w:p>
+      <w:pPr>
+        <w:spacing w:line="240" w:lineRule="auto"/>
+        <w:jc w:val="both"/>
+        <w:rPr>
+          <w:rFonts w:cs="Carlito"/>
+          <w:b/>
+          <w:bCs/>
+          <w:color w:val="D86DCB" w:themeColor="accent5" w:themeTint="99"/>
+          <w:sz w:val="32"/>
+          <w:szCs w:val="32"/>
+        </w:rPr>
+      </w:pPr>
+      <w:r>
+        <w:rPr>
+          <w:rFonts w:cs="Carlito"/>
+          <w:b/>
+          <w:bCs/>
+          <w:color w:val="D86DCB" w:themeColor="accent5" w:themeTint="99"/>
+          <w:sz w:val="32"/>
+          <w:szCs w:val="32"/>
+        </w:rPr>
+        <w:t xml:space="preserve">    timer = f"{mins:02d</w:t>
+      </w:r>
+      <w:proofErr w:type="gramStart"/>
+      <w:r>
+        <w:rPr>
+          <w:rFonts w:cs="Carlito"/>
+          <w:b/>
+          <w:bCs/>
+          <w:color w:val="D86DCB" w:themeColor="accent5" w:themeTint="99"/>
+          <w:sz w:val="32"/>
+          <w:szCs w:val="32"/>
+        </w:rPr>
+        <w:t>}:{</w:t>
+      </w:r>
+      <w:proofErr w:type="gramEnd"/>
+      <w:r>
+        <w:rPr>
+          <w:rFonts w:cs="Carlito"/>
+          <w:b/>
+          <w:bCs/>
+          <w:color w:val="D86DCB" w:themeColor="accent5" w:themeTint="99"/>
+          <w:sz w:val="32"/>
+          <w:szCs w:val="32"/>
+        </w:rPr>
+        <w:t>secs:02d}"</w:t>
       </w:r>
     </w:p>
     <w:p>
@@ -6527,7 +8242,33 @@
           <w:sz w:val="32"/>
           <w:szCs w:val="32"/>
         </w:rPr>
-        <w:t xml:space="preserve">    time.sleep(1)</w:t>
+        <w:t xml:space="preserve">    </w:t>
+      </w:r>
+      <w:proofErr w:type="spellStart"/>
+      <w:proofErr w:type="gramStart"/>
+      <w:r>
+        <w:rPr>
+          <w:rFonts w:cs="Carlito"/>
+          <w:b/>
+          <w:bCs/>
+          <w:color w:val="D86DCB" w:themeColor="accent5" w:themeTint="99"/>
+          <w:sz w:val="32"/>
+          <w:szCs w:val="32"/>
+        </w:rPr>
+        <w:t>time.sleep</w:t>
+      </w:r>
+      <w:proofErr w:type="spellEnd"/>
+      <w:proofErr w:type="gramEnd"/>
+      <w:r>
+        <w:rPr>
+          <w:rFonts w:cs="Carlito"/>
+          <w:b/>
+          <w:bCs/>
+          <w:color w:val="D86DCB" w:themeColor="accent5" w:themeTint="99"/>
+          <w:sz w:val="32"/>
+          <w:szCs w:val="32"/>
+        </w:rPr>
+        <w:t>(1)</w:t>
       </w:r>
     </w:p>
     <w:p>
@@ -6568,16 +8309,53 @@
           <w:szCs w:val="32"/>
         </w:rPr>
       </w:pPr>
-      <w:r>
-        <w:rPr>
-          <w:rFonts w:cs="Carlito"/>
-          <w:b/>
-          <w:bCs/>
-          <w:color w:val="D86DCB" w:themeColor="accent5" w:themeTint="99"/>
-          <w:sz w:val="32"/>
-          <w:szCs w:val="32"/>
-        </w:rPr>
-        <w:t>print("\nTime's up!")</w:t>
+      <w:proofErr w:type="gramStart"/>
+      <w:r>
+        <w:rPr>
+          <w:rFonts w:cs="Carlito"/>
+          <w:b/>
+          <w:bCs/>
+          <w:color w:val="D86DCB" w:themeColor="accent5" w:themeTint="99"/>
+          <w:sz w:val="32"/>
+          <w:szCs w:val="32"/>
+        </w:rPr>
+        <w:t>print(</w:t>
+      </w:r>
+      <w:proofErr w:type="gramEnd"/>
+      <w:r>
+        <w:rPr>
+          <w:rFonts w:cs="Carlito"/>
+          <w:b/>
+          <w:bCs/>
+          <w:color w:val="D86DCB" w:themeColor="accent5" w:themeTint="99"/>
+          <w:sz w:val="32"/>
+          <w:szCs w:val="32"/>
+        </w:rPr>
+        <w:t>"\</w:t>
+      </w:r>
+      <w:proofErr w:type="spellStart"/>
+      <w:r>
+        <w:rPr>
+          <w:rFonts w:cs="Carlito"/>
+          <w:b/>
+          <w:bCs/>
+          <w:color w:val="D86DCB" w:themeColor="accent5" w:themeTint="99"/>
+          <w:sz w:val="32"/>
+          <w:szCs w:val="32"/>
+        </w:rPr>
+        <w:t>nTime's</w:t>
+      </w:r>
+      <w:proofErr w:type="spellEnd"/>
+      <w:r>
+        <w:rPr>
+          <w:rFonts w:cs="Carlito"/>
+          <w:b/>
+          <w:bCs/>
+          <w:color w:val="D86DCB" w:themeColor="accent5" w:themeTint="99"/>
+          <w:sz w:val="32"/>
+          <w:szCs w:val="32"/>
+        </w:rPr>
+        <w:t xml:space="preserve"> up!")</w:t>
       </w:r>
     </w:p>
     <w:p>
@@ -6670,7 +8448,29 @@
           <w:sz w:val="32"/>
           <w:szCs w:val="32"/>
         </w:rPr>
-        <w:t xml:space="preserve"> os </w:t>
+        <w:t xml:space="preserve"> </w:t>
+      </w:r>
+      <w:proofErr w:type="spellStart"/>
+      <w:r>
+        <w:rPr>
+          <w:rFonts w:cs="Carlito"/>
+          <w:b/>
+          <w:bCs/>
+          <w:sz w:val="32"/>
+          <w:szCs w:val="32"/>
+        </w:rPr>
+        <w:t>os</w:t>
+      </w:r>
+      <w:proofErr w:type="spellEnd"/>
+      <w:r>
+        <w:rPr>
+          <w:rFonts w:cs="Carlito"/>
+          <w:b/>
+          <w:bCs/>
+          <w:sz w:val="32"/>
+          <w:szCs w:val="32"/>
+        </w:rPr>
+        <w:t xml:space="preserve"> </w:t>
       </w:r>
       <w:r>
         <w:rPr>
@@ -6703,8 +8503,21 @@
           <w:sz w:val="32"/>
           <w:szCs w:val="32"/>
         </w:rPr>
-        <w:t>import os</w:t>
-      </w:r>
+        <w:t xml:space="preserve">import </w:t>
+      </w:r>
+      <w:proofErr w:type="spellStart"/>
+      <w:r>
+        <w:rPr>
+          <w:rFonts w:cs="Carlito"/>
+          <w:b/>
+          <w:bCs/>
+          <w:color w:val="D86DCB" w:themeColor="accent5" w:themeTint="99"/>
+          <w:sz w:val="32"/>
+          <w:szCs w:val="32"/>
+        </w:rPr>
+        <w:t>os</w:t>
+      </w:r>
+      <w:proofErr w:type="spellEnd"/>
     </w:p>
     <w:p>
       <w:pPr>
@@ -6732,7 +8545,29 @@
           <w:sz w:val="32"/>
           <w:szCs w:val="32"/>
         </w:rPr>
-        <w:t>'cls'</w:t>
+        <w:t>'</w:t>
+      </w:r>
+      <w:proofErr w:type="spellStart"/>
+      <w:r>
+        <w:rPr>
+          <w:rFonts w:cs="Carlito"/>
+          <w:b/>
+          <w:bCs/>
+          <w:sz w:val="32"/>
+          <w:szCs w:val="32"/>
+        </w:rPr>
+        <w:t>cls</w:t>
+      </w:r>
+      <w:proofErr w:type="spellEnd"/>
+      <w:r>
+        <w:rPr>
+          <w:rFonts w:cs="Carlito"/>
+          <w:b/>
+          <w:bCs/>
+          <w:sz w:val="32"/>
+          <w:szCs w:val="32"/>
+        </w:rPr>
+        <w:t>'</w:t>
       </w:r>
       <w:r>
         <w:rPr>
@@ -6758,29 +8593,62 @@
           <w:sz w:val="32"/>
           <w:szCs w:val="32"/>
         </w:rPr>
-        <w:t xml:space="preserve"> for mac and linux. But console has to emulate terminal.</w:t>
-      </w:r>
-    </w:p>
-    <w:p>
-      <w:pPr>
-        <w:spacing w:line="240" w:lineRule="auto"/>
-        <w:jc w:val="both"/>
-        <w:rPr>
-          <w:rFonts w:cs="Carlito"/>
-          <w:sz w:val="32"/>
-          <w:szCs w:val="32"/>
-        </w:rPr>
-      </w:pPr>
-      <w:r>
-        <w:rPr>
-          <w:rFonts w:cs="Carlito"/>
-          <w:b/>
-          <w:bCs/>
-          <w:color w:val="D86DCB" w:themeColor="accent5" w:themeTint="99"/>
-          <w:sz w:val="32"/>
-          <w:szCs w:val="32"/>
-        </w:rPr>
-        <w:t>os.system(</w:t>
+        <w:t xml:space="preserve"> for mac and </w:t>
+      </w:r>
+      <w:proofErr w:type="spellStart"/>
+      <w:r>
+        <w:rPr>
+          <w:rFonts w:cs="Carlito"/>
+          <w:sz w:val="32"/>
+          <w:szCs w:val="32"/>
+        </w:rPr>
+        <w:t>linux</w:t>
+      </w:r>
+      <w:proofErr w:type="spellEnd"/>
+      <w:r>
+        <w:rPr>
+          <w:rFonts w:cs="Carlito"/>
+          <w:sz w:val="32"/>
+          <w:szCs w:val="32"/>
+        </w:rPr>
+        <w:t>. But console has to emulate terminal.</w:t>
+      </w:r>
+    </w:p>
+    <w:p>
+      <w:pPr>
+        <w:spacing w:line="240" w:lineRule="auto"/>
+        <w:jc w:val="both"/>
+        <w:rPr>
+          <w:rFonts w:cs="Carlito"/>
+          <w:sz w:val="32"/>
+          <w:szCs w:val="32"/>
+        </w:rPr>
+      </w:pPr>
+      <w:proofErr w:type="spellStart"/>
+      <w:proofErr w:type="gramStart"/>
+      <w:r>
+        <w:rPr>
+          <w:rFonts w:cs="Carlito"/>
+          <w:b/>
+          <w:bCs/>
+          <w:color w:val="D86DCB" w:themeColor="accent5" w:themeTint="99"/>
+          <w:sz w:val="32"/>
+          <w:szCs w:val="32"/>
+        </w:rPr>
+        <w:t>os.system</w:t>
+      </w:r>
+      <w:proofErr w:type="spellEnd"/>
+      <w:proofErr w:type="gramEnd"/>
+      <w:r>
+        <w:rPr>
+          <w:rFonts w:cs="Carlito"/>
+          <w:b/>
+          <w:bCs/>
+          <w:color w:val="D86DCB" w:themeColor="accent5" w:themeTint="99"/>
+          <w:sz w:val="32"/>
+          <w:szCs w:val="32"/>
+        </w:rPr>
+        <w:t>(</w:t>
       </w:r>
       <w:bookmarkStart w:id="1" w:name="_Hlk226217905"/>
       <w:r>
@@ -6792,7 +8660,31 @@
           <w:sz w:val="32"/>
           <w:szCs w:val="32"/>
         </w:rPr>
-        <w:t>'cls'</w:t>
+        <w:t>'</w:t>
+      </w:r>
+      <w:proofErr w:type="spellStart"/>
+      <w:r>
+        <w:rPr>
+          <w:rFonts w:cs="Carlito"/>
+          <w:b/>
+          <w:bCs/>
+          <w:color w:val="D86DCB" w:themeColor="accent5" w:themeTint="99"/>
+          <w:sz w:val="32"/>
+          <w:szCs w:val="32"/>
+        </w:rPr>
+        <w:t>cls</w:t>
+      </w:r>
+      <w:proofErr w:type="spellEnd"/>
+      <w:r>
+        <w:rPr>
+          <w:rFonts w:cs="Carlito"/>
+          <w:b/>
+          <w:bCs/>
+          <w:color w:val="D86DCB" w:themeColor="accent5" w:themeTint="99"/>
+          <w:sz w:val="32"/>
+          <w:szCs w:val="32"/>
+        </w:rPr>
+        <w:t>'</w:t>
       </w:r>
       <w:bookmarkEnd w:id="1"/>
       <w:r>
@@ -6804,8 +8696,21 @@
           <w:sz w:val="32"/>
           <w:szCs w:val="32"/>
         </w:rPr>
-        <w:t>) # or 'clear' for Mac and linux</w:t>
-      </w:r>
+        <w:t xml:space="preserve">) # or 'clear' for Mac and </w:t>
+      </w:r>
+      <w:proofErr w:type="spellStart"/>
+      <w:r>
+        <w:rPr>
+          <w:rFonts w:cs="Carlito"/>
+          <w:b/>
+          <w:bCs/>
+          <w:color w:val="D86DCB" w:themeColor="accent5" w:themeTint="99"/>
+          <w:sz w:val="32"/>
+          <w:szCs w:val="32"/>
+        </w:rPr>
+        <w:t>linux</w:t>
+      </w:r>
+      <w:proofErr w:type="spellEnd"/>
     </w:p>
     <w:p>
       <w:pPr>
@@ -6834,13 +8739,25 @@
           <w:szCs w:val="32"/>
         </w:rPr>
       </w:pPr>
-      <w:r>
-        <w:rPr>
-          <w:rFonts w:cs="Carlito"/>
-          <w:sz w:val="32"/>
-          <w:szCs w:val="32"/>
-        </w:rPr>
-        <w:t>os.path:</w:t>
+      <w:proofErr w:type="spellStart"/>
+      <w:proofErr w:type="gramStart"/>
+      <w:r>
+        <w:rPr>
+          <w:rFonts w:cs="Carlito"/>
+          <w:sz w:val="32"/>
+          <w:szCs w:val="32"/>
+        </w:rPr>
+        <w:t>os.path</w:t>
+      </w:r>
+      <w:proofErr w:type="spellEnd"/>
+      <w:proofErr w:type="gramEnd"/>
+      <w:r>
+        <w:rPr>
+          <w:rFonts w:cs="Carlito"/>
+          <w:sz w:val="32"/>
+          <w:szCs w:val="32"/>
+        </w:rPr>
+        <w:t>:</w:t>
       </w:r>
     </w:p>
     <w:p>
@@ -6868,7 +8785,41 @@
           <w:sz w:val="32"/>
           <w:szCs w:val="32"/>
         </w:rPr>
-        <w:t xml:space="preserve"> os.path.join(path, *paths)</w:t>
+        <w:t xml:space="preserve"> </w:t>
+      </w:r>
+      <w:proofErr w:type="spellStart"/>
+      <w:proofErr w:type="gramStart"/>
+      <w:r>
+        <w:rPr>
+          <w:rFonts w:cs="Carlito"/>
+          <w:b/>
+          <w:bCs/>
+          <w:sz w:val="32"/>
+          <w:szCs w:val="32"/>
+        </w:rPr>
+        <w:t>os.path</w:t>
+      </w:r>
+      <w:proofErr w:type="gramEnd"/>
+      <w:r>
+        <w:rPr>
+          <w:rFonts w:cs="Carlito"/>
+          <w:b/>
+          <w:bCs/>
+          <w:sz w:val="32"/>
+          <w:szCs w:val="32"/>
+        </w:rPr>
+        <w:t>.join</w:t>
+      </w:r>
+      <w:proofErr w:type="spellEnd"/>
+      <w:r>
+        <w:rPr>
+          <w:rFonts w:cs="Carlito"/>
+          <w:b/>
+          <w:bCs/>
+          <w:sz w:val="32"/>
+          <w:szCs w:val="32"/>
+        </w:rPr>
+        <w:t>(path, *paths)</w:t>
       </w:r>
       <w:r>
         <w:rPr>
@@ -6896,15 +8847,39 @@
         </w:rPr>
         <w:t xml:space="preserve"># </w:t>
       </w:r>
-      <w:r>
-        <w:rPr>
-          <w:rFonts w:cs="Carlito"/>
-          <w:b/>
-          <w:bCs/>
-          <w:sz w:val="32"/>
-          <w:szCs w:val="32"/>
-        </w:rPr>
-        <w:t>os.path.join()</w:t>
+      <w:proofErr w:type="spellStart"/>
+      <w:proofErr w:type="gramStart"/>
+      <w:r>
+        <w:rPr>
+          <w:rFonts w:cs="Carlito"/>
+          <w:b/>
+          <w:bCs/>
+          <w:sz w:val="32"/>
+          <w:szCs w:val="32"/>
+        </w:rPr>
+        <w:t>os.path</w:t>
+      </w:r>
+      <w:proofErr w:type="gramEnd"/>
+      <w:r>
+        <w:rPr>
+          <w:rFonts w:cs="Carlito"/>
+          <w:b/>
+          <w:bCs/>
+          <w:sz w:val="32"/>
+          <w:szCs w:val="32"/>
+        </w:rPr>
+        <w:t>.join</w:t>
+      </w:r>
+      <w:proofErr w:type="spellEnd"/>
+      <w:r>
+        <w:rPr>
+          <w:rFonts w:cs="Carlito"/>
+          <w:b/>
+          <w:bCs/>
+          <w:sz w:val="32"/>
+          <w:szCs w:val="32"/>
+        </w:rPr>
+        <w:t>()</w:t>
       </w:r>
       <w:r>
         <w:rPr>
@@ -6914,6 +8889,7 @@
         </w:rPr>
         <w:t xml:space="preserve"> creates a complete file path by joining the selected directory path (</w:t>
       </w:r>
+      <w:proofErr w:type="spellStart"/>
       <w:r>
         <w:rPr>
           <w:rFonts w:cs="Carlito"/>
@@ -6924,6 +8900,7 @@
         </w:rPr>
         <w:t>save_dir</w:t>
       </w:r>
+      <w:proofErr w:type="spellEnd"/>
       <w:r>
         <w:rPr>
           <w:rFonts w:cs="Carlito"/>
@@ -6932,6 +8909,7 @@
         </w:rPr>
         <w:t xml:space="preserve">) with a filename created from </w:t>
       </w:r>
+      <w:proofErr w:type="spellStart"/>
       <w:r>
         <w:rPr>
           <w:rFonts w:cs="Carlito"/>
@@ -6942,6 +8920,7 @@
         </w:rPr>
         <w:t>save_data</w:t>
       </w:r>
+      <w:proofErr w:type="spellEnd"/>
       <w:r>
         <w:rPr>
           <w:rFonts w:cs="Carlito"/>
@@ -6967,8 +8946,20 @@
           <w:sz w:val="32"/>
           <w:szCs w:val="32"/>
         </w:rPr>
-        <w:t>.png</w:t>
-      </w:r>
+        <w:t>.</w:t>
+      </w:r>
+      <w:proofErr w:type="spellStart"/>
+      <w:r>
+        <w:rPr>
+          <w:rFonts w:cs="Carlito"/>
+          <w:b/>
+          <w:bCs/>
+          <w:sz w:val="32"/>
+          <w:szCs w:val="32"/>
+        </w:rPr>
+        <w:t>png</w:t>
+      </w:r>
+      <w:proofErr w:type="spellEnd"/>
       <w:r>
         <w:rPr>
           <w:rFonts w:cs="Carlito"/>
@@ -6987,16 +8978,138 @@
           <w:szCs w:val="32"/>
         </w:rPr>
       </w:pPr>
-      <w:r>
-        <w:rPr>
-          <w:rFonts w:cs="Carlito"/>
-          <w:b/>
-          <w:bCs/>
-          <w:color w:val="D86DCB" w:themeColor="accent5" w:themeTint="99"/>
-          <w:sz w:val="32"/>
-          <w:szCs w:val="32"/>
-        </w:rPr>
-        <w:t>filepath = os.path.join(save_dir, f"{save_data}.png")</w:t>
+      <w:proofErr w:type="spellStart"/>
+      <w:r>
+        <w:rPr>
+          <w:rFonts w:cs="Carlito"/>
+          <w:b/>
+          <w:bCs/>
+          <w:color w:val="D86DCB" w:themeColor="accent5" w:themeTint="99"/>
+          <w:sz w:val="32"/>
+          <w:szCs w:val="32"/>
+        </w:rPr>
+        <w:t>filepath</w:t>
+      </w:r>
+      <w:proofErr w:type="spellEnd"/>
+      <w:r>
+        <w:rPr>
+          <w:rFonts w:cs="Carlito"/>
+          <w:b/>
+          <w:bCs/>
+          <w:color w:val="D86DCB" w:themeColor="accent5" w:themeTint="99"/>
+          <w:sz w:val="32"/>
+          <w:szCs w:val="32"/>
+        </w:rPr>
+        <w:t xml:space="preserve"> = </w:t>
+      </w:r>
+      <w:proofErr w:type="spellStart"/>
+      <w:proofErr w:type="gramStart"/>
+      <w:r>
+        <w:rPr>
+          <w:rFonts w:cs="Carlito"/>
+          <w:b/>
+          <w:bCs/>
+          <w:color w:val="D86DCB" w:themeColor="accent5" w:themeTint="99"/>
+          <w:sz w:val="32"/>
+          <w:szCs w:val="32"/>
+        </w:rPr>
+        <w:t>os.path</w:t>
+      </w:r>
+      <w:proofErr w:type="gramEnd"/>
+      <w:r>
+        <w:rPr>
+          <w:rFonts w:cs="Carlito"/>
+          <w:b/>
+          <w:bCs/>
+          <w:color w:val="D86DCB" w:themeColor="accent5" w:themeTint="99"/>
+          <w:sz w:val="32"/>
+          <w:szCs w:val="32"/>
+        </w:rPr>
+        <w:t>.join</w:t>
+      </w:r>
+      <w:proofErr w:type="spellEnd"/>
+      <w:r>
+        <w:rPr>
+          <w:rFonts w:cs="Carlito"/>
+          <w:b/>
+          <w:bCs/>
+          <w:color w:val="D86DCB" w:themeColor="accent5" w:themeTint="99"/>
+          <w:sz w:val="32"/>
+          <w:szCs w:val="32"/>
+        </w:rPr>
+        <w:t>(</w:t>
+      </w:r>
+      <w:proofErr w:type="spellStart"/>
+      <w:r>
+        <w:rPr>
+          <w:rFonts w:cs="Carlito"/>
+          <w:b/>
+          <w:bCs/>
+          <w:color w:val="D86DCB" w:themeColor="accent5" w:themeTint="99"/>
+          <w:sz w:val="32"/>
+          <w:szCs w:val="32"/>
+        </w:rPr>
+        <w:t>save_dir</w:t>
+      </w:r>
+      <w:proofErr w:type="spellEnd"/>
+      <w:r>
+        <w:rPr>
+          <w:rFonts w:cs="Carlito"/>
+          <w:b/>
+          <w:bCs/>
+          <w:color w:val="D86DCB" w:themeColor="accent5" w:themeTint="99"/>
+          <w:sz w:val="32"/>
+          <w:szCs w:val="32"/>
+        </w:rPr>
+        <w:t>, f"{</w:t>
+      </w:r>
+      <w:proofErr w:type="spellStart"/>
+      <w:r>
+        <w:rPr>
+          <w:rFonts w:cs="Carlito"/>
+          <w:b/>
+          <w:bCs/>
+          <w:color w:val="D86DCB" w:themeColor="accent5" w:themeTint="99"/>
+          <w:sz w:val="32"/>
+          <w:szCs w:val="32"/>
+        </w:rPr>
+        <w:t>save_data</w:t>
+      </w:r>
+      <w:proofErr w:type="spellEnd"/>
+      <w:r>
+        <w:rPr>
+          <w:rFonts w:cs="Carlito"/>
+          <w:b/>
+          <w:bCs/>
+          <w:color w:val="D86DCB" w:themeColor="accent5" w:themeTint="99"/>
+          <w:sz w:val="32"/>
+          <w:szCs w:val="32"/>
+        </w:rPr>
+        <w:t>}.</w:t>
+      </w:r>
+      <w:proofErr w:type="spellStart"/>
+      <w:r>
+        <w:rPr>
+          <w:rFonts w:cs="Carlito"/>
+          <w:b/>
+          <w:bCs/>
+          <w:color w:val="D86DCB" w:themeColor="accent5" w:themeTint="99"/>
+          <w:sz w:val="32"/>
+          <w:szCs w:val="32"/>
+        </w:rPr>
+        <w:t>png</w:t>
+      </w:r>
+      <w:proofErr w:type="spellEnd"/>
+      <w:r>
+        <w:rPr>
+          <w:rFonts w:cs="Carlito"/>
+          <w:b/>
+          <w:bCs/>
+          <w:color w:val="D86DCB" w:themeColor="accent5" w:themeTint="99"/>
+          <w:sz w:val="32"/>
+          <w:szCs w:val="32"/>
+        </w:rPr>
+        <w:t>")</w:t>
       </w:r>
     </w:p>
     <w:p>
@@ -7017,15 +9130,39 @@
         </w:rPr>
         <w:t xml:space="preserve"># </w:t>
       </w:r>
-      <w:r>
-        <w:rPr>
-          <w:rFonts w:cs="Carlito"/>
-          <w:b/>
-          <w:bCs/>
-          <w:sz w:val="32"/>
-          <w:szCs w:val="32"/>
-        </w:rPr>
-        <w:t>os.path.abspath(path)</w:t>
+      <w:proofErr w:type="spellStart"/>
+      <w:proofErr w:type="gramStart"/>
+      <w:r>
+        <w:rPr>
+          <w:rFonts w:cs="Carlito"/>
+          <w:b/>
+          <w:bCs/>
+          <w:sz w:val="32"/>
+          <w:szCs w:val="32"/>
+        </w:rPr>
+        <w:t>os.path</w:t>
+      </w:r>
+      <w:proofErr w:type="gramEnd"/>
+      <w:r>
+        <w:rPr>
+          <w:rFonts w:cs="Carlito"/>
+          <w:b/>
+          <w:bCs/>
+          <w:sz w:val="32"/>
+          <w:szCs w:val="32"/>
+        </w:rPr>
+        <w:t>.abspath</w:t>
+      </w:r>
+      <w:proofErr w:type="spellEnd"/>
+      <w:r>
+        <w:rPr>
+          <w:rFonts w:cs="Carlito"/>
+          <w:b/>
+          <w:bCs/>
+          <w:sz w:val="32"/>
+          <w:szCs w:val="32"/>
+        </w:rPr>
+        <w:t>(path)</w:t>
       </w:r>
       <w:r>
         <w:rPr>
@@ -7049,41 +9186,139 @@
           <w:szCs w:val="32"/>
         </w:rPr>
       </w:pPr>
-      <w:r>
-        <w:rPr>
-          <w:rFonts w:cs="Carlito"/>
-          <w:b/>
-          <w:bCs/>
-          <w:color w:val="D86DCB" w:themeColor="accent5" w:themeTint="99"/>
-          <w:sz w:val="32"/>
-          <w:szCs w:val="32"/>
-        </w:rPr>
-        <w:t>abs_path = os.path.abspath("myfolder/myfile.txt")</w:t>
-      </w:r>
-    </w:p>
-    <w:p>
-      <w:pPr>
-        <w:spacing w:line="240" w:lineRule="auto"/>
-        <w:jc w:val="both"/>
-        <w:rPr>
-          <w:rFonts w:cs="Carlito"/>
-          <w:b/>
-          <w:bCs/>
-          <w:color w:val="D86DCB" w:themeColor="accent5" w:themeTint="99"/>
-          <w:sz w:val="32"/>
-          <w:szCs w:val="32"/>
-        </w:rPr>
-      </w:pPr>
-      <w:r>
-        <w:rPr>
-          <w:rFonts w:cs="Carlito"/>
-          <w:b/>
-          <w:bCs/>
-          <w:color w:val="D86DCB" w:themeColor="accent5" w:themeTint="99"/>
-          <w:sz w:val="32"/>
-          <w:szCs w:val="32"/>
-        </w:rPr>
-        <w:t># Output: '/home/user/myfolder/myfile.txt' (example absolute path)</w:t>
+      <w:proofErr w:type="spellStart"/>
+      <w:r>
+        <w:rPr>
+          <w:rFonts w:cs="Carlito"/>
+          <w:b/>
+          <w:bCs/>
+          <w:color w:val="D86DCB" w:themeColor="accent5" w:themeTint="99"/>
+          <w:sz w:val="32"/>
+          <w:szCs w:val="32"/>
+        </w:rPr>
+        <w:t>abs_path</w:t>
+      </w:r>
+      <w:proofErr w:type="spellEnd"/>
+      <w:r>
+        <w:rPr>
+          <w:rFonts w:cs="Carlito"/>
+          <w:b/>
+          <w:bCs/>
+          <w:color w:val="D86DCB" w:themeColor="accent5" w:themeTint="99"/>
+          <w:sz w:val="32"/>
+          <w:szCs w:val="32"/>
+        </w:rPr>
+        <w:t xml:space="preserve"> = </w:t>
+      </w:r>
+      <w:proofErr w:type="spellStart"/>
+      <w:proofErr w:type="gramStart"/>
+      <w:r>
+        <w:rPr>
+          <w:rFonts w:cs="Carlito"/>
+          <w:b/>
+          <w:bCs/>
+          <w:color w:val="D86DCB" w:themeColor="accent5" w:themeTint="99"/>
+          <w:sz w:val="32"/>
+          <w:szCs w:val="32"/>
+        </w:rPr>
+        <w:t>os.path</w:t>
+      </w:r>
+      <w:proofErr w:type="gramEnd"/>
+      <w:r>
+        <w:rPr>
+          <w:rFonts w:cs="Carlito"/>
+          <w:b/>
+          <w:bCs/>
+          <w:color w:val="D86DCB" w:themeColor="accent5" w:themeTint="99"/>
+          <w:sz w:val="32"/>
+          <w:szCs w:val="32"/>
+        </w:rPr>
+        <w:t>.abspath</w:t>
+      </w:r>
+      <w:proofErr w:type="spellEnd"/>
+      <w:r>
+        <w:rPr>
+          <w:rFonts w:cs="Carlito"/>
+          <w:b/>
+          <w:bCs/>
+          <w:color w:val="D86DCB" w:themeColor="accent5" w:themeTint="99"/>
+          <w:sz w:val="32"/>
+          <w:szCs w:val="32"/>
+        </w:rPr>
+        <w:t>("</w:t>
+      </w:r>
+      <w:proofErr w:type="spellStart"/>
+      <w:r>
+        <w:rPr>
+          <w:rFonts w:cs="Carlito"/>
+          <w:b/>
+          <w:bCs/>
+          <w:color w:val="D86DCB" w:themeColor="accent5" w:themeTint="99"/>
+          <w:sz w:val="32"/>
+          <w:szCs w:val="32"/>
+        </w:rPr>
+        <w:t>myfolder</w:t>
+      </w:r>
+      <w:proofErr w:type="spellEnd"/>
+      <w:r>
+        <w:rPr>
+          <w:rFonts w:cs="Carlito"/>
+          <w:b/>
+          <w:bCs/>
+          <w:color w:val="D86DCB" w:themeColor="accent5" w:themeTint="99"/>
+          <w:sz w:val="32"/>
+          <w:szCs w:val="32"/>
+        </w:rPr>
+        <w:t>/myfile.txt")</w:t>
+      </w:r>
+    </w:p>
+    <w:p>
+      <w:pPr>
+        <w:spacing w:line="240" w:lineRule="auto"/>
+        <w:jc w:val="both"/>
+        <w:rPr>
+          <w:rFonts w:cs="Carlito"/>
+          <w:b/>
+          <w:bCs/>
+          <w:color w:val="D86DCB" w:themeColor="accent5" w:themeTint="99"/>
+          <w:sz w:val="32"/>
+          <w:szCs w:val="32"/>
+        </w:rPr>
+      </w:pPr>
+      <w:r>
+        <w:rPr>
+          <w:rFonts w:cs="Carlito"/>
+          <w:b/>
+          <w:bCs/>
+          <w:color w:val="D86DCB" w:themeColor="accent5" w:themeTint="99"/>
+          <w:sz w:val="32"/>
+          <w:szCs w:val="32"/>
+        </w:rPr>
+        <w:t># Output: '/home/user/</w:t>
+      </w:r>
+      <w:proofErr w:type="spellStart"/>
+      <w:r>
+        <w:rPr>
+          <w:rFonts w:cs="Carlito"/>
+          <w:b/>
+          <w:bCs/>
+          <w:color w:val="D86DCB" w:themeColor="accent5" w:themeTint="99"/>
+          <w:sz w:val="32"/>
+          <w:szCs w:val="32"/>
+        </w:rPr>
+        <w:t>myfolder</w:t>
+      </w:r>
+      <w:proofErr w:type="spellEnd"/>
+      <w:r>
+        <w:rPr>
+          <w:rFonts w:cs="Carlito"/>
+          <w:b/>
+          <w:bCs/>
+          <w:color w:val="D86DCB" w:themeColor="accent5" w:themeTint="99"/>
+          <w:sz w:val="32"/>
+          <w:szCs w:val="32"/>
+        </w:rPr>
+        <w:t>/myfile.txt' (example absolute path)</w:t>
       </w:r>
     </w:p>
     <w:p>
@@ -7104,15 +9339,39 @@
         </w:rPr>
         <w:t xml:space="preserve"># </w:t>
       </w:r>
-      <w:r>
-        <w:rPr>
-          <w:rFonts w:cs="Carlito"/>
-          <w:b/>
-          <w:bCs/>
-          <w:sz w:val="32"/>
-          <w:szCs w:val="32"/>
-        </w:rPr>
-        <w:t>os.path.exists(path)</w:t>
+      <w:proofErr w:type="spellStart"/>
+      <w:proofErr w:type="gramStart"/>
+      <w:r>
+        <w:rPr>
+          <w:rFonts w:cs="Carlito"/>
+          <w:b/>
+          <w:bCs/>
+          <w:sz w:val="32"/>
+          <w:szCs w:val="32"/>
+        </w:rPr>
+        <w:t>os.path</w:t>
+      </w:r>
+      <w:proofErr w:type="gramEnd"/>
+      <w:r>
+        <w:rPr>
+          <w:rFonts w:cs="Carlito"/>
+          <w:b/>
+          <w:bCs/>
+          <w:sz w:val="32"/>
+          <w:szCs w:val="32"/>
+        </w:rPr>
+        <w:t>.exists</w:t>
+      </w:r>
+      <w:proofErr w:type="spellEnd"/>
+      <w:r>
+        <w:rPr>
+          <w:rFonts w:cs="Carlito"/>
+          <w:b/>
+          <w:bCs/>
+          <w:sz w:val="32"/>
+          <w:szCs w:val="32"/>
+        </w:rPr>
+        <w:t>(path)</w:t>
       </w:r>
       <w:r>
         <w:rPr>
@@ -7144,16 +9403,42 @@
         </w:rPr>
         <w:t xml:space="preserve">exists = </w:t>
       </w:r>
-      <w:r>
-        <w:rPr>
-          <w:rFonts w:cs="Carlito"/>
-          <w:b/>
-          <w:bCs/>
-          <w:color w:val="D86DCB" w:themeColor="accent5" w:themeTint="99"/>
-          <w:sz w:val="32"/>
-          <w:szCs w:val="32"/>
-        </w:rPr>
-        <w:t>os.path.exists("/home/user/documents/myfile.txt")</w:t>
+      <w:proofErr w:type="spellStart"/>
+      <w:proofErr w:type="gramStart"/>
+      <w:r>
+        <w:rPr>
+          <w:rFonts w:cs="Carlito"/>
+          <w:b/>
+          <w:bCs/>
+          <w:color w:val="D86DCB" w:themeColor="accent5" w:themeTint="99"/>
+          <w:sz w:val="32"/>
+          <w:szCs w:val="32"/>
+        </w:rPr>
+        <w:t>os.path</w:t>
+      </w:r>
+      <w:proofErr w:type="gramEnd"/>
+      <w:r>
+        <w:rPr>
+          <w:rFonts w:cs="Carlito"/>
+          <w:b/>
+          <w:bCs/>
+          <w:color w:val="D86DCB" w:themeColor="accent5" w:themeTint="99"/>
+          <w:sz w:val="32"/>
+          <w:szCs w:val="32"/>
+        </w:rPr>
+        <w:t>.exists</w:t>
+      </w:r>
+      <w:proofErr w:type="spellEnd"/>
+      <w:r>
+        <w:rPr>
+          <w:rFonts w:cs="Carlito"/>
+          <w:b/>
+          <w:bCs/>
+          <w:color w:val="D86DCB" w:themeColor="accent5" w:themeTint="99"/>
+          <w:sz w:val="32"/>
+          <w:szCs w:val="32"/>
+        </w:rPr>
+        <w:t>("/home/user/documents/myfile.txt")</w:t>
       </w:r>
     </w:p>
     <w:p>
@@ -7199,15 +9484,39 @@
         </w:rPr>
         <w:t xml:space="preserve"># </w:t>
       </w:r>
-      <w:r>
-        <w:rPr>
-          <w:rFonts w:cs="Carlito"/>
-          <w:b/>
-          <w:bCs/>
-          <w:sz w:val="32"/>
-          <w:szCs w:val="32"/>
-        </w:rPr>
-        <w:t>os.path.basename(path)</w:t>
+      <w:proofErr w:type="spellStart"/>
+      <w:proofErr w:type="gramStart"/>
+      <w:r>
+        <w:rPr>
+          <w:rFonts w:cs="Carlito"/>
+          <w:b/>
+          <w:bCs/>
+          <w:sz w:val="32"/>
+          <w:szCs w:val="32"/>
+        </w:rPr>
+        <w:t>os.path</w:t>
+      </w:r>
+      <w:proofErr w:type="gramEnd"/>
+      <w:r>
+        <w:rPr>
+          <w:rFonts w:cs="Carlito"/>
+          <w:b/>
+          <w:bCs/>
+          <w:sz w:val="32"/>
+          <w:szCs w:val="32"/>
+        </w:rPr>
+        <w:t>.basename</w:t>
+      </w:r>
+      <w:proofErr w:type="spellEnd"/>
+      <w:r>
+        <w:rPr>
+          <w:rFonts w:cs="Carlito"/>
+          <w:b/>
+          <w:bCs/>
+          <w:sz w:val="32"/>
+          <w:szCs w:val="32"/>
+        </w:rPr>
+        <w:t>(path)</w:t>
       </w:r>
       <w:r>
         <w:rPr>
@@ -7239,16 +9548,42 @@
         </w:rPr>
         <w:t xml:space="preserve">name = </w:t>
       </w:r>
-      <w:r>
-        <w:rPr>
-          <w:rFonts w:cs="Carlito"/>
-          <w:b/>
-          <w:bCs/>
-          <w:color w:val="D86DCB" w:themeColor="accent5" w:themeTint="99"/>
-          <w:sz w:val="32"/>
-          <w:szCs w:val="32"/>
-        </w:rPr>
-        <w:t>os.path.basename("/home/user/documents/file.txt")</w:t>
+      <w:proofErr w:type="spellStart"/>
+      <w:proofErr w:type="gramStart"/>
+      <w:r>
+        <w:rPr>
+          <w:rFonts w:cs="Carlito"/>
+          <w:b/>
+          <w:bCs/>
+          <w:color w:val="D86DCB" w:themeColor="accent5" w:themeTint="99"/>
+          <w:sz w:val="32"/>
+          <w:szCs w:val="32"/>
+        </w:rPr>
+        <w:t>os.path</w:t>
+      </w:r>
+      <w:proofErr w:type="gramEnd"/>
+      <w:r>
+        <w:rPr>
+          <w:rFonts w:cs="Carlito"/>
+          <w:b/>
+          <w:bCs/>
+          <w:color w:val="D86DCB" w:themeColor="accent5" w:themeTint="99"/>
+          <w:sz w:val="32"/>
+          <w:szCs w:val="32"/>
+        </w:rPr>
+        <w:t>.basename</w:t>
+      </w:r>
+      <w:proofErr w:type="spellEnd"/>
+      <w:r>
+        <w:rPr>
+          <w:rFonts w:cs="Carlito"/>
+          <w:b/>
+          <w:bCs/>
+          <w:color w:val="D86DCB" w:themeColor="accent5" w:themeTint="99"/>
+          <w:sz w:val="32"/>
+          <w:szCs w:val="32"/>
+        </w:rPr>
+        <w:t>("/home/user/documents/file.txt")</w:t>
       </w:r>
     </w:p>
     <w:p>
@@ -7294,15 +9629,39 @@
         </w:rPr>
         <w:t xml:space="preserve"># </w:t>
       </w:r>
-      <w:r>
-        <w:rPr>
-          <w:rFonts w:cs="Carlito"/>
-          <w:b/>
-          <w:bCs/>
-          <w:sz w:val="32"/>
-          <w:szCs w:val="32"/>
-        </w:rPr>
-        <w:t xml:space="preserve">os.path.splitext(path) </w:t>
+      <w:proofErr w:type="spellStart"/>
+      <w:proofErr w:type="gramStart"/>
+      <w:r>
+        <w:rPr>
+          <w:rFonts w:cs="Carlito"/>
+          <w:b/>
+          <w:bCs/>
+          <w:sz w:val="32"/>
+          <w:szCs w:val="32"/>
+        </w:rPr>
+        <w:t>os.path</w:t>
+      </w:r>
+      <w:proofErr w:type="gramEnd"/>
+      <w:r>
+        <w:rPr>
+          <w:rFonts w:cs="Carlito"/>
+          <w:b/>
+          <w:bCs/>
+          <w:sz w:val="32"/>
+          <w:szCs w:val="32"/>
+        </w:rPr>
+        <w:t>.splitext</w:t>
+      </w:r>
+      <w:proofErr w:type="spellEnd"/>
+      <w:r>
+        <w:rPr>
+          <w:rFonts w:cs="Carlito"/>
+          <w:b/>
+          <w:bCs/>
+          <w:sz w:val="32"/>
+          <w:szCs w:val="32"/>
+        </w:rPr>
+        <w:t xml:space="preserve">(path) </w:t>
       </w:r>
       <w:r>
         <w:rPr>
@@ -7335,7 +9694,68 @@
           <w:sz w:val="32"/>
           <w:szCs w:val="32"/>
         </w:rPr>
-        <w:t>root, ext = os.path.splitext("report.csv")</w:t>
+        <w:t xml:space="preserve">root, </w:t>
+      </w:r>
+      <w:proofErr w:type="spellStart"/>
+      <w:r>
+        <w:rPr>
+          <w:rFonts w:cs="Carlito"/>
+          <w:b/>
+          <w:bCs/>
+          <w:color w:val="D86DCB" w:themeColor="accent5" w:themeTint="99"/>
+          <w:sz w:val="32"/>
+          <w:szCs w:val="32"/>
+        </w:rPr>
+        <w:t>ext</w:t>
+      </w:r>
+      <w:proofErr w:type="spellEnd"/>
+      <w:r>
+        <w:rPr>
+          <w:rFonts w:cs="Carlito"/>
+          <w:b/>
+          <w:bCs/>
+          <w:color w:val="D86DCB" w:themeColor="accent5" w:themeTint="99"/>
+          <w:sz w:val="32"/>
+          <w:szCs w:val="32"/>
+        </w:rPr>
+        <w:t xml:space="preserve"> = </w:t>
+      </w:r>
+      <w:proofErr w:type="spellStart"/>
+      <w:proofErr w:type="gramStart"/>
+      <w:r>
+        <w:rPr>
+          <w:rFonts w:cs="Carlito"/>
+          <w:b/>
+          <w:bCs/>
+          <w:color w:val="D86DCB" w:themeColor="accent5" w:themeTint="99"/>
+          <w:sz w:val="32"/>
+          <w:szCs w:val="32"/>
+        </w:rPr>
+        <w:t>os.path</w:t>
+      </w:r>
+      <w:proofErr w:type="gramEnd"/>
+      <w:r>
+        <w:rPr>
+          <w:rFonts w:cs="Carlito"/>
+          <w:b/>
+          <w:bCs/>
+          <w:color w:val="D86DCB" w:themeColor="accent5" w:themeTint="99"/>
+          <w:sz w:val="32"/>
+          <w:szCs w:val="32"/>
+        </w:rPr>
+        <w:t>.splitext</w:t>
+      </w:r>
+      <w:proofErr w:type="spellEnd"/>
+      <w:r>
+        <w:rPr>
+          <w:rFonts w:cs="Carlito"/>
+          <w:b/>
+          <w:bCs/>
+          <w:color w:val="D86DCB" w:themeColor="accent5" w:themeTint="99"/>
+          <w:sz w:val="32"/>
+          <w:szCs w:val="32"/>
+        </w:rPr>
+        <w:t>("report.csv")</w:t>
       </w:r>
     </w:p>
     <w:p>
@@ -7619,16 +10039,29 @@
           <w:szCs w:val="32"/>
         </w:rPr>
       </w:pPr>
-      <w:r>
-        <w:rPr>
-          <w:rFonts w:cs="Carlito"/>
-          <w:b/>
-          <w:bCs/>
-          <w:color w:val="D86DCB" w:themeColor="accent5" w:themeTint="99"/>
-          <w:sz w:val="32"/>
-          <w:szCs w:val="32"/>
-        </w:rPr>
-        <w:t>open(…, …)</w:t>
+      <w:proofErr w:type="gramStart"/>
+      <w:r>
+        <w:rPr>
+          <w:rFonts w:cs="Carlito"/>
+          <w:b/>
+          <w:bCs/>
+          <w:color w:val="D86DCB" w:themeColor="accent5" w:themeTint="99"/>
+          <w:sz w:val="32"/>
+          <w:szCs w:val="32"/>
+        </w:rPr>
+        <w:t>open(</w:t>
+      </w:r>
+      <w:proofErr w:type="gramEnd"/>
+      <w:r>
+        <w:rPr>
+          <w:rFonts w:cs="Carlito"/>
+          <w:b/>
+          <w:bCs/>
+          <w:color w:val="D86DCB" w:themeColor="accent5" w:themeTint="99"/>
+          <w:sz w:val="32"/>
+          <w:szCs w:val="32"/>
+        </w:rPr>
+        <w:t>…, …)</w:t>
       </w:r>
     </w:p>
     <w:p>
@@ -7668,16 +10101,29 @@
           <w:szCs w:val="32"/>
         </w:rPr>
       </w:pPr>
-      <w:r>
-        <w:rPr>
-          <w:rFonts w:cs="Carlito"/>
-          <w:b/>
-          <w:bCs/>
-          <w:color w:val="D86DCB" w:themeColor="accent5" w:themeTint="99"/>
-          <w:sz w:val="32"/>
-          <w:szCs w:val="32"/>
-        </w:rPr>
-        <w:t>.write()</w:t>
+      <w:proofErr w:type="gramStart"/>
+      <w:r>
+        <w:rPr>
+          <w:rFonts w:cs="Carlito"/>
+          <w:b/>
+          <w:bCs/>
+          <w:color w:val="D86DCB" w:themeColor="accent5" w:themeTint="99"/>
+          <w:sz w:val="32"/>
+          <w:szCs w:val="32"/>
+        </w:rPr>
+        <w:t>.write</w:t>
+      </w:r>
+      <w:proofErr w:type="gramEnd"/>
+      <w:r>
+        <w:rPr>
+          <w:rFonts w:cs="Carlito"/>
+          <w:b/>
+          <w:bCs/>
+          <w:color w:val="D86DCB" w:themeColor="accent5" w:themeTint="99"/>
+          <w:sz w:val="32"/>
+          <w:szCs w:val="32"/>
+        </w:rPr>
+        <w:t>()</w:t>
       </w:r>
     </w:p>
     <w:p>
@@ -7717,16 +10163,29 @@
           <w:szCs w:val="32"/>
         </w:rPr>
       </w:pPr>
-      <w:r>
-        <w:rPr>
-          <w:rFonts w:cs="Carlito"/>
-          <w:b/>
-          <w:bCs/>
-          <w:color w:val="D86DCB" w:themeColor="accent5" w:themeTint="99"/>
-          <w:sz w:val="32"/>
-          <w:szCs w:val="32"/>
-        </w:rPr>
-        <w:t>.read()</w:t>
+      <w:proofErr w:type="gramStart"/>
+      <w:r>
+        <w:rPr>
+          <w:rFonts w:cs="Carlito"/>
+          <w:b/>
+          <w:bCs/>
+          <w:color w:val="D86DCB" w:themeColor="accent5" w:themeTint="99"/>
+          <w:sz w:val="32"/>
+          <w:szCs w:val="32"/>
+        </w:rPr>
+        <w:t>.read</w:t>
+      </w:r>
+      <w:proofErr w:type="gramEnd"/>
+      <w:r>
+        <w:rPr>
+          <w:rFonts w:cs="Carlito"/>
+          <w:b/>
+          <w:bCs/>
+          <w:color w:val="D86DCB" w:themeColor="accent5" w:themeTint="99"/>
+          <w:sz w:val="32"/>
+          <w:szCs w:val="32"/>
+        </w:rPr>
+        <w:t>()</w:t>
       </w:r>
     </w:p>
     <w:p>
@@ -7766,16 +10225,29 @@
           <w:szCs w:val="32"/>
         </w:rPr>
       </w:pPr>
-      <w:r>
-        <w:rPr>
-          <w:rFonts w:cs="Carlito"/>
-          <w:b/>
-          <w:bCs/>
-          <w:color w:val="D86DCB" w:themeColor="accent5" w:themeTint="99"/>
-          <w:sz w:val="32"/>
-          <w:szCs w:val="32"/>
-        </w:rPr>
-        <w:t>.seek()</w:t>
+      <w:proofErr w:type="gramStart"/>
+      <w:r>
+        <w:rPr>
+          <w:rFonts w:cs="Carlito"/>
+          <w:b/>
+          <w:bCs/>
+          <w:color w:val="D86DCB" w:themeColor="accent5" w:themeTint="99"/>
+          <w:sz w:val="32"/>
+          <w:szCs w:val="32"/>
+        </w:rPr>
+        <w:t>.seek</w:t>
+      </w:r>
+      <w:proofErr w:type="gramEnd"/>
+      <w:r>
+        <w:rPr>
+          <w:rFonts w:cs="Carlito"/>
+          <w:b/>
+          <w:bCs/>
+          <w:color w:val="D86DCB" w:themeColor="accent5" w:themeTint="99"/>
+          <w:sz w:val="32"/>
+          <w:szCs w:val="32"/>
+        </w:rPr>
+        <w:t>()</w:t>
       </w:r>
     </w:p>
     <w:p>
@@ -7815,16 +10287,42 @@
           <w:szCs w:val="32"/>
         </w:rPr>
       </w:pPr>
-      <w:r>
-        <w:rPr>
-          <w:rFonts w:cs="Carlito"/>
-          <w:b/>
-          <w:bCs/>
-          <w:color w:val="D86DCB" w:themeColor="accent5" w:themeTint="99"/>
-          <w:sz w:val="32"/>
-          <w:szCs w:val="32"/>
-        </w:rPr>
-        <w:t>.readlines()</w:t>
+      <w:proofErr w:type="gramStart"/>
+      <w:r>
+        <w:rPr>
+          <w:rFonts w:cs="Carlito"/>
+          <w:b/>
+          <w:bCs/>
+          <w:color w:val="D86DCB" w:themeColor="accent5" w:themeTint="99"/>
+          <w:sz w:val="32"/>
+          <w:szCs w:val="32"/>
+        </w:rPr>
+        <w:t>.</w:t>
+      </w:r>
+      <w:proofErr w:type="spellStart"/>
+      <w:r>
+        <w:rPr>
+          <w:rFonts w:cs="Carlito"/>
+          <w:b/>
+          <w:bCs/>
+          <w:color w:val="D86DCB" w:themeColor="accent5" w:themeTint="99"/>
+          <w:sz w:val="32"/>
+          <w:szCs w:val="32"/>
+        </w:rPr>
+        <w:t>readlines</w:t>
+      </w:r>
+      <w:proofErr w:type="spellEnd"/>
+      <w:proofErr w:type="gramEnd"/>
+      <w:r>
+        <w:rPr>
+          <w:rFonts w:cs="Carlito"/>
+          <w:b/>
+          <w:bCs/>
+          <w:color w:val="D86DCB" w:themeColor="accent5" w:themeTint="99"/>
+          <w:sz w:val="32"/>
+          <w:szCs w:val="32"/>
+        </w:rPr>
+        <w:t>()</w:t>
       </w:r>
     </w:p>
     <w:p>
@@ -7864,16 +10362,42 @@
           <w:szCs w:val="32"/>
         </w:rPr>
       </w:pPr>
-      <w:r>
-        <w:rPr>
-          <w:rFonts w:cs="Carlito"/>
-          <w:b/>
-          <w:bCs/>
-          <w:color w:val="D86DCB" w:themeColor="accent5" w:themeTint="99"/>
-          <w:sz w:val="32"/>
-          <w:szCs w:val="32"/>
-        </w:rPr>
-        <w:t xml:space="preserve">.writelines() </w:t>
+      <w:proofErr w:type="gramStart"/>
+      <w:r>
+        <w:rPr>
+          <w:rFonts w:cs="Carlito"/>
+          <w:b/>
+          <w:bCs/>
+          <w:color w:val="D86DCB" w:themeColor="accent5" w:themeTint="99"/>
+          <w:sz w:val="32"/>
+          <w:szCs w:val="32"/>
+        </w:rPr>
+        <w:t>.</w:t>
+      </w:r>
+      <w:proofErr w:type="spellStart"/>
+      <w:r>
+        <w:rPr>
+          <w:rFonts w:cs="Carlito"/>
+          <w:b/>
+          <w:bCs/>
+          <w:color w:val="D86DCB" w:themeColor="accent5" w:themeTint="99"/>
+          <w:sz w:val="32"/>
+          <w:szCs w:val="32"/>
+        </w:rPr>
+        <w:t>writelines</w:t>
+      </w:r>
+      <w:proofErr w:type="spellEnd"/>
+      <w:proofErr w:type="gramEnd"/>
+      <w:r>
+        <w:rPr>
+          <w:rFonts w:cs="Carlito"/>
+          <w:b/>
+          <w:bCs/>
+          <w:color w:val="D86DCB" w:themeColor="accent5" w:themeTint="99"/>
+          <w:sz w:val="32"/>
+          <w:szCs w:val="32"/>
+        </w:rPr>
+        <w:t xml:space="preserve">() </w:t>
       </w:r>
     </w:p>
     <w:p>
@@ -7913,16 +10437,42 @@
           <w:szCs w:val="32"/>
         </w:rPr>
       </w:pPr>
-      <w:r>
-        <w:rPr>
-          <w:rFonts w:cs="Carlito"/>
-          <w:b/>
-          <w:bCs/>
-          <w:color w:val="D86DCB" w:themeColor="accent5" w:themeTint="99"/>
-          <w:sz w:val="32"/>
-          <w:szCs w:val="32"/>
-        </w:rPr>
-        <w:t>.readline()</w:t>
+      <w:proofErr w:type="gramStart"/>
+      <w:r>
+        <w:rPr>
+          <w:rFonts w:cs="Carlito"/>
+          <w:b/>
+          <w:bCs/>
+          <w:color w:val="D86DCB" w:themeColor="accent5" w:themeTint="99"/>
+          <w:sz w:val="32"/>
+          <w:szCs w:val="32"/>
+        </w:rPr>
+        <w:t>.</w:t>
+      </w:r>
+      <w:proofErr w:type="spellStart"/>
+      <w:r>
+        <w:rPr>
+          <w:rFonts w:cs="Carlito"/>
+          <w:b/>
+          <w:bCs/>
+          <w:color w:val="D86DCB" w:themeColor="accent5" w:themeTint="99"/>
+          <w:sz w:val="32"/>
+          <w:szCs w:val="32"/>
+        </w:rPr>
+        <w:t>readline</w:t>
+      </w:r>
+      <w:proofErr w:type="spellEnd"/>
+      <w:proofErr w:type="gramEnd"/>
+      <w:r>
+        <w:rPr>
+          <w:rFonts w:cs="Carlito"/>
+          <w:b/>
+          <w:bCs/>
+          <w:color w:val="D86DCB" w:themeColor="accent5" w:themeTint="99"/>
+          <w:sz w:val="32"/>
+          <w:szCs w:val="32"/>
+        </w:rPr>
+        <w:t>()</w:t>
       </w:r>
     </w:p>
     <w:p>
@@ -7962,16 +10512,29 @@
           <w:szCs w:val="32"/>
         </w:rPr>
       </w:pPr>
-      <w:r>
-        <w:rPr>
-          <w:rFonts w:cs="Carlito"/>
-          <w:b/>
-          <w:bCs/>
-          <w:color w:val="D86DCB" w:themeColor="accent5" w:themeTint="99"/>
-          <w:sz w:val="32"/>
-          <w:szCs w:val="32"/>
-        </w:rPr>
-        <w:t>.close()</w:t>
+      <w:proofErr w:type="gramStart"/>
+      <w:r>
+        <w:rPr>
+          <w:rFonts w:cs="Carlito"/>
+          <w:b/>
+          <w:bCs/>
+          <w:color w:val="D86DCB" w:themeColor="accent5" w:themeTint="99"/>
+          <w:sz w:val="32"/>
+          <w:szCs w:val="32"/>
+        </w:rPr>
+        <w:t>.close</w:t>
+      </w:r>
+      <w:proofErr w:type="gramEnd"/>
+      <w:r>
+        <w:rPr>
+          <w:rFonts w:cs="Carlito"/>
+          <w:b/>
+          <w:bCs/>
+          <w:color w:val="D86DCB" w:themeColor="accent5" w:themeTint="99"/>
+          <w:sz w:val="32"/>
+          <w:szCs w:val="32"/>
+        </w:rPr>
+        <w:t>()</w:t>
       </w:r>
     </w:p>
     <w:p>
@@ -8258,15 +10821,27 @@
           <w:szCs w:val="32"/>
         </w:rPr>
       </w:pPr>
-      <w:r>
-        <w:rPr>
-          <w:rFonts w:cs="Carlito"/>
-          <w:b/>
-          <w:bCs/>
-          <w:sz w:val="32"/>
-          <w:szCs w:val="32"/>
-        </w:rPr>
-        <w:t xml:space="preserve">rb </w:t>
+      <w:proofErr w:type="spellStart"/>
+      <w:r>
+        <w:rPr>
+          <w:rFonts w:cs="Carlito"/>
+          <w:b/>
+          <w:bCs/>
+          <w:sz w:val="32"/>
+          <w:szCs w:val="32"/>
+        </w:rPr>
+        <w:t>rb</w:t>
+      </w:r>
+      <w:proofErr w:type="spellEnd"/>
+      <w:r>
+        <w:rPr>
+          <w:rFonts w:cs="Carlito"/>
+          <w:b/>
+          <w:bCs/>
+          <w:sz w:val="32"/>
+          <w:szCs w:val="32"/>
+        </w:rPr>
+        <w:t xml:space="preserve"> </w:t>
       </w:r>
       <w:r>
         <w:rPr>
@@ -8276,15 +10851,27 @@
         </w:rPr>
         <w:t xml:space="preserve">or </w:t>
       </w:r>
-      <w:r>
-        <w:rPr>
-          <w:rFonts w:cs="Carlito"/>
-          <w:b/>
-          <w:bCs/>
-          <w:sz w:val="32"/>
-          <w:szCs w:val="32"/>
-        </w:rPr>
-        <w:t xml:space="preserve">wb </w:t>
+      <w:proofErr w:type="spellStart"/>
+      <w:r>
+        <w:rPr>
+          <w:rFonts w:cs="Carlito"/>
+          <w:b/>
+          <w:bCs/>
+          <w:sz w:val="32"/>
+          <w:szCs w:val="32"/>
+        </w:rPr>
+        <w:t>wb</w:t>
+      </w:r>
+      <w:proofErr w:type="spellEnd"/>
+      <w:r>
+        <w:rPr>
+          <w:rFonts w:cs="Carlito"/>
+          <w:b/>
+          <w:bCs/>
+          <w:sz w:val="32"/>
+          <w:szCs w:val="32"/>
+        </w:rPr>
+        <w:t xml:space="preserve"> </w:t>
       </w:r>
       <w:r>
         <w:rPr>
@@ -8343,15 +10930,27 @@
         </w:rPr>
         <w:t xml:space="preserve"># First Method. </w:t>
       </w:r>
-      <w:r>
-        <w:rPr>
-          <w:rFonts w:cs="Carlito"/>
-          <w:b/>
-          <w:bCs/>
-          <w:sz w:val="32"/>
-          <w:szCs w:val="32"/>
-        </w:rPr>
-        <w:t>open()</w:t>
+      <w:proofErr w:type="gramStart"/>
+      <w:r>
+        <w:rPr>
+          <w:rFonts w:cs="Carlito"/>
+          <w:b/>
+          <w:bCs/>
+          <w:sz w:val="32"/>
+          <w:szCs w:val="32"/>
+        </w:rPr>
+        <w:t>open(</w:t>
+      </w:r>
+      <w:proofErr w:type="gramEnd"/>
+      <w:r>
+        <w:rPr>
+          <w:rFonts w:cs="Carlito"/>
+          <w:b/>
+          <w:bCs/>
+          <w:sz w:val="32"/>
+          <w:szCs w:val="32"/>
+        </w:rPr>
+        <w:t>)</w:t>
       </w:r>
       <w:r>
         <w:rPr>
@@ -8394,7 +10993,31 @@
           <w:sz w:val="32"/>
           <w:szCs w:val="32"/>
         </w:rPr>
-        <w:t>f = open('test.txt', 'r')</w:t>
+        <w:t xml:space="preserve">f = </w:t>
+      </w:r>
+      <w:proofErr w:type="gramStart"/>
+      <w:r>
+        <w:rPr>
+          <w:rFonts w:cs="Carlito"/>
+          <w:b/>
+          <w:bCs/>
+          <w:color w:val="D86DCB" w:themeColor="accent5" w:themeTint="99"/>
+          <w:sz w:val="32"/>
+          <w:szCs w:val="32"/>
+        </w:rPr>
+        <w:t>open(</w:t>
+      </w:r>
+      <w:proofErr w:type="gramEnd"/>
+      <w:r>
+        <w:rPr>
+          <w:rFonts w:cs="Carlito"/>
+          <w:b/>
+          <w:bCs/>
+          <w:color w:val="D86DCB" w:themeColor="accent5" w:themeTint="99"/>
+          <w:sz w:val="32"/>
+          <w:szCs w:val="32"/>
+        </w:rPr>
+        <w:t>'test.txt', 'r')</w:t>
       </w:r>
     </w:p>
     <w:p>
@@ -8438,7 +11061,33 @@
           <w:sz w:val="32"/>
           <w:szCs w:val="32"/>
         </w:rPr>
-        <w:t>print(f.read())</w:t>
+        <w:t>print(</w:t>
+      </w:r>
+      <w:proofErr w:type="spellStart"/>
+      <w:proofErr w:type="gramStart"/>
+      <w:r>
+        <w:rPr>
+          <w:rFonts w:cs="Carlito"/>
+          <w:b/>
+          <w:bCs/>
+          <w:color w:val="D86DCB" w:themeColor="accent5" w:themeTint="99"/>
+          <w:sz w:val="32"/>
+          <w:szCs w:val="32"/>
+        </w:rPr>
+        <w:t>f.read</w:t>
+      </w:r>
+      <w:proofErr w:type="spellEnd"/>
+      <w:proofErr w:type="gramEnd"/>
+      <w:r>
+        <w:rPr>
+          <w:rFonts w:cs="Carlito"/>
+          <w:b/>
+          <w:bCs/>
+          <w:color w:val="D86DCB" w:themeColor="accent5" w:themeTint="99"/>
+          <w:sz w:val="32"/>
+          <w:szCs w:val="32"/>
+        </w:rPr>
+        <w:t>())</w:t>
       </w:r>
     </w:p>
     <w:p>
@@ -8473,16 +11122,31 @@
           <w:szCs w:val="32"/>
         </w:rPr>
       </w:pPr>
-      <w:r>
-        <w:rPr>
-          <w:rFonts w:cs="Carlito"/>
-          <w:b/>
-          <w:bCs/>
-          <w:color w:val="D86DCB" w:themeColor="accent5" w:themeTint="99"/>
-          <w:sz w:val="32"/>
-          <w:szCs w:val="32"/>
-        </w:rPr>
-        <w:t>f.close()</w:t>
+      <w:proofErr w:type="spellStart"/>
+      <w:proofErr w:type="gramStart"/>
+      <w:r>
+        <w:rPr>
+          <w:rFonts w:cs="Carlito"/>
+          <w:b/>
+          <w:bCs/>
+          <w:color w:val="D86DCB" w:themeColor="accent5" w:themeTint="99"/>
+          <w:sz w:val="32"/>
+          <w:szCs w:val="32"/>
+        </w:rPr>
+        <w:t>f.close</w:t>
+      </w:r>
+      <w:proofErr w:type="spellEnd"/>
+      <w:proofErr w:type="gramEnd"/>
+      <w:r>
+        <w:rPr>
+          <w:rFonts w:cs="Carlito"/>
+          <w:b/>
+          <w:bCs/>
+          <w:color w:val="D86DCB" w:themeColor="accent5" w:themeTint="99"/>
+          <w:sz w:val="32"/>
+          <w:szCs w:val="32"/>
+        </w:rPr>
+        <w:t>()</w:t>
       </w:r>
     </w:p>
     <w:p>
@@ -8524,7 +11188,29 @@
           <w:sz w:val="32"/>
           <w:szCs w:val="32"/>
         </w:rPr>
-        <w:t>with open() as</w:t>
+        <w:t xml:space="preserve">with </w:t>
+      </w:r>
+      <w:proofErr w:type="gramStart"/>
+      <w:r>
+        <w:rPr>
+          <w:rFonts w:cs="Carlito"/>
+          <w:b/>
+          <w:bCs/>
+          <w:sz w:val="32"/>
+          <w:szCs w:val="32"/>
+        </w:rPr>
+        <w:t>open(</w:t>
+      </w:r>
+      <w:proofErr w:type="gramEnd"/>
+      <w:r>
+        <w:rPr>
+          <w:rFonts w:cs="Carlito"/>
+          <w:b/>
+          <w:bCs/>
+          <w:sz w:val="32"/>
+          <w:szCs w:val="32"/>
+        </w:rPr>
+        <w:t>) as</w:t>
       </w:r>
       <w:r>
         <w:rPr>
@@ -8567,7 +11253,31 @@
           <w:sz w:val="32"/>
           <w:szCs w:val="32"/>
         </w:rPr>
-        <w:t>with open('new.txt', 'r') as f:</w:t>
+        <w:t xml:space="preserve">with </w:t>
+      </w:r>
+      <w:proofErr w:type="gramStart"/>
+      <w:r>
+        <w:rPr>
+          <w:rFonts w:cs="Carlito"/>
+          <w:b/>
+          <w:bCs/>
+          <w:color w:val="D86DCB" w:themeColor="accent5" w:themeTint="99"/>
+          <w:sz w:val="32"/>
+          <w:szCs w:val="32"/>
+        </w:rPr>
+        <w:t>open(</w:t>
+      </w:r>
+      <w:proofErr w:type="gramEnd"/>
+      <w:r>
+        <w:rPr>
+          <w:rFonts w:cs="Carlito"/>
+          <w:b/>
+          <w:bCs/>
+          <w:color w:val="D86DCB" w:themeColor="accent5" w:themeTint="99"/>
+          <w:sz w:val="32"/>
+          <w:szCs w:val="32"/>
+        </w:rPr>
+        <w:t>'new.txt', 'r') as f:</w:t>
       </w:r>
     </w:p>
     <w:p>
@@ -8604,17 +11314,37 @@
           <w:sz w:val="32"/>
           <w:szCs w:val="32"/>
         </w:rPr>
-        <w:t xml:space="preserve"> we don’t need to use </w:t>
-      </w:r>
-      <w:r>
-        <w:rPr>
-          <w:rFonts w:cs="Carlito"/>
-          <w:b/>
-          <w:bCs/>
-          <w:sz w:val="32"/>
-          <w:szCs w:val="32"/>
-        </w:rPr>
-        <w:t>.close()</w:t>
+        <w:t xml:space="preserve"> we don’t need to </w:t>
+      </w:r>
+      <w:proofErr w:type="gramStart"/>
+      <w:r>
+        <w:rPr>
+          <w:rFonts w:cs="Carlito"/>
+          <w:sz w:val="32"/>
+          <w:szCs w:val="32"/>
+        </w:rPr>
+        <w:t xml:space="preserve">use </w:t>
+      </w:r>
+      <w:r>
+        <w:rPr>
+          <w:rFonts w:cs="Carlito"/>
+          <w:b/>
+          <w:bCs/>
+          <w:sz w:val="32"/>
+          <w:szCs w:val="32"/>
+        </w:rPr>
+        <w:t>.close</w:t>
+      </w:r>
+      <w:proofErr w:type="gramEnd"/>
+      <w:r>
+        <w:rPr>
+          <w:rFonts w:cs="Carlito"/>
+          <w:b/>
+          <w:bCs/>
+          <w:sz w:val="32"/>
+          <w:szCs w:val="32"/>
+        </w:rPr>
+        <w:t>()</w:t>
       </w:r>
       <w:r>
         <w:rPr>
@@ -8647,32 +11377,82 @@
           <w:sz w:val="32"/>
           <w:szCs w:val="32"/>
         </w:rPr>
-        <w:t>with open('new.txt', 'r') as f:</w:t>
-      </w:r>
-    </w:p>
-    <w:p>
-      <w:pPr>
-        <w:spacing w:line="240" w:lineRule="auto"/>
-        <w:jc w:val="both"/>
-        <w:rPr>
-          <w:rFonts w:cs="Carlito"/>
-          <w:b/>
-          <w:bCs/>
-          <w:color w:val="D86DCB" w:themeColor="accent5" w:themeTint="99"/>
-          <w:sz w:val="32"/>
-          <w:szCs w:val="32"/>
-        </w:rPr>
-      </w:pPr>
-      <w:r>
-        <w:rPr>
-          <w:rFonts w:cs="Carlito"/>
-          <w:b/>
-          <w:bCs/>
-          <w:color w:val="D86DCB" w:themeColor="accent5" w:themeTint="99"/>
-          <w:sz w:val="32"/>
-          <w:szCs w:val="32"/>
-        </w:rPr>
-        <w:t xml:space="preserve">    print(f.read())</w:t>
+        <w:t xml:space="preserve">with </w:t>
+      </w:r>
+      <w:proofErr w:type="gramStart"/>
+      <w:r>
+        <w:rPr>
+          <w:rFonts w:cs="Carlito"/>
+          <w:b/>
+          <w:bCs/>
+          <w:color w:val="D86DCB" w:themeColor="accent5" w:themeTint="99"/>
+          <w:sz w:val="32"/>
+          <w:szCs w:val="32"/>
+        </w:rPr>
+        <w:t>open(</w:t>
+      </w:r>
+      <w:proofErr w:type="gramEnd"/>
+      <w:r>
+        <w:rPr>
+          <w:rFonts w:cs="Carlito"/>
+          <w:b/>
+          <w:bCs/>
+          <w:color w:val="D86DCB" w:themeColor="accent5" w:themeTint="99"/>
+          <w:sz w:val="32"/>
+          <w:szCs w:val="32"/>
+        </w:rPr>
+        <w:t>'new.txt', 'r') as f:</w:t>
+      </w:r>
+    </w:p>
+    <w:p>
+      <w:pPr>
+        <w:spacing w:line="240" w:lineRule="auto"/>
+        <w:jc w:val="both"/>
+        <w:rPr>
+          <w:rFonts w:cs="Carlito"/>
+          <w:b/>
+          <w:bCs/>
+          <w:color w:val="D86DCB" w:themeColor="accent5" w:themeTint="99"/>
+          <w:sz w:val="32"/>
+          <w:szCs w:val="32"/>
+        </w:rPr>
+      </w:pPr>
+      <w:r>
+        <w:rPr>
+          <w:rFonts w:cs="Carlito"/>
+          <w:b/>
+          <w:bCs/>
+          <w:color w:val="D86DCB" w:themeColor="accent5" w:themeTint="99"/>
+          <w:sz w:val="32"/>
+          <w:szCs w:val="32"/>
+        </w:rPr>
+        <w:t xml:space="preserve">    print(</w:t>
+      </w:r>
+      <w:proofErr w:type="spellStart"/>
+      <w:proofErr w:type="gramStart"/>
+      <w:r>
+        <w:rPr>
+          <w:rFonts w:cs="Carlito"/>
+          <w:b/>
+          <w:bCs/>
+          <w:color w:val="D86DCB" w:themeColor="accent5" w:themeTint="99"/>
+          <w:sz w:val="32"/>
+          <w:szCs w:val="32"/>
+        </w:rPr>
+        <w:t>f.read</w:t>
+      </w:r>
+      <w:proofErr w:type="spellEnd"/>
+      <w:proofErr w:type="gramEnd"/>
+      <w:r>
+        <w:rPr>
+          <w:rFonts w:cs="Carlito"/>
+          <w:b/>
+          <w:bCs/>
+          <w:color w:val="D86DCB" w:themeColor="accent5" w:themeTint="99"/>
+          <w:sz w:val="32"/>
+          <w:szCs w:val="32"/>
+        </w:rPr>
+        <w:t>())</w:t>
       </w:r>
     </w:p>
     <w:p>
@@ -8716,7 +11496,55 @@
           <w:sz w:val="32"/>
           <w:szCs w:val="32"/>
         </w:rPr>
-        <w:t>with open('m.mp3', 'rb') as f:</w:t>
+        <w:t xml:space="preserve">with </w:t>
+      </w:r>
+      <w:proofErr w:type="gramStart"/>
+      <w:r>
+        <w:rPr>
+          <w:rFonts w:cs="Carlito"/>
+          <w:b/>
+          <w:bCs/>
+          <w:color w:val="D86DCB" w:themeColor="accent5" w:themeTint="99"/>
+          <w:sz w:val="32"/>
+          <w:szCs w:val="32"/>
+        </w:rPr>
+        <w:t>open(</w:t>
+      </w:r>
+      <w:proofErr w:type="gramEnd"/>
+      <w:r>
+        <w:rPr>
+          <w:rFonts w:cs="Carlito"/>
+          <w:b/>
+          <w:bCs/>
+          <w:color w:val="D86DCB" w:themeColor="accent5" w:themeTint="99"/>
+          <w:sz w:val="32"/>
+          <w:szCs w:val="32"/>
+        </w:rPr>
+        <w:t>'m.mp3', '</w:t>
+      </w:r>
+      <w:proofErr w:type="spellStart"/>
+      <w:r>
+        <w:rPr>
+          <w:rFonts w:cs="Carlito"/>
+          <w:b/>
+          <w:bCs/>
+          <w:color w:val="D86DCB" w:themeColor="accent5" w:themeTint="99"/>
+          <w:sz w:val="32"/>
+          <w:szCs w:val="32"/>
+        </w:rPr>
+        <w:t>rb</w:t>
+      </w:r>
+      <w:proofErr w:type="spellEnd"/>
+      <w:r>
+        <w:rPr>
+          <w:rFonts w:cs="Carlito"/>
+          <w:b/>
+          <w:bCs/>
+          <w:color w:val="D86DCB" w:themeColor="accent5" w:themeTint="99"/>
+          <w:sz w:val="32"/>
+          <w:szCs w:val="32"/>
+        </w:rPr>
+        <w:t>') as f:</w:t>
       </w:r>
     </w:p>
     <w:p>
@@ -8823,7 +11651,31 @@
           <w:sz w:val="32"/>
           <w:szCs w:val="32"/>
         </w:rPr>
-        <w:t>with open('new.txt', 'w') as f:</w:t>
+        <w:t xml:space="preserve">with </w:t>
+      </w:r>
+      <w:proofErr w:type="gramStart"/>
+      <w:r>
+        <w:rPr>
+          <w:rFonts w:cs="Carlito"/>
+          <w:b/>
+          <w:bCs/>
+          <w:color w:val="D86DCB" w:themeColor="accent5" w:themeTint="99"/>
+          <w:sz w:val="32"/>
+          <w:szCs w:val="32"/>
+        </w:rPr>
+        <w:t>open(</w:t>
+      </w:r>
+      <w:proofErr w:type="gramEnd"/>
+      <w:r>
+        <w:rPr>
+          <w:rFonts w:cs="Carlito"/>
+          <w:b/>
+          <w:bCs/>
+          <w:color w:val="D86DCB" w:themeColor="accent5" w:themeTint="99"/>
+          <w:sz w:val="32"/>
+          <w:szCs w:val="32"/>
+        </w:rPr>
+        <w:t>'new.txt', 'w') as f:</w:t>
       </w:r>
     </w:p>
     <w:p>
@@ -8873,7 +11725,33 @@
           <w:sz w:val="32"/>
           <w:szCs w:val="32"/>
         </w:rPr>
-        <w:t xml:space="preserve">    f.write(f'{txt}')</w:t>
+        <w:t xml:space="preserve">    </w:t>
+      </w:r>
+      <w:proofErr w:type="spellStart"/>
+      <w:proofErr w:type="gramStart"/>
+      <w:r>
+        <w:rPr>
+          <w:rFonts w:cs="Carlito"/>
+          <w:b/>
+          <w:bCs/>
+          <w:color w:val="D86DCB" w:themeColor="accent5" w:themeTint="99"/>
+          <w:sz w:val="32"/>
+          <w:szCs w:val="32"/>
+        </w:rPr>
+        <w:t>f.write</w:t>
+      </w:r>
+      <w:proofErr w:type="spellEnd"/>
+      <w:proofErr w:type="gramEnd"/>
+      <w:r>
+        <w:rPr>
+          <w:rFonts w:cs="Carlito"/>
+          <w:b/>
+          <w:bCs/>
+          <w:color w:val="D86DCB" w:themeColor="accent5" w:themeTint="99"/>
+          <w:sz w:val="32"/>
+          <w:szCs w:val="32"/>
+        </w:rPr>
+        <w:t>(f'{txt}')</w:t>
       </w:r>
     </w:p>
     <w:p>
@@ -8917,32 +11795,82 @@
           <w:sz w:val="32"/>
           <w:szCs w:val="32"/>
         </w:rPr>
-        <w:t>with open('new.txt', 'a') as f:</w:t>
-      </w:r>
-    </w:p>
-    <w:p>
-      <w:pPr>
-        <w:spacing w:line="240" w:lineRule="auto"/>
-        <w:jc w:val="both"/>
-        <w:rPr>
-          <w:rFonts w:cs="Carlito"/>
-          <w:b/>
-          <w:bCs/>
-          <w:color w:val="D86DCB" w:themeColor="accent5" w:themeTint="99"/>
-          <w:sz w:val="32"/>
-          <w:szCs w:val="32"/>
-        </w:rPr>
-      </w:pPr>
-      <w:r>
-        <w:rPr>
-          <w:rFonts w:cs="Carlito"/>
-          <w:b/>
-          <w:bCs/>
-          <w:color w:val="D86DCB" w:themeColor="accent5" w:themeTint="99"/>
-          <w:sz w:val="32"/>
-          <w:szCs w:val="32"/>
-        </w:rPr>
-        <w:t xml:space="preserve">    f.write('Second line')</w:t>
+        <w:t xml:space="preserve">with </w:t>
+      </w:r>
+      <w:proofErr w:type="gramStart"/>
+      <w:r>
+        <w:rPr>
+          <w:rFonts w:cs="Carlito"/>
+          <w:b/>
+          <w:bCs/>
+          <w:color w:val="D86DCB" w:themeColor="accent5" w:themeTint="99"/>
+          <w:sz w:val="32"/>
+          <w:szCs w:val="32"/>
+        </w:rPr>
+        <w:t>open(</w:t>
+      </w:r>
+      <w:proofErr w:type="gramEnd"/>
+      <w:r>
+        <w:rPr>
+          <w:rFonts w:cs="Carlito"/>
+          <w:b/>
+          <w:bCs/>
+          <w:color w:val="D86DCB" w:themeColor="accent5" w:themeTint="99"/>
+          <w:sz w:val="32"/>
+          <w:szCs w:val="32"/>
+        </w:rPr>
+        <w:t>'new.txt', 'a') as f:</w:t>
+      </w:r>
+    </w:p>
+    <w:p>
+      <w:pPr>
+        <w:spacing w:line="240" w:lineRule="auto"/>
+        <w:jc w:val="both"/>
+        <w:rPr>
+          <w:rFonts w:cs="Carlito"/>
+          <w:b/>
+          <w:bCs/>
+          <w:color w:val="D86DCB" w:themeColor="accent5" w:themeTint="99"/>
+          <w:sz w:val="32"/>
+          <w:szCs w:val="32"/>
+        </w:rPr>
+      </w:pPr>
+      <w:r>
+        <w:rPr>
+          <w:rFonts w:cs="Carlito"/>
+          <w:b/>
+          <w:bCs/>
+          <w:color w:val="D86DCB" w:themeColor="accent5" w:themeTint="99"/>
+          <w:sz w:val="32"/>
+          <w:szCs w:val="32"/>
+        </w:rPr>
+        <w:t xml:space="preserve">    </w:t>
+      </w:r>
+      <w:proofErr w:type="spellStart"/>
+      <w:proofErr w:type="gramStart"/>
+      <w:r>
+        <w:rPr>
+          <w:rFonts w:cs="Carlito"/>
+          <w:b/>
+          <w:bCs/>
+          <w:color w:val="D86DCB" w:themeColor="accent5" w:themeTint="99"/>
+          <w:sz w:val="32"/>
+          <w:szCs w:val="32"/>
+        </w:rPr>
+        <w:t>f.write</w:t>
+      </w:r>
+      <w:proofErr w:type="spellEnd"/>
+      <w:proofErr w:type="gramEnd"/>
+      <w:r>
+        <w:rPr>
+          <w:rFonts w:cs="Carlito"/>
+          <w:b/>
+          <w:bCs/>
+          <w:color w:val="D86DCB" w:themeColor="accent5" w:themeTint="99"/>
+          <w:sz w:val="32"/>
+          <w:szCs w:val="32"/>
+        </w:rPr>
+        <w:t>('Second line')</w:t>
       </w:r>
     </w:p>
     <w:p>
@@ -8986,57 +11914,133 @@
           <w:sz w:val="32"/>
           <w:szCs w:val="32"/>
         </w:rPr>
-        <w:t>with open('new.txt', 'r+') as f:</w:t>
-      </w:r>
-    </w:p>
-    <w:p>
-      <w:pPr>
-        <w:spacing w:line="240" w:lineRule="auto"/>
-        <w:jc w:val="both"/>
-        <w:rPr>
-          <w:rFonts w:cs="Carlito"/>
-          <w:b/>
-          <w:bCs/>
-          <w:color w:val="D86DCB" w:themeColor="accent5" w:themeTint="99"/>
-          <w:sz w:val="32"/>
-          <w:szCs w:val="32"/>
-        </w:rPr>
-      </w:pPr>
-      <w:r>
-        <w:rPr>
-          <w:rFonts w:cs="Carlito"/>
-          <w:b/>
-          <w:bCs/>
-          <w:color w:val="D86DCB" w:themeColor="accent5" w:themeTint="99"/>
-          <w:sz w:val="32"/>
-          <w:szCs w:val="32"/>
-        </w:rPr>
-        <w:t xml:space="preserve">    print(f.read())</w:t>
-      </w:r>
-    </w:p>
-    <w:p>
-      <w:pPr>
-        <w:spacing w:line="240" w:lineRule="auto"/>
-        <w:jc w:val="both"/>
-        <w:rPr>
-          <w:rFonts w:cs="Carlito"/>
-          <w:b/>
-          <w:bCs/>
-          <w:color w:val="D86DCB" w:themeColor="accent5" w:themeTint="99"/>
-          <w:sz w:val="32"/>
-          <w:szCs w:val="32"/>
-        </w:rPr>
-      </w:pPr>
-      <w:r>
-        <w:rPr>
-          <w:rFonts w:cs="Carlito"/>
-          <w:b/>
-          <w:bCs/>
-          <w:color w:val="D86DCB" w:themeColor="accent5" w:themeTint="99"/>
-          <w:sz w:val="32"/>
-          <w:szCs w:val="32"/>
-        </w:rPr>
-        <w:t xml:space="preserve">    f.write('...')</w:t>
+        <w:t xml:space="preserve">with </w:t>
+      </w:r>
+      <w:proofErr w:type="gramStart"/>
+      <w:r>
+        <w:rPr>
+          <w:rFonts w:cs="Carlito"/>
+          <w:b/>
+          <w:bCs/>
+          <w:color w:val="D86DCB" w:themeColor="accent5" w:themeTint="99"/>
+          <w:sz w:val="32"/>
+          <w:szCs w:val="32"/>
+        </w:rPr>
+        <w:t>open(</w:t>
+      </w:r>
+      <w:proofErr w:type="gramEnd"/>
+      <w:r>
+        <w:rPr>
+          <w:rFonts w:cs="Carlito"/>
+          <w:b/>
+          <w:bCs/>
+          <w:color w:val="D86DCB" w:themeColor="accent5" w:themeTint="99"/>
+          <w:sz w:val="32"/>
+          <w:szCs w:val="32"/>
+        </w:rPr>
+        <w:t>'new.txt', 'r+') as f:</w:t>
+      </w:r>
+    </w:p>
+    <w:p>
+      <w:pPr>
+        <w:spacing w:line="240" w:lineRule="auto"/>
+        <w:jc w:val="both"/>
+        <w:rPr>
+          <w:rFonts w:cs="Carlito"/>
+          <w:b/>
+          <w:bCs/>
+          <w:color w:val="D86DCB" w:themeColor="accent5" w:themeTint="99"/>
+          <w:sz w:val="32"/>
+          <w:szCs w:val="32"/>
+        </w:rPr>
+      </w:pPr>
+      <w:r>
+        <w:rPr>
+          <w:rFonts w:cs="Carlito"/>
+          <w:b/>
+          <w:bCs/>
+          <w:color w:val="D86DCB" w:themeColor="accent5" w:themeTint="99"/>
+          <w:sz w:val="32"/>
+          <w:szCs w:val="32"/>
+        </w:rPr>
+        <w:t xml:space="preserve">    print(</w:t>
+      </w:r>
+      <w:proofErr w:type="spellStart"/>
+      <w:proofErr w:type="gramStart"/>
+      <w:r>
+        <w:rPr>
+          <w:rFonts w:cs="Carlito"/>
+          <w:b/>
+          <w:bCs/>
+          <w:color w:val="D86DCB" w:themeColor="accent5" w:themeTint="99"/>
+          <w:sz w:val="32"/>
+          <w:szCs w:val="32"/>
+        </w:rPr>
+        <w:t>f.read</w:t>
+      </w:r>
+      <w:proofErr w:type="spellEnd"/>
+      <w:proofErr w:type="gramEnd"/>
+      <w:r>
+        <w:rPr>
+          <w:rFonts w:cs="Carlito"/>
+          <w:b/>
+          <w:bCs/>
+          <w:color w:val="D86DCB" w:themeColor="accent5" w:themeTint="99"/>
+          <w:sz w:val="32"/>
+          <w:szCs w:val="32"/>
+        </w:rPr>
+        <w:t>())</w:t>
+      </w:r>
+    </w:p>
+    <w:p>
+      <w:pPr>
+        <w:spacing w:line="240" w:lineRule="auto"/>
+        <w:jc w:val="both"/>
+        <w:rPr>
+          <w:rFonts w:cs="Carlito"/>
+          <w:b/>
+          <w:bCs/>
+          <w:color w:val="D86DCB" w:themeColor="accent5" w:themeTint="99"/>
+          <w:sz w:val="32"/>
+          <w:szCs w:val="32"/>
+        </w:rPr>
+      </w:pPr>
+      <w:r>
+        <w:rPr>
+          <w:rFonts w:cs="Carlito"/>
+          <w:b/>
+          <w:bCs/>
+          <w:color w:val="D86DCB" w:themeColor="accent5" w:themeTint="99"/>
+          <w:sz w:val="32"/>
+          <w:szCs w:val="32"/>
+        </w:rPr>
+        <w:t xml:space="preserve">    </w:t>
+      </w:r>
+      <w:proofErr w:type="spellStart"/>
+      <w:proofErr w:type="gramStart"/>
+      <w:r>
+        <w:rPr>
+          <w:rFonts w:cs="Carlito"/>
+          <w:b/>
+          <w:bCs/>
+          <w:color w:val="D86DCB" w:themeColor="accent5" w:themeTint="99"/>
+          <w:sz w:val="32"/>
+          <w:szCs w:val="32"/>
+        </w:rPr>
+        <w:t>f.write</w:t>
+      </w:r>
+      <w:proofErr w:type="spellEnd"/>
+      <w:proofErr w:type="gramEnd"/>
+      <w:r>
+        <w:rPr>
+          <w:rFonts w:cs="Carlito"/>
+          <w:b/>
+          <w:bCs/>
+          <w:color w:val="D86DCB" w:themeColor="accent5" w:themeTint="99"/>
+          <w:sz w:val="32"/>
+          <w:szCs w:val="32"/>
+        </w:rPr>
+        <w:t>('...')</w:t>
       </w:r>
     </w:p>
     <w:p>
@@ -9128,32 +12132,82 @@
           <w:sz w:val="32"/>
           <w:szCs w:val="32"/>
         </w:rPr>
-        <w:t>with open('new.txt', 'x') as f:</w:t>
-      </w:r>
-    </w:p>
-    <w:p>
-      <w:pPr>
-        <w:spacing w:line="240" w:lineRule="auto"/>
-        <w:jc w:val="both"/>
-        <w:rPr>
-          <w:rFonts w:cs="Carlito"/>
-          <w:b/>
-          <w:bCs/>
-          <w:color w:val="D86DCB" w:themeColor="accent5" w:themeTint="99"/>
-          <w:sz w:val="32"/>
-          <w:szCs w:val="32"/>
-        </w:rPr>
-      </w:pPr>
-      <w:r>
-        <w:rPr>
-          <w:rFonts w:cs="Carlito"/>
-          <w:b/>
-          <w:bCs/>
-          <w:color w:val="D86DCB" w:themeColor="accent5" w:themeTint="99"/>
-          <w:sz w:val="32"/>
-          <w:szCs w:val="32"/>
-        </w:rPr>
-        <w:t xml:space="preserve">    f.write('This is new')</w:t>
+        <w:t xml:space="preserve">with </w:t>
+      </w:r>
+      <w:proofErr w:type="gramStart"/>
+      <w:r>
+        <w:rPr>
+          <w:rFonts w:cs="Carlito"/>
+          <w:b/>
+          <w:bCs/>
+          <w:color w:val="D86DCB" w:themeColor="accent5" w:themeTint="99"/>
+          <w:sz w:val="32"/>
+          <w:szCs w:val="32"/>
+        </w:rPr>
+        <w:t>open(</w:t>
+      </w:r>
+      <w:proofErr w:type="gramEnd"/>
+      <w:r>
+        <w:rPr>
+          <w:rFonts w:cs="Carlito"/>
+          <w:b/>
+          <w:bCs/>
+          <w:color w:val="D86DCB" w:themeColor="accent5" w:themeTint="99"/>
+          <w:sz w:val="32"/>
+          <w:szCs w:val="32"/>
+        </w:rPr>
+        <w:t>'new.txt', 'x') as f:</w:t>
+      </w:r>
+    </w:p>
+    <w:p>
+      <w:pPr>
+        <w:spacing w:line="240" w:lineRule="auto"/>
+        <w:jc w:val="both"/>
+        <w:rPr>
+          <w:rFonts w:cs="Carlito"/>
+          <w:b/>
+          <w:bCs/>
+          <w:color w:val="D86DCB" w:themeColor="accent5" w:themeTint="99"/>
+          <w:sz w:val="32"/>
+          <w:szCs w:val="32"/>
+        </w:rPr>
+      </w:pPr>
+      <w:r>
+        <w:rPr>
+          <w:rFonts w:cs="Carlito"/>
+          <w:b/>
+          <w:bCs/>
+          <w:color w:val="D86DCB" w:themeColor="accent5" w:themeTint="99"/>
+          <w:sz w:val="32"/>
+          <w:szCs w:val="32"/>
+        </w:rPr>
+        <w:t xml:space="preserve">    </w:t>
+      </w:r>
+      <w:proofErr w:type="spellStart"/>
+      <w:proofErr w:type="gramStart"/>
+      <w:r>
+        <w:rPr>
+          <w:rFonts w:cs="Carlito"/>
+          <w:b/>
+          <w:bCs/>
+          <w:color w:val="D86DCB" w:themeColor="accent5" w:themeTint="99"/>
+          <w:sz w:val="32"/>
+          <w:szCs w:val="32"/>
+        </w:rPr>
+        <w:t>f.write</w:t>
+      </w:r>
+      <w:proofErr w:type="spellEnd"/>
+      <w:proofErr w:type="gramEnd"/>
+      <w:r>
+        <w:rPr>
+          <w:rFonts w:cs="Carlito"/>
+          <w:b/>
+          <w:bCs/>
+          <w:color w:val="D86DCB" w:themeColor="accent5" w:themeTint="99"/>
+          <w:sz w:val="32"/>
+          <w:szCs w:val="32"/>
+        </w:rPr>
+        <w:t>('This is new')</w:t>
       </w:r>
     </w:p>
     <w:p>
@@ -9198,6 +12252,7 @@
           <w:szCs w:val="32"/>
         </w:rPr>
       </w:pPr>
+      <w:proofErr w:type="gramStart"/>
       <w:r>
         <w:rPr>
           <w:rFonts w:cs="Carlito"/>
@@ -9224,7 +12279,18 @@
           <w:sz w:val="32"/>
           <w:szCs w:val="32"/>
         </w:rPr>
-        <w:t>.seek(0)</w:t>
+        <w:t>.seek</w:t>
+      </w:r>
+      <w:proofErr w:type="gramEnd"/>
+      <w:r>
+        <w:rPr>
+          <w:rFonts w:cs="Carlito"/>
+          <w:b/>
+          <w:bCs/>
+          <w:sz w:val="32"/>
+          <w:szCs w:val="32"/>
+        </w:rPr>
+        <w:t>(0)</w:t>
       </w:r>
       <w:r>
         <w:rPr>
@@ -9257,79 +12323,181 @@
           <w:sz w:val="32"/>
           <w:szCs w:val="32"/>
         </w:rPr>
-        <w:t>with open('new.txt', 'w+') as f:</w:t>
-      </w:r>
-    </w:p>
-    <w:p>
-      <w:pPr>
-        <w:spacing w:line="240" w:lineRule="auto"/>
-        <w:jc w:val="both"/>
-        <w:rPr>
-          <w:rFonts w:cs="Carlito"/>
-          <w:b/>
-          <w:bCs/>
-          <w:color w:val="D86DCB" w:themeColor="accent5" w:themeTint="99"/>
-          <w:sz w:val="32"/>
-          <w:szCs w:val="32"/>
-        </w:rPr>
-      </w:pPr>
-      <w:r>
-        <w:rPr>
-          <w:rFonts w:cs="Carlito"/>
-          <w:b/>
-          <w:bCs/>
-          <w:color w:val="D86DCB" w:themeColor="accent5" w:themeTint="99"/>
-          <w:sz w:val="32"/>
-          <w:szCs w:val="32"/>
-        </w:rPr>
-        <w:t xml:space="preserve">    f.write('...') # Writes</w:t>
-      </w:r>
-    </w:p>
-    <w:p>
-      <w:pPr>
-        <w:spacing w:line="240" w:lineRule="auto"/>
-        <w:jc w:val="both"/>
-        <w:rPr>
-          <w:rFonts w:cs="Carlito"/>
-          <w:b/>
-          <w:bCs/>
-          <w:color w:val="D86DCB" w:themeColor="accent5" w:themeTint="99"/>
-          <w:sz w:val="32"/>
-          <w:szCs w:val="32"/>
-        </w:rPr>
-      </w:pPr>
-      <w:r>
-        <w:rPr>
-          <w:rFonts w:cs="Carlito"/>
-          <w:b/>
-          <w:bCs/>
-          <w:color w:val="D86DCB" w:themeColor="accent5" w:themeTint="99"/>
-          <w:sz w:val="32"/>
-          <w:szCs w:val="32"/>
-        </w:rPr>
-        <w:t xml:space="preserve">    f.seek(0)</w:t>
-      </w:r>
-    </w:p>
-    <w:p>
-      <w:pPr>
-        <w:spacing w:line="240" w:lineRule="auto"/>
-        <w:jc w:val="both"/>
-        <w:rPr>
-          <w:rFonts w:cs="Carlito"/>
-          <w:sz w:val="32"/>
-          <w:szCs w:val="32"/>
-        </w:rPr>
-      </w:pPr>
-      <w:r>
-        <w:rPr>
-          <w:rFonts w:cs="Carlito"/>
-          <w:b/>
-          <w:bCs/>
-          <w:color w:val="D86DCB" w:themeColor="accent5" w:themeTint="99"/>
-          <w:sz w:val="32"/>
-          <w:szCs w:val="32"/>
-        </w:rPr>
-        <w:t xml:space="preserve">    print(f.read()) # Reads</w:t>
+        <w:t xml:space="preserve">with </w:t>
+      </w:r>
+      <w:proofErr w:type="gramStart"/>
+      <w:r>
+        <w:rPr>
+          <w:rFonts w:cs="Carlito"/>
+          <w:b/>
+          <w:bCs/>
+          <w:color w:val="D86DCB" w:themeColor="accent5" w:themeTint="99"/>
+          <w:sz w:val="32"/>
+          <w:szCs w:val="32"/>
+        </w:rPr>
+        <w:t>open(</w:t>
+      </w:r>
+      <w:proofErr w:type="gramEnd"/>
+      <w:r>
+        <w:rPr>
+          <w:rFonts w:cs="Carlito"/>
+          <w:b/>
+          <w:bCs/>
+          <w:color w:val="D86DCB" w:themeColor="accent5" w:themeTint="99"/>
+          <w:sz w:val="32"/>
+          <w:szCs w:val="32"/>
+        </w:rPr>
+        <w:t>'new.txt', 'w+') as f:</w:t>
+      </w:r>
+    </w:p>
+    <w:p>
+      <w:pPr>
+        <w:spacing w:line="240" w:lineRule="auto"/>
+        <w:jc w:val="both"/>
+        <w:rPr>
+          <w:rFonts w:cs="Carlito"/>
+          <w:b/>
+          <w:bCs/>
+          <w:color w:val="D86DCB" w:themeColor="accent5" w:themeTint="99"/>
+          <w:sz w:val="32"/>
+          <w:szCs w:val="32"/>
+        </w:rPr>
+      </w:pPr>
+      <w:r>
+        <w:rPr>
+          <w:rFonts w:cs="Carlito"/>
+          <w:b/>
+          <w:bCs/>
+          <w:color w:val="D86DCB" w:themeColor="accent5" w:themeTint="99"/>
+          <w:sz w:val="32"/>
+          <w:szCs w:val="32"/>
+        </w:rPr>
+        <w:t xml:space="preserve">    </w:t>
+      </w:r>
+      <w:proofErr w:type="spellStart"/>
+      <w:proofErr w:type="gramStart"/>
+      <w:r>
+        <w:rPr>
+          <w:rFonts w:cs="Carlito"/>
+          <w:b/>
+          <w:bCs/>
+          <w:color w:val="D86DCB" w:themeColor="accent5" w:themeTint="99"/>
+          <w:sz w:val="32"/>
+          <w:szCs w:val="32"/>
+        </w:rPr>
+        <w:t>f.write</w:t>
+      </w:r>
+      <w:proofErr w:type="spellEnd"/>
+      <w:proofErr w:type="gramEnd"/>
+      <w:r>
+        <w:rPr>
+          <w:rFonts w:cs="Carlito"/>
+          <w:b/>
+          <w:bCs/>
+          <w:color w:val="D86DCB" w:themeColor="accent5" w:themeTint="99"/>
+          <w:sz w:val="32"/>
+          <w:szCs w:val="32"/>
+        </w:rPr>
+        <w:t>('...') # Writes</w:t>
+      </w:r>
+    </w:p>
+    <w:p>
+      <w:pPr>
+        <w:spacing w:line="240" w:lineRule="auto"/>
+        <w:jc w:val="both"/>
+        <w:rPr>
+          <w:rFonts w:cs="Carlito"/>
+          <w:b/>
+          <w:bCs/>
+          <w:color w:val="D86DCB" w:themeColor="accent5" w:themeTint="99"/>
+          <w:sz w:val="32"/>
+          <w:szCs w:val="32"/>
+        </w:rPr>
+      </w:pPr>
+      <w:r>
+        <w:rPr>
+          <w:rFonts w:cs="Carlito"/>
+          <w:b/>
+          <w:bCs/>
+          <w:color w:val="D86DCB" w:themeColor="accent5" w:themeTint="99"/>
+          <w:sz w:val="32"/>
+          <w:szCs w:val="32"/>
+        </w:rPr>
+        <w:t xml:space="preserve">    </w:t>
+      </w:r>
+      <w:proofErr w:type="spellStart"/>
+      <w:proofErr w:type="gramStart"/>
+      <w:r>
+        <w:rPr>
+          <w:rFonts w:cs="Carlito"/>
+          <w:b/>
+          <w:bCs/>
+          <w:color w:val="D86DCB" w:themeColor="accent5" w:themeTint="99"/>
+          <w:sz w:val="32"/>
+          <w:szCs w:val="32"/>
+        </w:rPr>
+        <w:t>f.seek</w:t>
+      </w:r>
+      <w:proofErr w:type="spellEnd"/>
+      <w:proofErr w:type="gramEnd"/>
+      <w:r>
+        <w:rPr>
+          <w:rFonts w:cs="Carlito"/>
+          <w:b/>
+          <w:bCs/>
+          <w:color w:val="D86DCB" w:themeColor="accent5" w:themeTint="99"/>
+          <w:sz w:val="32"/>
+          <w:szCs w:val="32"/>
+        </w:rPr>
+        <w:t>(0)</w:t>
+      </w:r>
+    </w:p>
+    <w:p>
+      <w:pPr>
+        <w:spacing w:line="240" w:lineRule="auto"/>
+        <w:jc w:val="both"/>
+        <w:rPr>
+          <w:rFonts w:cs="Carlito"/>
+          <w:sz w:val="32"/>
+          <w:szCs w:val="32"/>
+        </w:rPr>
+      </w:pPr>
+      <w:r>
+        <w:rPr>
+          <w:rFonts w:cs="Carlito"/>
+          <w:b/>
+          <w:bCs/>
+          <w:color w:val="D86DCB" w:themeColor="accent5" w:themeTint="99"/>
+          <w:sz w:val="32"/>
+          <w:szCs w:val="32"/>
+        </w:rPr>
+        <w:t xml:space="preserve">    print(</w:t>
+      </w:r>
+      <w:proofErr w:type="spellStart"/>
+      <w:proofErr w:type="gramStart"/>
+      <w:r>
+        <w:rPr>
+          <w:rFonts w:cs="Carlito"/>
+          <w:b/>
+          <w:bCs/>
+          <w:color w:val="D86DCB" w:themeColor="accent5" w:themeTint="99"/>
+          <w:sz w:val="32"/>
+          <w:szCs w:val="32"/>
+        </w:rPr>
+        <w:t>f.read</w:t>
+      </w:r>
+      <w:proofErr w:type="spellEnd"/>
+      <w:proofErr w:type="gramEnd"/>
+      <w:r>
+        <w:rPr>
+          <w:rFonts w:cs="Carlito"/>
+          <w:b/>
+          <w:bCs/>
+          <w:color w:val="D86DCB" w:themeColor="accent5" w:themeTint="99"/>
+          <w:sz w:val="32"/>
+          <w:szCs w:val="32"/>
+        </w:rPr>
+        <w:t>()) # Reads</w:t>
       </w:r>
     </w:p>
     <w:p>
@@ -9374,82 +12542,184 @@
           <w:szCs w:val="32"/>
         </w:rPr>
         <w:lastRenderedPageBreak/>
-        <w:t>with open('new.txt', 'a+') as f:</w:t>
-      </w:r>
-    </w:p>
-    <w:p>
-      <w:pPr>
-        <w:spacing w:line="240" w:lineRule="auto"/>
-        <w:jc w:val="both"/>
-        <w:rPr>
-          <w:rFonts w:cs="Carlito"/>
-          <w:b/>
-          <w:bCs/>
-          <w:color w:val="D86DCB" w:themeColor="accent5" w:themeTint="99"/>
-          <w:sz w:val="32"/>
-          <w:szCs w:val="32"/>
-        </w:rPr>
-      </w:pPr>
-      <w:r>
-        <w:rPr>
-          <w:rFonts w:cs="Carlito"/>
-          <w:b/>
-          <w:bCs/>
-          <w:color w:val="D86DCB" w:themeColor="accent5" w:themeTint="99"/>
-          <w:sz w:val="32"/>
-          <w:szCs w:val="32"/>
-        </w:rPr>
-        <w:t xml:space="preserve">    f.write('...')</w:t>
-      </w:r>
-    </w:p>
-    <w:p>
-      <w:pPr>
-        <w:spacing w:line="240" w:lineRule="auto"/>
-        <w:jc w:val="both"/>
-        <w:rPr>
-          <w:rFonts w:cs="Carlito"/>
-          <w:b/>
-          <w:bCs/>
-          <w:color w:val="D86DCB" w:themeColor="accent5" w:themeTint="99"/>
-          <w:sz w:val="32"/>
-          <w:szCs w:val="32"/>
-        </w:rPr>
-      </w:pPr>
-      <w:r>
-        <w:rPr>
-          <w:rFonts w:cs="Carlito"/>
-          <w:b/>
-          <w:bCs/>
-          <w:color w:val="D86DCB" w:themeColor="accent5" w:themeTint="99"/>
-          <w:sz w:val="32"/>
-          <w:szCs w:val="32"/>
-        </w:rPr>
-        <w:t xml:space="preserve">    f.seek(0)</w:t>
-      </w:r>
-    </w:p>
-    <w:p>
-      <w:pPr>
-        <w:spacing w:line="240" w:lineRule="auto"/>
-        <w:jc w:val="both"/>
-        <w:rPr>
-          <w:rFonts w:cs="Carlito"/>
-          <w:b/>
-          <w:bCs/>
-          <w:color w:val="D86DCB" w:themeColor="accent5" w:themeTint="99"/>
-          <w:sz w:val="32"/>
-          <w:szCs w:val="32"/>
-        </w:rPr>
-      </w:pPr>
-      <w:r>
-        <w:rPr>
-          <w:rFonts w:cs="Carlito"/>
-          <w:b/>
-          <w:bCs/>
-          <w:color w:val="D86DCB" w:themeColor="accent5" w:themeTint="99"/>
-          <w:sz w:val="32"/>
-          <w:szCs w:val="32"/>
-        </w:rPr>
-        <w:t xml:space="preserve">    print(f.read())</w:t>
+        <w:t xml:space="preserve">with </w:t>
+      </w:r>
+      <w:proofErr w:type="gramStart"/>
+      <w:r>
+        <w:rPr>
+          <w:rFonts w:cs="Carlito"/>
+          <w:b/>
+          <w:bCs/>
+          <w:color w:val="D86DCB" w:themeColor="accent5" w:themeTint="99"/>
+          <w:sz w:val="32"/>
+          <w:szCs w:val="32"/>
+        </w:rPr>
+        <w:t>open(</w:t>
+      </w:r>
+      <w:proofErr w:type="gramEnd"/>
+      <w:r>
+        <w:rPr>
+          <w:rFonts w:cs="Carlito"/>
+          <w:b/>
+          <w:bCs/>
+          <w:color w:val="D86DCB" w:themeColor="accent5" w:themeTint="99"/>
+          <w:sz w:val="32"/>
+          <w:szCs w:val="32"/>
+        </w:rPr>
+        <w:t>'new.txt', 'a+') as f:</w:t>
+      </w:r>
+    </w:p>
+    <w:p>
+      <w:pPr>
+        <w:spacing w:line="240" w:lineRule="auto"/>
+        <w:jc w:val="both"/>
+        <w:rPr>
+          <w:rFonts w:cs="Carlito"/>
+          <w:b/>
+          <w:bCs/>
+          <w:color w:val="D86DCB" w:themeColor="accent5" w:themeTint="99"/>
+          <w:sz w:val="32"/>
+          <w:szCs w:val="32"/>
+        </w:rPr>
+      </w:pPr>
+      <w:r>
+        <w:rPr>
+          <w:rFonts w:cs="Carlito"/>
+          <w:b/>
+          <w:bCs/>
+          <w:color w:val="D86DCB" w:themeColor="accent5" w:themeTint="99"/>
+          <w:sz w:val="32"/>
+          <w:szCs w:val="32"/>
+        </w:rPr>
+        <w:t xml:space="preserve">    </w:t>
+      </w:r>
+      <w:proofErr w:type="spellStart"/>
+      <w:proofErr w:type="gramStart"/>
+      <w:r>
+        <w:rPr>
+          <w:rFonts w:cs="Carlito"/>
+          <w:b/>
+          <w:bCs/>
+          <w:color w:val="D86DCB" w:themeColor="accent5" w:themeTint="99"/>
+          <w:sz w:val="32"/>
+          <w:szCs w:val="32"/>
+        </w:rPr>
+        <w:t>f.write</w:t>
+      </w:r>
+      <w:proofErr w:type="spellEnd"/>
+      <w:proofErr w:type="gramEnd"/>
+      <w:r>
+        <w:rPr>
+          <w:rFonts w:cs="Carlito"/>
+          <w:b/>
+          <w:bCs/>
+          <w:color w:val="D86DCB" w:themeColor="accent5" w:themeTint="99"/>
+          <w:sz w:val="32"/>
+          <w:szCs w:val="32"/>
+        </w:rPr>
+        <w:t>('...')</w:t>
+      </w:r>
+    </w:p>
+    <w:p>
+      <w:pPr>
+        <w:spacing w:line="240" w:lineRule="auto"/>
+        <w:jc w:val="both"/>
+        <w:rPr>
+          <w:rFonts w:cs="Carlito"/>
+          <w:b/>
+          <w:bCs/>
+          <w:color w:val="D86DCB" w:themeColor="accent5" w:themeTint="99"/>
+          <w:sz w:val="32"/>
+          <w:szCs w:val="32"/>
+        </w:rPr>
+      </w:pPr>
+      <w:r>
+        <w:rPr>
+          <w:rFonts w:cs="Carlito"/>
+          <w:b/>
+          <w:bCs/>
+          <w:color w:val="D86DCB" w:themeColor="accent5" w:themeTint="99"/>
+          <w:sz w:val="32"/>
+          <w:szCs w:val="32"/>
+        </w:rPr>
+        <w:t xml:space="preserve">    </w:t>
+      </w:r>
+      <w:proofErr w:type="spellStart"/>
+      <w:proofErr w:type="gramStart"/>
+      <w:r>
+        <w:rPr>
+          <w:rFonts w:cs="Carlito"/>
+          <w:b/>
+          <w:bCs/>
+          <w:color w:val="D86DCB" w:themeColor="accent5" w:themeTint="99"/>
+          <w:sz w:val="32"/>
+          <w:szCs w:val="32"/>
+        </w:rPr>
+        <w:t>f.seek</w:t>
+      </w:r>
+      <w:proofErr w:type="spellEnd"/>
+      <w:proofErr w:type="gramEnd"/>
+      <w:r>
+        <w:rPr>
+          <w:rFonts w:cs="Carlito"/>
+          <w:b/>
+          <w:bCs/>
+          <w:color w:val="D86DCB" w:themeColor="accent5" w:themeTint="99"/>
+          <w:sz w:val="32"/>
+          <w:szCs w:val="32"/>
+        </w:rPr>
+        <w:t>(0)</w:t>
+      </w:r>
+    </w:p>
+    <w:p>
+      <w:pPr>
+        <w:spacing w:line="240" w:lineRule="auto"/>
+        <w:jc w:val="both"/>
+        <w:rPr>
+          <w:rFonts w:cs="Carlito"/>
+          <w:b/>
+          <w:bCs/>
+          <w:color w:val="D86DCB" w:themeColor="accent5" w:themeTint="99"/>
+          <w:sz w:val="32"/>
+          <w:szCs w:val="32"/>
+        </w:rPr>
+      </w:pPr>
+      <w:r>
+        <w:rPr>
+          <w:rFonts w:cs="Carlito"/>
+          <w:b/>
+          <w:bCs/>
+          <w:color w:val="D86DCB" w:themeColor="accent5" w:themeTint="99"/>
+          <w:sz w:val="32"/>
+          <w:szCs w:val="32"/>
+        </w:rPr>
+        <w:t xml:space="preserve">    print(</w:t>
+      </w:r>
+      <w:proofErr w:type="spellStart"/>
+      <w:proofErr w:type="gramStart"/>
+      <w:r>
+        <w:rPr>
+          <w:rFonts w:cs="Carlito"/>
+          <w:b/>
+          <w:bCs/>
+          <w:color w:val="D86DCB" w:themeColor="accent5" w:themeTint="99"/>
+          <w:sz w:val="32"/>
+          <w:szCs w:val="32"/>
+        </w:rPr>
+        <w:t>f.read</w:t>
+      </w:r>
+      <w:proofErr w:type="spellEnd"/>
+      <w:proofErr w:type="gramEnd"/>
+      <w:r>
+        <w:rPr>
+          <w:rFonts w:cs="Carlito"/>
+          <w:b/>
+          <w:bCs/>
+          <w:color w:val="D86DCB" w:themeColor="accent5" w:themeTint="99"/>
+          <w:sz w:val="32"/>
+          <w:szCs w:val="32"/>
+        </w:rPr>
+        <w:t>())</w:t>
       </w:r>
     </w:p>
     <w:p>
@@ -9498,17 +12768,49 @@
           <w:sz w:val="32"/>
           <w:szCs w:val="32"/>
         </w:rPr>
-        <w:t># First</w:t>
-      </w:r>
-      <w:r>
-        <w:rPr>
-          <w:rFonts w:cs="Carlito"/>
-          <w:b/>
-          <w:bCs/>
-          <w:sz w:val="32"/>
-          <w:szCs w:val="32"/>
-        </w:rPr>
-        <w:t xml:space="preserve"> .readline()</w:t>
+        <w:t xml:space="preserve"># </w:t>
+      </w:r>
+      <w:proofErr w:type="gramStart"/>
+      <w:r>
+        <w:rPr>
+          <w:rFonts w:cs="Carlito"/>
+          <w:sz w:val="32"/>
+          <w:szCs w:val="32"/>
+        </w:rPr>
+        <w:t>First</w:t>
+      </w:r>
+      <w:r>
+        <w:rPr>
+          <w:rFonts w:cs="Carlito"/>
+          <w:b/>
+          <w:bCs/>
+          <w:sz w:val="32"/>
+          <w:szCs w:val="32"/>
+        </w:rPr>
+        <w:t xml:space="preserve"> .</w:t>
+      </w:r>
+      <w:proofErr w:type="spellStart"/>
+      <w:r>
+        <w:rPr>
+          <w:rFonts w:cs="Carlito"/>
+          <w:b/>
+          <w:bCs/>
+          <w:sz w:val="32"/>
+          <w:szCs w:val="32"/>
+        </w:rPr>
+        <w:t>readline</w:t>
+      </w:r>
+      <w:proofErr w:type="spellEnd"/>
+      <w:proofErr w:type="gramEnd"/>
+      <w:r>
+        <w:rPr>
+          <w:rFonts w:cs="Carlito"/>
+          <w:b/>
+          <w:bCs/>
+          <w:sz w:val="32"/>
+          <w:szCs w:val="32"/>
+        </w:rPr>
+        <w:t>()</w:t>
       </w:r>
       <w:r>
         <w:rPr>
@@ -9526,7 +12828,29 @@
           <w:sz w:val="32"/>
           <w:szCs w:val="32"/>
         </w:rPr>
-        <w:t>.readline()</w:t>
+        <w:t>.</w:t>
+      </w:r>
+      <w:proofErr w:type="spellStart"/>
+      <w:r>
+        <w:rPr>
+          <w:rFonts w:cs="Carlito"/>
+          <w:b/>
+          <w:bCs/>
+          <w:sz w:val="32"/>
+          <w:szCs w:val="32"/>
+        </w:rPr>
+        <w:t>readline</w:t>
+      </w:r>
+      <w:proofErr w:type="spellEnd"/>
+      <w:r>
+        <w:rPr>
+          <w:rFonts w:cs="Carlito"/>
+          <w:b/>
+          <w:bCs/>
+          <w:sz w:val="32"/>
+          <w:szCs w:val="32"/>
+        </w:rPr>
+        <w:t>()</w:t>
       </w:r>
       <w:r>
         <w:rPr>
@@ -9559,69 +12883,146 @@
           <w:sz w:val="32"/>
           <w:szCs w:val="32"/>
         </w:rPr>
-        <w:t>with open('new.txt', 'r') as f:</w:t>
-      </w:r>
-    </w:p>
-    <w:p>
-      <w:pPr>
-        <w:spacing w:line="240" w:lineRule="auto"/>
-        <w:jc w:val="both"/>
-        <w:rPr>
-          <w:rFonts w:cs="Carlito"/>
-          <w:b/>
-          <w:bCs/>
-          <w:color w:val="D86DCB" w:themeColor="accent5" w:themeTint="99"/>
-          <w:sz w:val="32"/>
-          <w:szCs w:val="32"/>
-        </w:rPr>
-      </w:pPr>
-      <w:r>
-        <w:rPr>
-          <w:rFonts w:cs="Carlito"/>
-          <w:b/>
-          <w:bCs/>
-          <w:color w:val="D86DCB" w:themeColor="accent5" w:themeTint="99"/>
-          <w:sz w:val="32"/>
-          <w:szCs w:val="32"/>
-        </w:rPr>
-        <w:t xml:space="preserve">    print(f.readline()) # reads first line</w:t>
-      </w:r>
-    </w:p>
-    <w:p>
-      <w:pPr>
-        <w:spacing w:line="240" w:lineRule="auto"/>
-        <w:jc w:val="both"/>
-        <w:rPr>
-          <w:rFonts w:cs="Carlito"/>
-          <w:b/>
-          <w:bCs/>
-          <w:color w:val="D86DCB" w:themeColor="accent5" w:themeTint="99"/>
-          <w:sz w:val="32"/>
-          <w:szCs w:val="32"/>
-        </w:rPr>
-      </w:pPr>
-      <w:r>
-        <w:rPr>
-          <w:rFonts w:cs="Carlito"/>
-          <w:b/>
-          <w:bCs/>
-          <w:color w:val="D86DCB" w:themeColor="accent5" w:themeTint="99"/>
-          <w:sz w:val="32"/>
-          <w:szCs w:val="32"/>
-        </w:rPr>
-        <w:t xml:space="preserve">    print(f.readline()) # reads second line</w:t>
-      </w:r>
-    </w:p>
-    <w:p>
-      <w:pPr>
-        <w:spacing w:line="240" w:lineRule="auto"/>
-        <w:jc w:val="both"/>
-        <w:rPr>
-          <w:rFonts w:cs="Carlito"/>
-          <w:sz w:val="32"/>
-          <w:szCs w:val="32"/>
-        </w:rPr>
-      </w:pPr>
+        <w:t xml:space="preserve">with </w:t>
+      </w:r>
+      <w:proofErr w:type="gramStart"/>
+      <w:r>
+        <w:rPr>
+          <w:rFonts w:cs="Carlito"/>
+          <w:b/>
+          <w:bCs/>
+          <w:color w:val="D86DCB" w:themeColor="accent5" w:themeTint="99"/>
+          <w:sz w:val="32"/>
+          <w:szCs w:val="32"/>
+        </w:rPr>
+        <w:t>open(</w:t>
+      </w:r>
+      <w:proofErr w:type="gramEnd"/>
+      <w:r>
+        <w:rPr>
+          <w:rFonts w:cs="Carlito"/>
+          <w:b/>
+          <w:bCs/>
+          <w:color w:val="D86DCB" w:themeColor="accent5" w:themeTint="99"/>
+          <w:sz w:val="32"/>
+          <w:szCs w:val="32"/>
+        </w:rPr>
+        <w:t>'new.txt', 'r') as f:</w:t>
+      </w:r>
+    </w:p>
+    <w:p>
+      <w:pPr>
+        <w:spacing w:line="240" w:lineRule="auto"/>
+        <w:jc w:val="both"/>
+        <w:rPr>
+          <w:rFonts w:cs="Carlito"/>
+          <w:b/>
+          <w:bCs/>
+          <w:color w:val="D86DCB" w:themeColor="accent5" w:themeTint="99"/>
+          <w:sz w:val="32"/>
+          <w:szCs w:val="32"/>
+        </w:rPr>
+      </w:pPr>
+      <w:r>
+        <w:rPr>
+          <w:rFonts w:cs="Carlito"/>
+          <w:b/>
+          <w:bCs/>
+          <w:color w:val="D86DCB" w:themeColor="accent5" w:themeTint="99"/>
+          <w:sz w:val="32"/>
+          <w:szCs w:val="32"/>
+        </w:rPr>
+        <w:t xml:space="preserve">    print(</w:t>
+      </w:r>
+      <w:proofErr w:type="spellStart"/>
+      <w:proofErr w:type="gramStart"/>
+      <w:r>
+        <w:rPr>
+          <w:rFonts w:cs="Carlito"/>
+          <w:b/>
+          <w:bCs/>
+          <w:color w:val="D86DCB" w:themeColor="accent5" w:themeTint="99"/>
+          <w:sz w:val="32"/>
+          <w:szCs w:val="32"/>
+        </w:rPr>
+        <w:t>f.readline</w:t>
+      </w:r>
+      <w:proofErr w:type="spellEnd"/>
+      <w:proofErr w:type="gramEnd"/>
+      <w:r>
+        <w:rPr>
+          <w:rFonts w:cs="Carlito"/>
+          <w:b/>
+          <w:bCs/>
+          <w:color w:val="D86DCB" w:themeColor="accent5" w:themeTint="99"/>
+          <w:sz w:val="32"/>
+          <w:szCs w:val="32"/>
+        </w:rPr>
+        <w:t>()) # reads first line</w:t>
+      </w:r>
+    </w:p>
+    <w:p>
+      <w:pPr>
+        <w:spacing w:line="240" w:lineRule="auto"/>
+        <w:jc w:val="both"/>
+        <w:rPr>
+          <w:rFonts w:cs="Carlito"/>
+          <w:b/>
+          <w:bCs/>
+          <w:color w:val="D86DCB" w:themeColor="accent5" w:themeTint="99"/>
+          <w:sz w:val="32"/>
+          <w:szCs w:val="32"/>
+        </w:rPr>
+      </w:pPr>
+      <w:r>
+        <w:rPr>
+          <w:rFonts w:cs="Carlito"/>
+          <w:b/>
+          <w:bCs/>
+          <w:color w:val="D86DCB" w:themeColor="accent5" w:themeTint="99"/>
+          <w:sz w:val="32"/>
+          <w:szCs w:val="32"/>
+        </w:rPr>
+        <w:t xml:space="preserve">    print(</w:t>
+      </w:r>
+      <w:proofErr w:type="spellStart"/>
+      <w:proofErr w:type="gramStart"/>
+      <w:r>
+        <w:rPr>
+          <w:rFonts w:cs="Carlito"/>
+          <w:b/>
+          <w:bCs/>
+          <w:color w:val="D86DCB" w:themeColor="accent5" w:themeTint="99"/>
+          <w:sz w:val="32"/>
+          <w:szCs w:val="32"/>
+        </w:rPr>
+        <w:t>f.readline</w:t>
+      </w:r>
+      <w:proofErr w:type="spellEnd"/>
+      <w:proofErr w:type="gramEnd"/>
+      <w:r>
+        <w:rPr>
+          <w:rFonts w:cs="Carlito"/>
+          <w:b/>
+          <w:bCs/>
+          <w:color w:val="D86DCB" w:themeColor="accent5" w:themeTint="99"/>
+          <w:sz w:val="32"/>
+          <w:szCs w:val="32"/>
+        </w:rPr>
+        <w:t>()) # reads second line</w:t>
+      </w:r>
+    </w:p>
+    <w:p>
+      <w:pPr>
+        <w:spacing w:line="240" w:lineRule="auto"/>
+        <w:jc w:val="both"/>
+        <w:rPr>
+          <w:rFonts w:cs="Carlito"/>
+          <w:sz w:val="32"/>
+          <w:szCs w:val="32"/>
+        </w:rPr>
+      </w:pPr>
+      <w:proofErr w:type="gramStart"/>
       <w:r>
         <w:rPr>
           <w:rFonts w:cs="Carlito"/>
@@ -9638,7 +13039,30 @@
           <w:sz w:val="32"/>
           <w:szCs w:val="32"/>
         </w:rPr>
-        <w:t xml:space="preserve">.readlines() </w:t>
+        <w:t>.</w:t>
+      </w:r>
+      <w:proofErr w:type="spellStart"/>
+      <w:r>
+        <w:rPr>
+          <w:rFonts w:cs="Carlito"/>
+          <w:b/>
+          <w:bCs/>
+          <w:sz w:val="32"/>
+          <w:szCs w:val="32"/>
+        </w:rPr>
+        <w:t>readlines</w:t>
+      </w:r>
+      <w:proofErr w:type="spellEnd"/>
+      <w:proofErr w:type="gramEnd"/>
+      <w:r>
+        <w:rPr>
+          <w:rFonts w:cs="Carlito"/>
+          <w:b/>
+          <w:bCs/>
+          <w:sz w:val="32"/>
+          <w:szCs w:val="32"/>
+        </w:rPr>
+        <w:t xml:space="preserve">() </w:t>
       </w:r>
       <w:r>
         <w:rPr>
@@ -9671,69 +13095,146 @@
           <w:sz w:val="32"/>
           <w:szCs w:val="32"/>
         </w:rPr>
-        <w:t>with open('n.txt', 'r') as f:</w:t>
-      </w:r>
-    </w:p>
-    <w:p>
-      <w:pPr>
-        <w:spacing w:line="240" w:lineRule="auto"/>
-        <w:jc w:val="both"/>
-        <w:rPr>
-          <w:rFonts w:cs="Carlito"/>
-          <w:b/>
-          <w:bCs/>
-          <w:color w:val="D86DCB" w:themeColor="accent5" w:themeTint="99"/>
-          <w:sz w:val="32"/>
-          <w:szCs w:val="32"/>
-        </w:rPr>
-      </w:pPr>
-      <w:r>
-        <w:rPr>
-          <w:rFonts w:cs="Carlito"/>
-          <w:b/>
-          <w:bCs/>
-          <w:color w:val="D86DCB" w:themeColor="accent5" w:themeTint="99"/>
-          <w:sz w:val="32"/>
-          <w:szCs w:val="32"/>
-        </w:rPr>
-        <w:t xml:space="preserve">    list1 = f.readlines()</w:t>
-      </w:r>
-    </w:p>
-    <w:p>
-      <w:pPr>
-        <w:spacing w:line="240" w:lineRule="auto"/>
-        <w:jc w:val="both"/>
-        <w:rPr>
-          <w:rFonts w:cs="Carlito"/>
-          <w:b/>
-          <w:bCs/>
-          <w:color w:val="D86DCB" w:themeColor="accent5" w:themeTint="99"/>
-          <w:sz w:val="32"/>
-          <w:szCs w:val="32"/>
-        </w:rPr>
-      </w:pPr>
-      <w:r>
-        <w:rPr>
-          <w:rFonts w:cs="Carlito"/>
-          <w:b/>
-          <w:bCs/>
-          <w:color w:val="D86DCB" w:themeColor="accent5" w:themeTint="99"/>
-          <w:sz w:val="32"/>
-          <w:szCs w:val="32"/>
-        </w:rPr>
-        <w:t xml:space="preserve">    print(f.readlines())</w:t>
-      </w:r>
-    </w:p>
-    <w:p>
-      <w:pPr>
-        <w:spacing w:line="240" w:lineRule="auto"/>
-        <w:jc w:val="both"/>
-        <w:rPr>
-          <w:rFonts w:cs="Carlito"/>
-          <w:sz w:val="32"/>
-          <w:szCs w:val="32"/>
-        </w:rPr>
-      </w:pPr>
+        <w:t xml:space="preserve">with </w:t>
+      </w:r>
+      <w:proofErr w:type="gramStart"/>
+      <w:r>
+        <w:rPr>
+          <w:rFonts w:cs="Carlito"/>
+          <w:b/>
+          <w:bCs/>
+          <w:color w:val="D86DCB" w:themeColor="accent5" w:themeTint="99"/>
+          <w:sz w:val="32"/>
+          <w:szCs w:val="32"/>
+        </w:rPr>
+        <w:t>open(</w:t>
+      </w:r>
+      <w:proofErr w:type="gramEnd"/>
+      <w:r>
+        <w:rPr>
+          <w:rFonts w:cs="Carlito"/>
+          <w:b/>
+          <w:bCs/>
+          <w:color w:val="D86DCB" w:themeColor="accent5" w:themeTint="99"/>
+          <w:sz w:val="32"/>
+          <w:szCs w:val="32"/>
+        </w:rPr>
+        <w:t>'n.txt', 'r') as f:</w:t>
+      </w:r>
+    </w:p>
+    <w:p>
+      <w:pPr>
+        <w:spacing w:line="240" w:lineRule="auto"/>
+        <w:jc w:val="both"/>
+        <w:rPr>
+          <w:rFonts w:cs="Carlito"/>
+          <w:b/>
+          <w:bCs/>
+          <w:color w:val="D86DCB" w:themeColor="accent5" w:themeTint="99"/>
+          <w:sz w:val="32"/>
+          <w:szCs w:val="32"/>
+        </w:rPr>
+      </w:pPr>
+      <w:r>
+        <w:rPr>
+          <w:rFonts w:cs="Carlito"/>
+          <w:b/>
+          <w:bCs/>
+          <w:color w:val="D86DCB" w:themeColor="accent5" w:themeTint="99"/>
+          <w:sz w:val="32"/>
+          <w:szCs w:val="32"/>
+        </w:rPr>
+        <w:t xml:space="preserve">    list1 = </w:t>
+      </w:r>
+      <w:proofErr w:type="spellStart"/>
+      <w:proofErr w:type="gramStart"/>
+      <w:r>
+        <w:rPr>
+          <w:rFonts w:cs="Carlito"/>
+          <w:b/>
+          <w:bCs/>
+          <w:color w:val="D86DCB" w:themeColor="accent5" w:themeTint="99"/>
+          <w:sz w:val="32"/>
+          <w:szCs w:val="32"/>
+        </w:rPr>
+        <w:t>f.readlines</w:t>
+      </w:r>
+      <w:proofErr w:type="spellEnd"/>
+      <w:proofErr w:type="gramEnd"/>
+      <w:r>
+        <w:rPr>
+          <w:rFonts w:cs="Carlito"/>
+          <w:b/>
+          <w:bCs/>
+          <w:color w:val="D86DCB" w:themeColor="accent5" w:themeTint="99"/>
+          <w:sz w:val="32"/>
+          <w:szCs w:val="32"/>
+        </w:rPr>
+        <w:t>()</w:t>
+      </w:r>
+    </w:p>
+    <w:p>
+      <w:pPr>
+        <w:spacing w:line="240" w:lineRule="auto"/>
+        <w:jc w:val="both"/>
+        <w:rPr>
+          <w:rFonts w:cs="Carlito"/>
+          <w:b/>
+          <w:bCs/>
+          <w:color w:val="D86DCB" w:themeColor="accent5" w:themeTint="99"/>
+          <w:sz w:val="32"/>
+          <w:szCs w:val="32"/>
+        </w:rPr>
+      </w:pPr>
+      <w:r>
+        <w:rPr>
+          <w:rFonts w:cs="Carlito"/>
+          <w:b/>
+          <w:bCs/>
+          <w:color w:val="D86DCB" w:themeColor="accent5" w:themeTint="99"/>
+          <w:sz w:val="32"/>
+          <w:szCs w:val="32"/>
+        </w:rPr>
+        <w:t xml:space="preserve">    print(</w:t>
+      </w:r>
+      <w:proofErr w:type="spellStart"/>
+      <w:proofErr w:type="gramStart"/>
+      <w:r>
+        <w:rPr>
+          <w:rFonts w:cs="Carlito"/>
+          <w:b/>
+          <w:bCs/>
+          <w:color w:val="D86DCB" w:themeColor="accent5" w:themeTint="99"/>
+          <w:sz w:val="32"/>
+          <w:szCs w:val="32"/>
+        </w:rPr>
+        <w:t>f.readlines</w:t>
+      </w:r>
+      <w:proofErr w:type="spellEnd"/>
+      <w:proofErr w:type="gramEnd"/>
+      <w:r>
+        <w:rPr>
+          <w:rFonts w:cs="Carlito"/>
+          <w:b/>
+          <w:bCs/>
+          <w:color w:val="D86DCB" w:themeColor="accent5" w:themeTint="99"/>
+          <w:sz w:val="32"/>
+          <w:szCs w:val="32"/>
+        </w:rPr>
+        <w:t>())</w:t>
+      </w:r>
+    </w:p>
+    <w:p>
+      <w:pPr>
+        <w:spacing w:line="240" w:lineRule="auto"/>
+        <w:jc w:val="both"/>
+        <w:rPr>
+          <w:rFonts w:cs="Carlito"/>
+          <w:sz w:val="32"/>
+          <w:szCs w:val="32"/>
+        </w:rPr>
+      </w:pPr>
+      <w:proofErr w:type="gramStart"/>
       <w:r>
         <w:rPr>
           <w:rFonts w:cs="Carlito"/>
@@ -9750,7 +13251,30 @@
           <w:sz w:val="32"/>
           <w:szCs w:val="32"/>
         </w:rPr>
-        <w:t>.writelines([])</w:t>
+        <w:t>.</w:t>
+      </w:r>
+      <w:proofErr w:type="spellStart"/>
+      <w:r>
+        <w:rPr>
+          <w:rFonts w:cs="Carlito"/>
+          <w:b/>
+          <w:bCs/>
+          <w:sz w:val="32"/>
+          <w:szCs w:val="32"/>
+        </w:rPr>
+        <w:t>writelines</w:t>
+      </w:r>
+      <w:proofErr w:type="spellEnd"/>
+      <w:proofErr w:type="gramEnd"/>
+      <w:r>
+        <w:rPr>
+          <w:rFonts w:cs="Carlito"/>
+          <w:b/>
+          <w:bCs/>
+          <w:sz w:val="32"/>
+          <w:szCs w:val="32"/>
+        </w:rPr>
+        <w:t>([])</w:t>
       </w:r>
       <w:r>
         <w:rPr>
@@ -9783,32 +13307,82 @@
           <w:sz w:val="32"/>
           <w:szCs w:val="32"/>
         </w:rPr>
-        <w:t>with open('n.txt', 'w') as f:</w:t>
-      </w:r>
-    </w:p>
-    <w:p>
-      <w:pPr>
-        <w:spacing w:line="240" w:lineRule="auto"/>
-        <w:jc w:val="both"/>
-        <w:rPr>
-          <w:rFonts w:cs="Carlito"/>
-          <w:b/>
-          <w:bCs/>
-          <w:color w:val="D86DCB" w:themeColor="accent5" w:themeTint="99"/>
-          <w:sz w:val="32"/>
-          <w:szCs w:val="32"/>
-        </w:rPr>
-      </w:pPr>
-      <w:r>
-        <w:rPr>
-          <w:rFonts w:cs="Carlito"/>
-          <w:b/>
-          <w:bCs/>
-          <w:color w:val="D86DCB" w:themeColor="accent5" w:themeTint="99"/>
-          <w:sz w:val="32"/>
-          <w:szCs w:val="32"/>
-        </w:rPr>
-        <w:t xml:space="preserve">    f.writelines(['Hello', 'Python', '!!!'])</w:t>
+        <w:t xml:space="preserve">with </w:t>
+      </w:r>
+      <w:proofErr w:type="gramStart"/>
+      <w:r>
+        <w:rPr>
+          <w:rFonts w:cs="Carlito"/>
+          <w:b/>
+          <w:bCs/>
+          <w:color w:val="D86DCB" w:themeColor="accent5" w:themeTint="99"/>
+          <w:sz w:val="32"/>
+          <w:szCs w:val="32"/>
+        </w:rPr>
+        <w:t>open(</w:t>
+      </w:r>
+      <w:proofErr w:type="gramEnd"/>
+      <w:r>
+        <w:rPr>
+          <w:rFonts w:cs="Carlito"/>
+          <w:b/>
+          <w:bCs/>
+          <w:color w:val="D86DCB" w:themeColor="accent5" w:themeTint="99"/>
+          <w:sz w:val="32"/>
+          <w:szCs w:val="32"/>
+        </w:rPr>
+        <w:t>'n.txt', 'w') as f:</w:t>
+      </w:r>
+    </w:p>
+    <w:p>
+      <w:pPr>
+        <w:spacing w:line="240" w:lineRule="auto"/>
+        <w:jc w:val="both"/>
+        <w:rPr>
+          <w:rFonts w:cs="Carlito"/>
+          <w:b/>
+          <w:bCs/>
+          <w:color w:val="D86DCB" w:themeColor="accent5" w:themeTint="99"/>
+          <w:sz w:val="32"/>
+          <w:szCs w:val="32"/>
+        </w:rPr>
+      </w:pPr>
+      <w:r>
+        <w:rPr>
+          <w:rFonts w:cs="Carlito"/>
+          <w:b/>
+          <w:bCs/>
+          <w:color w:val="D86DCB" w:themeColor="accent5" w:themeTint="99"/>
+          <w:sz w:val="32"/>
+          <w:szCs w:val="32"/>
+        </w:rPr>
+        <w:t xml:space="preserve">    </w:t>
+      </w:r>
+      <w:proofErr w:type="spellStart"/>
+      <w:proofErr w:type="gramStart"/>
+      <w:r>
+        <w:rPr>
+          <w:rFonts w:cs="Carlito"/>
+          <w:b/>
+          <w:bCs/>
+          <w:color w:val="D86DCB" w:themeColor="accent5" w:themeTint="99"/>
+          <w:sz w:val="32"/>
+          <w:szCs w:val="32"/>
+        </w:rPr>
+        <w:t>f.writelines</w:t>
+      </w:r>
+      <w:proofErr w:type="spellEnd"/>
+      <w:proofErr w:type="gramEnd"/>
+      <w:r>
+        <w:rPr>
+          <w:rFonts w:cs="Carlito"/>
+          <w:b/>
+          <w:bCs/>
+          <w:color w:val="D86DCB" w:themeColor="accent5" w:themeTint="99"/>
+          <w:sz w:val="32"/>
+          <w:szCs w:val="32"/>
+        </w:rPr>
+        <w:t>(['Hello', 'Python', '!!!'])</w:t>
       </w:r>
     </w:p>
     <w:p>
@@ -9888,7 +13462,31 @@
           <w:sz w:val="32"/>
           <w:szCs w:val="32"/>
         </w:rPr>
-        <w:t>with open('n.txt', 'r') as f:</w:t>
+        <w:t xml:space="preserve">with </w:t>
+      </w:r>
+      <w:proofErr w:type="gramStart"/>
+      <w:r>
+        <w:rPr>
+          <w:rFonts w:cs="Carlito"/>
+          <w:b/>
+          <w:bCs/>
+          <w:color w:val="D86DCB" w:themeColor="accent5" w:themeTint="99"/>
+          <w:sz w:val="32"/>
+          <w:szCs w:val="32"/>
+        </w:rPr>
+        <w:t>open(</w:t>
+      </w:r>
+      <w:proofErr w:type="gramEnd"/>
+      <w:r>
+        <w:rPr>
+          <w:rFonts w:cs="Carlito"/>
+          <w:b/>
+          <w:bCs/>
+          <w:color w:val="D86DCB" w:themeColor="accent5" w:themeTint="99"/>
+          <w:sz w:val="32"/>
+          <w:szCs w:val="32"/>
+        </w:rPr>
+        <w:t>'n.txt', 'r') as f:</w:t>
       </w:r>
     </w:p>
     <w:p>
@@ -9951,6 +13549,7 @@
           <w:szCs w:val="32"/>
         </w:rPr>
       </w:pPr>
+      <w:proofErr w:type="gramStart"/>
       <w:r>
         <w:rPr>
           <w:rFonts w:cs="Carlito"/>
@@ -9967,7 +13566,18 @@
           <w:sz w:val="32"/>
           <w:szCs w:val="32"/>
         </w:rPr>
-        <w:t xml:space="preserve">.strip() </w:t>
+        <w:t>.strip</w:t>
+      </w:r>
+      <w:proofErr w:type="gramEnd"/>
+      <w:r>
+        <w:rPr>
+          <w:rFonts w:cs="Carlito"/>
+          <w:b/>
+          <w:bCs/>
+          <w:sz w:val="32"/>
+          <w:szCs w:val="32"/>
+        </w:rPr>
+        <w:t xml:space="preserve">() </w:t>
       </w:r>
       <w:r>
         <w:rPr>
@@ -10073,6 +13683,7 @@
         </w:rPr>
         <w:t xml:space="preserve"># </w:t>
       </w:r>
+      <w:proofErr w:type="spellStart"/>
       <w:r>
         <w:rPr>
           <w:rFonts w:cs="Carlito"/>
@@ -10083,6 +13694,7 @@
         </w:rPr>
         <w:t>FileExistsError</w:t>
       </w:r>
+      <w:proofErr w:type="spellEnd"/>
       <w:r>
         <w:rPr>
           <w:rFonts w:cs="Carlito"/>
@@ -10091,6 +13703,7 @@
         </w:rPr>
         <w:t xml:space="preserve"> handles the error if the file already exists and </w:t>
       </w:r>
+      <w:proofErr w:type="spellStart"/>
       <w:r>
         <w:rPr>
           <w:rFonts w:cs="Carlito"/>
@@ -10101,6 +13714,7 @@
         </w:rPr>
         <w:t>FileNotFoundError</w:t>
       </w:r>
+      <w:proofErr w:type="spellEnd"/>
       <w:r>
         <w:rPr>
           <w:rFonts w:cs="Carlito"/>
@@ -10157,132 +13771,278 @@
           <w:sz w:val="32"/>
           <w:szCs w:val="32"/>
         </w:rPr>
-        <w:t xml:space="preserve">    with open('new.txt', 'x') as f:</w:t>
-      </w:r>
-    </w:p>
-    <w:p>
-      <w:pPr>
-        <w:spacing w:line="240" w:lineRule="auto"/>
-        <w:jc w:val="both"/>
-        <w:rPr>
-          <w:rFonts w:cs="Carlito"/>
-          <w:b/>
-          <w:bCs/>
-          <w:color w:val="D86DCB" w:themeColor="accent5" w:themeTint="99"/>
-          <w:sz w:val="32"/>
-          <w:szCs w:val="32"/>
-        </w:rPr>
-      </w:pPr>
-      <w:r>
-        <w:rPr>
-          <w:rFonts w:cs="Carlito"/>
-          <w:b/>
-          <w:bCs/>
-          <w:color w:val="D86DCB" w:themeColor="accent5" w:themeTint="99"/>
-          <w:sz w:val="32"/>
-          <w:szCs w:val="32"/>
-        </w:rPr>
-        <w:t xml:space="preserve">        f.write('This is new file')</w:t>
-      </w:r>
-    </w:p>
-    <w:p>
-      <w:pPr>
-        <w:spacing w:line="240" w:lineRule="auto"/>
-        <w:jc w:val="both"/>
-        <w:rPr>
-          <w:rFonts w:cs="Carlito"/>
-          <w:b/>
-          <w:bCs/>
-          <w:color w:val="D86DCB" w:themeColor="accent5" w:themeTint="99"/>
-          <w:sz w:val="32"/>
-          <w:szCs w:val="32"/>
-        </w:rPr>
-      </w:pPr>
-      <w:r>
-        <w:rPr>
-          <w:rFonts w:cs="Carlito"/>
-          <w:b/>
-          <w:bCs/>
-          <w:color w:val="D86DCB" w:themeColor="accent5" w:themeTint="99"/>
-          <w:sz w:val="32"/>
-          <w:szCs w:val="32"/>
-        </w:rPr>
-        <w:t>except FileNotFoundError:</w:t>
-      </w:r>
-    </w:p>
-    <w:p>
-      <w:pPr>
-        <w:spacing w:line="240" w:lineRule="auto"/>
-        <w:jc w:val="both"/>
-        <w:rPr>
-          <w:rFonts w:cs="Carlito"/>
-          <w:b/>
-          <w:bCs/>
-          <w:color w:val="D86DCB" w:themeColor="accent5" w:themeTint="99"/>
-          <w:sz w:val="32"/>
-          <w:szCs w:val="32"/>
-        </w:rPr>
-      </w:pPr>
-      <w:r>
-        <w:rPr>
-          <w:rFonts w:cs="Carlito"/>
-          <w:b/>
-          <w:bCs/>
-          <w:color w:val="D86DCB" w:themeColor="accent5" w:themeTint="99"/>
-          <w:sz w:val="32"/>
-          <w:szCs w:val="32"/>
-        </w:rPr>
-        <w:t xml:space="preserve">    print('File not found')</w:t>
-      </w:r>
-    </w:p>
-    <w:p>
-      <w:pPr>
-        <w:spacing w:line="240" w:lineRule="auto"/>
-        <w:jc w:val="both"/>
-        <w:rPr>
-          <w:rFonts w:cs="Carlito"/>
-          <w:b/>
-          <w:bCs/>
-          <w:color w:val="D86DCB" w:themeColor="accent5" w:themeTint="99"/>
-          <w:sz w:val="32"/>
-          <w:szCs w:val="32"/>
-        </w:rPr>
-      </w:pPr>
-      <w:r>
-        <w:rPr>
-          <w:rFonts w:cs="Carlito"/>
-          <w:b/>
-          <w:bCs/>
-          <w:color w:val="D86DCB" w:themeColor="accent5" w:themeTint="99"/>
-          <w:sz w:val="32"/>
-          <w:szCs w:val="32"/>
-        </w:rPr>
-        <w:t>except FileExistsError:</w:t>
-      </w:r>
-    </w:p>
-    <w:p>
-      <w:pPr>
-        <w:spacing w:line="240" w:lineRule="auto"/>
-        <w:jc w:val="both"/>
-        <w:rPr>
-          <w:rFonts w:cs="Carlito"/>
-          <w:b/>
-          <w:bCs/>
-          <w:color w:val="D86DCB" w:themeColor="accent5" w:themeTint="99"/>
-          <w:sz w:val="32"/>
-          <w:szCs w:val="32"/>
-        </w:rPr>
-      </w:pPr>
-      <w:r>
-        <w:rPr>
-          <w:rFonts w:cs="Carlito"/>
-          <w:b/>
-          <w:bCs/>
-          <w:color w:val="D86DCB" w:themeColor="accent5" w:themeTint="99"/>
-          <w:sz w:val="32"/>
-          <w:szCs w:val="32"/>
-        </w:rPr>
-        <w:t xml:space="preserve">    print('File exists')</w:t>
+        <w:t xml:space="preserve">    with </w:t>
+      </w:r>
+      <w:proofErr w:type="gramStart"/>
+      <w:r>
+        <w:rPr>
+          <w:rFonts w:cs="Carlito"/>
+          <w:b/>
+          <w:bCs/>
+          <w:color w:val="D86DCB" w:themeColor="accent5" w:themeTint="99"/>
+          <w:sz w:val="32"/>
+          <w:szCs w:val="32"/>
+        </w:rPr>
+        <w:t>open(</w:t>
+      </w:r>
+      <w:proofErr w:type="gramEnd"/>
+      <w:r>
+        <w:rPr>
+          <w:rFonts w:cs="Carlito"/>
+          <w:b/>
+          <w:bCs/>
+          <w:color w:val="D86DCB" w:themeColor="accent5" w:themeTint="99"/>
+          <w:sz w:val="32"/>
+          <w:szCs w:val="32"/>
+        </w:rPr>
+        <w:t>'new.txt', 'x') as f:</w:t>
+      </w:r>
+    </w:p>
+    <w:p>
+      <w:pPr>
+        <w:spacing w:line="240" w:lineRule="auto"/>
+        <w:jc w:val="both"/>
+        <w:rPr>
+          <w:rFonts w:cs="Carlito"/>
+          <w:b/>
+          <w:bCs/>
+          <w:color w:val="D86DCB" w:themeColor="accent5" w:themeTint="99"/>
+          <w:sz w:val="32"/>
+          <w:szCs w:val="32"/>
+        </w:rPr>
+      </w:pPr>
+      <w:r>
+        <w:rPr>
+          <w:rFonts w:cs="Carlito"/>
+          <w:b/>
+          <w:bCs/>
+          <w:color w:val="D86DCB" w:themeColor="accent5" w:themeTint="99"/>
+          <w:sz w:val="32"/>
+          <w:szCs w:val="32"/>
+        </w:rPr>
+        <w:t xml:space="preserve">        </w:t>
+      </w:r>
+      <w:proofErr w:type="spellStart"/>
+      <w:proofErr w:type="gramStart"/>
+      <w:r>
+        <w:rPr>
+          <w:rFonts w:cs="Carlito"/>
+          <w:b/>
+          <w:bCs/>
+          <w:color w:val="D86DCB" w:themeColor="accent5" w:themeTint="99"/>
+          <w:sz w:val="32"/>
+          <w:szCs w:val="32"/>
+        </w:rPr>
+        <w:t>f.write</w:t>
+      </w:r>
+      <w:proofErr w:type="spellEnd"/>
+      <w:proofErr w:type="gramEnd"/>
+      <w:r>
+        <w:rPr>
+          <w:rFonts w:cs="Carlito"/>
+          <w:b/>
+          <w:bCs/>
+          <w:color w:val="D86DCB" w:themeColor="accent5" w:themeTint="99"/>
+          <w:sz w:val="32"/>
+          <w:szCs w:val="32"/>
+        </w:rPr>
+        <w:t>('This is new file')</w:t>
+      </w:r>
+    </w:p>
+    <w:p>
+      <w:pPr>
+        <w:spacing w:line="240" w:lineRule="auto"/>
+        <w:jc w:val="both"/>
+        <w:rPr>
+          <w:rFonts w:cs="Carlito"/>
+          <w:b/>
+          <w:bCs/>
+          <w:color w:val="D86DCB" w:themeColor="accent5" w:themeTint="99"/>
+          <w:sz w:val="32"/>
+          <w:szCs w:val="32"/>
+        </w:rPr>
+      </w:pPr>
+      <w:r>
+        <w:rPr>
+          <w:rFonts w:cs="Carlito"/>
+          <w:b/>
+          <w:bCs/>
+          <w:color w:val="D86DCB" w:themeColor="accent5" w:themeTint="99"/>
+          <w:sz w:val="32"/>
+          <w:szCs w:val="32"/>
+        </w:rPr>
+        <w:t xml:space="preserve">except </w:t>
+      </w:r>
+      <w:proofErr w:type="spellStart"/>
+      <w:r>
+        <w:rPr>
+          <w:rFonts w:cs="Carlito"/>
+          <w:b/>
+          <w:bCs/>
+          <w:color w:val="D86DCB" w:themeColor="accent5" w:themeTint="99"/>
+          <w:sz w:val="32"/>
+          <w:szCs w:val="32"/>
+        </w:rPr>
+        <w:t>FileNotFoundError</w:t>
+      </w:r>
+      <w:proofErr w:type="spellEnd"/>
+      <w:r>
+        <w:rPr>
+          <w:rFonts w:cs="Carlito"/>
+          <w:b/>
+          <w:bCs/>
+          <w:color w:val="D86DCB" w:themeColor="accent5" w:themeTint="99"/>
+          <w:sz w:val="32"/>
+          <w:szCs w:val="32"/>
+        </w:rPr>
+        <w:t>:</w:t>
+      </w:r>
+    </w:p>
+    <w:p>
+      <w:pPr>
+        <w:spacing w:line="240" w:lineRule="auto"/>
+        <w:jc w:val="both"/>
+        <w:rPr>
+          <w:rFonts w:cs="Carlito"/>
+          <w:b/>
+          <w:bCs/>
+          <w:color w:val="D86DCB" w:themeColor="accent5" w:themeTint="99"/>
+          <w:sz w:val="32"/>
+          <w:szCs w:val="32"/>
+        </w:rPr>
+      </w:pPr>
+      <w:r>
+        <w:rPr>
+          <w:rFonts w:cs="Carlito"/>
+          <w:b/>
+          <w:bCs/>
+          <w:color w:val="D86DCB" w:themeColor="accent5" w:themeTint="99"/>
+          <w:sz w:val="32"/>
+          <w:szCs w:val="32"/>
+        </w:rPr>
+        <w:t xml:space="preserve">    </w:t>
+      </w:r>
+      <w:proofErr w:type="gramStart"/>
+      <w:r>
+        <w:rPr>
+          <w:rFonts w:cs="Carlito"/>
+          <w:b/>
+          <w:bCs/>
+          <w:color w:val="D86DCB" w:themeColor="accent5" w:themeTint="99"/>
+          <w:sz w:val="32"/>
+          <w:szCs w:val="32"/>
+        </w:rPr>
+        <w:t>print(</w:t>
+      </w:r>
+      <w:proofErr w:type="gramEnd"/>
+      <w:r>
+        <w:rPr>
+          <w:rFonts w:cs="Carlito"/>
+          <w:b/>
+          <w:bCs/>
+          <w:color w:val="D86DCB" w:themeColor="accent5" w:themeTint="99"/>
+          <w:sz w:val="32"/>
+          <w:szCs w:val="32"/>
+        </w:rPr>
+        <w:t>'File not found')</w:t>
+      </w:r>
+    </w:p>
+    <w:p>
+      <w:pPr>
+        <w:spacing w:line="240" w:lineRule="auto"/>
+        <w:jc w:val="both"/>
+        <w:rPr>
+          <w:rFonts w:cs="Carlito"/>
+          <w:b/>
+          <w:bCs/>
+          <w:color w:val="D86DCB" w:themeColor="accent5" w:themeTint="99"/>
+          <w:sz w:val="32"/>
+          <w:szCs w:val="32"/>
+        </w:rPr>
+      </w:pPr>
+      <w:r>
+        <w:rPr>
+          <w:rFonts w:cs="Carlito"/>
+          <w:b/>
+          <w:bCs/>
+          <w:color w:val="D86DCB" w:themeColor="accent5" w:themeTint="99"/>
+          <w:sz w:val="32"/>
+          <w:szCs w:val="32"/>
+        </w:rPr>
+        <w:t xml:space="preserve">except </w:t>
+      </w:r>
+      <w:proofErr w:type="spellStart"/>
+      <w:r>
+        <w:rPr>
+          <w:rFonts w:cs="Carlito"/>
+          <w:b/>
+          <w:bCs/>
+          <w:color w:val="D86DCB" w:themeColor="accent5" w:themeTint="99"/>
+          <w:sz w:val="32"/>
+          <w:szCs w:val="32"/>
+        </w:rPr>
+        <w:t>FileExistsError</w:t>
+      </w:r>
+      <w:proofErr w:type="spellEnd"/>
+      <w:r>
+        <w:rPr>
+          <w:rFonts w:cs="Carlito"/>
+          <w:b/>
+          <w:bCs/>
+          <w:color w:val="D86DCB" w:themeColor="accent5" w:themeTint="99"/>
+          <w:sz w:val="32"/>
+          <w:szCs w:val="32"/>
+        </w:rPr>
+        <w:t>:</w:t>
+      </w:r>
+    </w:p>
+    <w:p>
+      <w:pPr>
+        <w:spacing w:line="240" w:lineRule="auto"/>
+        <w:jc w:val="both"/>
+        <w:rPr>
+          <w:rFonts w:cs="Carlito"/>
+          <w:b/>
+          <w:bCs/>
+          <w:color w:val="D86DCB" w:themeColor="accent5" w:themeTint="99"/>
+          <w:sz w:val="32"/>
+          <w:szCs w:val="32"/>
+        </w:rPr>
+      </w:pPr>
+      <w:r>
+        <w:rPr>
+          <w:rFonts w:cs="Carlito"/>
+          <w:b/>
+          <w:bCs/>
+          <w:color w:val="D86DCB" w:themeColor="accent5" w:themeTint="99"/>
+          <w:sz w:val="32"/>
+          <w:szCs w:val="32"/>
+        </w:rPr>
+        <w:t xml:space="preserve">    </w:t>
+      </w:r>
+      <w:proofErr w:type="gramStart"/>
+      <w:r>
+        <w:rPr>
+          <w:rFonts w:cs="Carlito"/>
+          <w:b/>
+          <w:bCs/>
+          <w:color w:val="D86DCB" w:themeColor="accent5" w:themeTint="99"/>
+          <w:sz w:val="32"/>
+          <w:szCs w:val="32"/>
+        </w:rPr>
+        <w:t>print(</w:t>
+      </w:r>
+      <w:proofErr w:type="gramEnd"/>
+      <w:r>
+        <w:rPr>
+          <w:rFonts w:cs="Carlito"/>
+          <w:b/>
+          <w:bCs/>
+          <w:color w:val="D86DCB" w:themeColor="accent5" w:themeTint="99"/>
+          <w:sz w:val="32"/>
+          <w:szCs w:val="32"/>
+        </w:rPr>
+        <w:t>'File exists')</w:t>
       </w:r>
     </w:p>
     <w:p>
@@ -10387,15 +14147,29 @@
         </w:rPr>
         <w:t xml:space="preserve"># JSON (JavaScript Object Notation) file is open as read mode like a text file. Then </w:t>
       </w:r>
-      <w:r>
-        <w:rPr>
-          <w:rFonts w:cs="Carlito"/>
-          <w:b/>
-          <w:bCs/>
-          <w:sz w:val="32"/>
-          <w:szCs w:val="32"/>
-        </w:rPr>
-        <w:t>json.load()</w:t>
+      <w:proofErr w:type="spellStart"/>
+      <w:proofErr w:type="gramStart"/>
+      <w:r>
+        <w:rPr>
+          <w:rFonts w:cs="Carlito"/>
+          <w:b/>
+          <w:bCs/>
+          <w:sz w:val="32"/>
+          <w:szCs w:val="32"/>
+        </w:rPr>
+        <w:t>json.load</w:t>
+      </w:r>
+      <w:proofErr w:type="spellEnd"/>
+      <w:proofErr w:type="gramEnd"/>
+      <w:r>
+        <w:rPr>
+          <w:rFonts w:cs="Carlito"/>
+          <w:b/>
+          <w:bCs/>
+          <w:sz w:val="32"/>
+          <w:szCs w:val="32"/>
+        </w:rPr>
+        <w:t>()</w:t>
       </w:r>
       <w:r>
         <w:rPr>
@@ -10424,15 +14198,27 @@
         </w:rPr>
         <w:t xml:space="preserve"># By using </w:t>
       </w:r>
-      <w:r>
-        <w:rPr>
-          <w:rFonts w:cs="Carlito"/>
-          <w:b/>
-          <w:bCs/>
-          <w:sz w:val="32"/>
-          <w:szCs w:val="32"/>
-        </w:rPr>
-        <w:t>type()</w:t>
+      <w:proofErr w:type="gramStart"/>
+      <w:r>
+        <w:rPr>
+          <w:rFonts w:cs="Carlito"/>
+          <w:b/>
+          <w:bCs/>
+          <w:sz w:val="32"/>
+          <w:szCs w:val="32"/>
+        </w:rPr>
+        <w:t>type(</w:t>
+      </w:r>
+      <w:proofErr w:type="gramEnd"/>
+      <w:r>
+        <w:rPr>
+          <w:rFonts w:cs="Carlito"/>
+          <w:b/>
+          <w:bCs/>
+          <w:sz w:val="32"/>
+          <w:szCs w:val="32"/>
+        </w:rPr>
+        <w:t>)</w:t>
       </w:r>
       <w:r>
         <w:rPr>
@@ -10527,57 +14313,157 @@
           <w:sz w:val="32"/>
           <w:szCs w:val="32"/>
         </w:rPr>
-        <w:t>with open ('data.json', 'r') as f:</w:t>
-      </w:r>
-    </w:p>
-    <w:p>
-      <w:pPr>
-        <w:spacing w:line="240" w:lineRule="auto"/>
-        <w:jc w:val="both"/>
-        <w:rPr>
-          <w:rFonts w:cs="Carlito"/>
-          <w:b/>
-          <w:bCs/>
-          <w:color w:val="D86DCB" w:themeColor="accent5" w:themeTint="99"/>
-          <w:sz w:val="32"/>
-          <w:szCs w:val="32"/>
-        </w:rPr>
-      </w:pPr>
-      <w:r>
-        <w:rPr>
-          <w:rFonts w:cs="Carlito"/>
-          <w:b/>
-          <w:bCs/>
-          <w:color w:val="D86DCB" w:themeColor="accent5" w:themeTint="99"/>
-          <w:sz w:val="32"/>
-          <w:szCs w:val="32"/>
-        </w:rPr>
-        <w:t xml:space="preserve">    loaded_data = json.load(f)</w:t>
-      </w:r>
-    </w:p>
-    <w:p>
-      <w:pPr>
-        <w:spacing w:line="240" w:lineRule="auto"/>
-        <w:jc w:val="both"/>
-        <w:rPr>
-          <w:rFonts w:cs="Carlito"/>
-          <w:b/>
-          <w:bCs/>
-          <w:color w:val="D86DCB" w:themeColor="accent5" w:themeTint="99"/>
-          <w:sz w:val="32"/>
-          <w:szCs w:val="32"/>
-        </w:rPr>
-      </w:pPr>
-      <w:r>
-        <w:rPr>
-          <w:rFonts w:cs="Carlito"/>
-          <w:b/>
-          <w:bCs/>
-          <w:color w:val="D86DCB" w:themeColor="accent5" w:themeTint="99"/>
-          <w:sz w:val="32"/>
-          <w:szCs w:val="32"/>
-        </w:rPr>
-        <w:t xml:space="preserve">    print(loaded_data) # {'name': 'Nazmul', 'phone': '01991407207', 'email': 'email'}</w:t>
+        <w:t>with open ('</w:t>
+      </w:r>
+      <w:proofErr w:type="spellStart"/>
+      <w:proofErr w:type="gramStart"/>
+      <w:r>
+        <w:rPr>
+          <w:rFonts w:cs="Carlito"/>
+          <w:b/>
+          <w:bCs/>
+          <w:color w:val="D86DCB" w:themeColor="accent5" w:themeTint="99"/>
+          <w:sz w:val="32"/>
+          <w:szCs w:val="32"/>
+        </w:rPr>
+        <w:t>data.json</w:t>
+      </w:r>
+      <w:proofErr w:type="spellEnd"/>
+      <w:proofErr w:type="gramEnd"/>
+      <w:r>
+        <w:rPr>
+          <w:rFonts w:cs="Carlito"/>
+          <w:b/>
+          <w:bCs/>
+          <w:color w:val="D86DCB" w:themeColor="accent5" w:themeTint="99"/>
+          <w:sz w:val="32"/>
+          <w:szCs w:val="32"/>
+        </w:rPr>
+        <w:t>', 'r') as f:</w:t>
+      </w:r>
+    </w:p>
+    <w:p>
+      <w:pPr>
+        <w:spacing w:line="240" w:lineRule="auto"/>
+        <w:jc w:val="both"/>
+        <w:rPr>
+          <w:rFonts w:cs="Carlito"/>
+          <w:b/>
+          <w:bCs/>
+          <w:color w:val="D86DCB" w:themeColor="accent5" w:themeTint="99"/>
+          <w:sz w:val="32"/>
+          <w:szCs w:val="32"/>
+        </w:rPr>
+      </w:pPr>
+      <w:r>
+        <w:rPr>
+          <w:rFonts w:cs="Carlito"/>
+          <w:b/>
+          <w:bCs/>
+          <w:color w:val="D86DCB" w:themeColor="accent5" w:themeTint="99"/>
+          <w:sz w:val="32"/>
+          <w:szCs w:val="32"/>
+        </w:rPr>
+        <w:t xml:space="preserve">    </w:t>
+      </w:r>
+      <w:proofErr w:type="spellStart"/>
+      <w:r>
+        <w:rPr>
+          <w:rFonts w:cs="Carlito"/>
+          <w:b/>
+          <w:bCs/>
+          <w:color w:val="D86DCB" w:themeColor="accent5" w:themeTint="99"/>
+          <w:sz w:val="32"/>
+          <w:szCs w:val="32"/>
+        </w:rPr>
+        <w:t>loaded_data</w:t>
+      </w:r>
+      <w:proofErr w:type="spellEnd"/>
+      <w:r>
+        <w:rPr>
+          <w:rFonts w:cs="Carlito"/>
+          <w:b/>
+          <w:bCs/>
+          <w:color w:val="D86DCB" w:themeColor="accent5" w:themeTint="99"/>
+          <w:sz w:val="32"/>
+          <w:szCs w:val="32"/>
+        </w:rPr>
+        <w:t xml:space="preserve"> = </w:t>
+      </w:r>
+      <w:proofErr w:type="spellStart"/>
+      <w:proofErr w:type="gramStart"/>
+      <w:r>
+        <w:rPr>
+          <w:rFonts w:cs="Carlito"/>
+          <w:b/>
+          <w:bCs/>
+          <w:color w:val="D86DCB" w:themeColor="accent5" w:themeTint="99"/>
+          <w:sz w:val="32"/>
+          <w:szCs w:val="32"/>
+        </w:rPr>
+        <w:t>json.load</w:t>
+      </w:r>
+      <w:proofErr w:type="spellEnd"/>
+      <w:proofErr w:type="gramEnd"/>
+      <w:r>
+        <w:rPr>
+          <w:rFonts w:cs="Carlito"/>
+          <w:b/>
+          <w:bCs/>
+          <w:color w:val="D86DCB" w:themeColor="accent5" w:themeTint="99"/>
+          <w:sz w:val="32"/>
+          <w:szCs w:val="32"/>
+        </w:rPr>
+        <w:t>(f)</w:t>
+      </w:r>
+    </w:p>
+    <w:p>
+      <w:pPr>
+        <w:spacing w:line="240" w:lineRule="auto"/>
+        <w:jc w:val="both"/>
+        <w:rPr>
+          <w:rFonts w:cs="Carlito"/>
+          <w:b/>
+          <w:bCs/>
+          <w:color w:val="D86DCB" w:themeColor="accent5" w:themeTint="99"/>
+          <w:sz w:val="32"/>
+          <w:szCs w:val="32"/>
+        </w:rPr>
+      </w:pPr>
+      <w:r>
+        <w:rPr>
+          <w:rFonts w:cs="Carlito"/>
+          <w:b/>
+          <w:bCs/>
+          <w:color w:val="D86DCB" w:themeColor="accent5" w:themeTint="99"/>
+          <w:sz w:val="32"/>
+          <w:szCs w:val="32"/>
+        </w:rPr>
+        <w:t xml:space="preserve">    print(</w:t>
+      </w:r>
+      <w:proofErr w:type="spellStart"/>
+      <w:r>
+        <w:rPr>
+          <w:rFonts w:cs="Carlito"/>
+          <w:b/>
+          <w:bCs/>
+          <w:color w:val="D86DCB" w:themeColor="accent5" w:themeTint="99"/>
+          <w:sz w:val="32"/>
+          <w:szCs w:val="32"/>
+        </w:rPr>
+        <w:t>loaded_data</w:t>
+      </w:r>
+      <w:proofErr w:type="spellEnd"/>
+      <w:r>
+        <w:rPr>
+          <w:rFonts w:cs="Carlito"/>
+          <w:b/>
+          <w:bCs/>
+          <w:color w:val="D86DCB" w:themeColor="accent5" w:themeTint="99"/>
+          <w:sz w:val="32"/>
+          <w:szCs w:val="32"/>
+        </w:rPr>
+        <w:t>) # {'name': 'Nazmul', 'phone': '01991407207', 'email': 'email'}</w:t>
       </w:r>
     </w:p>
     <w:p>
@@ -10603,7 +14489,55 @@
           <w:szCs w:val="32"/>
         </w:rPr>
         <w:lastRenderedPageBreak/>
-        <w:t xml:space="preserve">    print(type(loaded_data)) # &lt;class 'dict'&gt;</w:t>
+        <w:t xml:space="preserve">    print(type(</w:t>
+      </w:r>
+      <w:proofErr w:type="spellStart"/>
+      <w:r>
+        <w:rPr>
+          <w:rFonts w:cs="Carlito"/>
+          <w:b/>
+          <w:bCs/>
+          <w:color w:val="D86DCB" w:themeColor="accent5" w:themeTint="99"/>
+          <w:sz w:val="32"/>
+          <w:szCs w:val="32"/>
+        </w:rPr>
+        <w:t>loaded_data</w:t>
+      </w:r>
+      <w:proofErr w:type="spellEnd"/>
+      <w:r>
+        <w:rPr>
+          <w:rFonts w:cs="Carlito"/>
+          <w:b/>
+          <w:bCs/>
+          <w:color w:val="D86DCB" w:themeColor="accent5" w:themeTint="99"/>
+          <w:sz w:val="32"/>
+          <w:szCs w:val="32"/>
+        </w:rPr>
+        <w:t>)) # &lt;class '</w:t>
+      </w:r>
+      <w:proofErr w:type="spellStart"/>
+      <w:r>
+        <w:rPr>
+          <w:rFonts w:cs="Carlito"/>
+          <w:b/>
+          <w:bCs/>
+          <w:color w:val="D86DCB" w:themeColor="accent5" w:themeTint="99"/>
+          <w:sz w:val="32"/>
+          <w:szCs w:val="32"/>
+        </w:rPr>
+        <w:t>dict</w:t>
+      </w:r>
+      <w:proofErr w:type="spellEnd"/>
+      <w:r>
+        <w:rPr>
+          <w:rFonts w:cs="Carlito"/>
+          <w:b/>
+          <w:bCs/>
+          <w:color w:val="D86DCB" w:themeColor="accent5" w:themeTint="99"/>
+          <w:sz w:val="32"/>
+          <w:szCs w:val="32"/>
+        </w:rPr>
+        <w:t>'&gt;</w:t>
       </w:r>
     </w:p>
     <w:p>
@@ -10632,7 +14566,31 @@
           <w:sz w:val="32"/>
           <w:szCs w:val="32"/>
         </w:rPr>
-        <w:t xml:space="preserve"> json.dump(…, …, …)</w:t>
+        <w:t xml:space="preserve"> </w:t>
+      </w:r>
+      <w:proofErr w:type="spellStart"/>
+      <w:proofErr w:type="gramStart"/>
+      <w:r>
+        <w:rPr>
+          <w:rFonts w:cs="Carlito"/>
+          <w:b/>
+          <w:bCs/>
+          <w:sz w:val="32"/>
+          <w:szCs w:val="32"/>
+        </w:rPr>
+        <w:t>json.dump</w:t>
+      </w:r>
+      <w:proofErr w:type="spellEnd"/>
+      <w:proofErr w:type="gramEnd"/>
+      <w:r>
+        <w:rPr>
+          <w:rFonts w:cs="Carlito"/>
+          <w:b/>
+          <w:bCs/>
+          <w:sz w:val="32"/>
+          <w:szCs w:val="32"/>
+        </w:rPr>
+        <w:t>(…, …, …)</w:t>
       </w:r>
       <w:r>
         <w:rPr>
@@ -10752,82 +14710,191 @@
           <w:sz w:val="32"/>
           <w:szCs w:val="32"/>
         </w:rPr>
-        <w:t xml:space="preserve">    "name" : "Alice",</w:t>
-      </w:r>
-    </w:p>
-    <w:p>
-      <w:pPr>
-        <w:spacing w:line="240" w:lineRule="auto"/>
-        <w:jc w:val="both"/>
-        <w:rPr>
-          <w:rFonts w:cs="Carlito"/>
-          <w:b/>
-          <w:bCs/>
-          <w:color w:val="D86DCB" w:themeColor="accent5" w:themeTint="99"/>
-          <w:sz w:val="32"/>
-          <w:szCs w:val="32"/>
-        </w:rPr>
-      </w:pPr>
-      <w:r>
-        <w:rPr>
-          <w:rFonts w:cs="Carlito"/>
-          <w:b/>
-          <w:bCs/>
-          <w:color w:val="D86DCB" w:themeColor="accent5" w:themeTint="99"/>
-          <w:sz w:val="32"/>
-          <w:szCs w:val="32"/>
-        </w:rPr>
-        <w:t xml:space="preserve">    "age" : 30,</w:t>
-      </w:r>
-    </w:p>
-    <w:p>
-      <w:pPr>
-        <w:spacing w:line="240" w:lineRule="auto"/>
-        <w:jc w:val="both"/>
-        <w:rPr>
-          <w:rFonts w:cs="Carlito"/>
-          <w:b/>
-          <w:bCs/>
-          <w:color w:val="D86DCB" w:themeColor="accent5" w:themeTint="99"/>
-          <w:sz w:val="32"/>
-          <w:szCs w:val="32"/>
-        </w:rPr>
-      </w:pPr>
-      <w:r>
-        <w:rPr>
-          <w:rFonts w:cs="Carlito"/>
-          <w:b/>
-          <w:bCs/>
-          <w:color w:val="D86DCB" w:themeColor="accent5" w:themeTint="99"/>
-          <w:sz w:val="32"/>
-          <w:szCs w:val="32"/>
-        </w:rPr>
-        <w:t xml:space="preserve">    "is_student" : False,</w:t>
-      </w:r>
-    </w:p>
-    <w:p>
-      <w:pPr>
-        <w:spacing w:line="240" w:lineRule="auto"/>
-        <w:jc w:val="both"/>
-        <w:rPr>
-          <w:rFonts w:cs="Carlito"/>
-          <w:b/>
-          <w:bCs/>
-          <w:color w:val="D86DCB" w:themeColor="accent5" w:themeTint="99"/>
-          <w:sz w:val="32"/>
-          <w:szCs w:val="32"/>
-        </w:rPr>
-      </w:pPr>
-      <w:r>
-        <w:rPr>
-          <w:rFonts w:cs="Carlito"/>
-          <w:b/>
-          <w:bCs/>
-          <w:color w:val="D86DCB" w:themeColor="accent5" w:themeTint="99"/>
-          <w:sz w:val="32"/>
-          <w:szCs w:val="32"/>
-        </w:rPr>
-        <w:t xml:space="preserve">    "courses" : ["History", "Math"]</w:t>
+        <w:t xml:space="preserve">    "name</w:t>
+      </w:r>
+      <w:proofErr w:type="gramStart"/>
+      <w:r>
+        <w:rPr>
+          <w:rFonts w:cs="Carlito"/>
+          <w:b/>
+          <w:bCs/>
+          <w:color w:val="D86DCB" w:themeColor="accent5" w:themeTint="99"/>
+          <w:sz w:val="32"/>
+          <w:szCs w:val="32"/>
+        </w:rPr>
+        <w:t>" :</w:t>
+      </w:r>
+      <w:proofErr w:type="gramEnd"/>
+      <w:r>
+        <w:rPr>
+          <w:rFonts w:cs="Carlito"/>
+          <w:b/>
+          <w:bCs/>
+          <w:color w:val="D86DCB" w:themeColor="accent5" w:themeTint="99"/>
+          <w:sz w:val="32"/>
+          <w:szCs w:val="32"/>
+        </w:rPr>
+        <w:t xml:space="preserve"> "Alice",</w:t>
+      </w:r>
+    </w:p>
+    <w:p>
+      <w:pPr>
+        <w:spacing w:line="240" w:lineRule="auto"/>
+        <w:jc w:val="both"/>
+        <w:rPr>
+          <w:rFonts w:cs="Carlito"/>
+          <w:b/>
+          <w:bCs/>
+          <w:color w:val="D86DCB" w:themeColor="accent5" w:themeTint="99"/>
+          <w:sz w:val="32"/>
+          <w:szCs w:val="32"/>
+        </w:rPr>
+      </w:pPr>
+      <w:r>
+        <w:rPr>
+          <w:rFonts w:cs="Carlito"/>
+          <w:b/>
+          <w:bCs/>
+          <w:color w:val="D86DCB" w:themeColor="accent5" w:themeTint="99"/>
+          <w:sz w:val="32"/>
+          <w:szCs w:val="32"/>
+        </w:rPr>
+        <w:t xml:space="preserve">    "age</w:t>
+      </w:r>
+      <w:proofErr w:type="gramStart"/>
+      <w:r>
+        <w:rPr>
+          <w:rFonts w:cs="Carlito"/>
+          <w:b/>
+          <w:bCs/>
+          <w:color w:val="D86DCB" w:themeColor="accent5" w:themeTint="99"/>
+          <w:sz w:val="32"/>
+          <w:szCs w:val="32"/>
+        </w:rPr>
+        <w:t>" :</w:t>
+      </w:r>
+      <w:proofErr w:type="gramEnd"/>
+      <w:r>
+        <w:rPr>
+          <w:rFonts w:cs="Carlito"/>
+          <w:b/>
+          <w:bCs/>
+          <w:color w:val="D86DCB" w:themeColor="accent5" w:themeTint="99"/>
+          <w:sz w:val="32"/>
+          <w:szCs w:val="32"/>
+        </w:rPr>
+        <w:t xml:space="preserve"> 30,</w:t>
+      </w:r>
+    </w:p>
+    <w:p>
+      <w:pPr>
+        <w:spacing w:line="240" w:lineRule="auto"/>
+        <w:jc w:val="both"/>
+        <w:rPr>
+          <w:rFonts w:cs="Carlito"/>
+          <w:b/>
+          <w:bCs/>
+          <w:color w:val="D86DCB" w:themeColor="accent5" w:themeTint="99"/>
+          <w:sz w:val="32"/>
+          <w:szCs w:val="32"/>
+        </w:rPr>
+      </w:pPr>
+      <w:r>
+        <w:rPr>
+          <w:rFonts w:cs="Carlito"/>
+          <w:b/>
+          <w:bCs/>
+          <w:color w:val="D86DCB" w:themeColor="accent5" w:themeTint="99"/>
+          <w:sz w:val="32"/>
+          <w:szCs w:val="32"/>
+        </w:rPr>
+        <w:t xml:space="preserve">    "</w:t>
+      </w:r>
+      <w:proofErr w:type="spellStart"/>
+      <w:r>
+        <w:rPr>
+          <w:rFonts w:cs="Carlito"/>
+          <w:b/>
+          <w:bCs/>
+          <w:color w:val="D86DCB" w:themeColor="accent5" w:themeTint="99"/>
+          <w:sz w:val="32"/>
+          <w:szCs w:val="32"/>
+        </w:rPr>
+        <w:t>is_student</w:t>
+      </w:r>
+      <w:proofErr w:type="spellEnd"/>
+      <w:proofErr w:type="gramStart"/>
+      <w:r>
+        <w:rPr>
+          <w:rFonts w:cs="Carlito"/>
+          <w:b/>
+          <w:bCs/>
+          <w:color w:val="D86DCB" w:themeColor="accent5" w:themeTint="99"/>
+          <w:sz w:val="32"/>
+          <w:szCs w:val="32"/>
+        </w:rPr>
+        <w:t>" :</w:t>
+      </w:r>
+      <w:proofErr w:type="gramEnd"/>
+      <w:r>
+        <w:rPr>
+          <w:rFonts w:cs="Carlito"/>
+          <w:b/>
+          <w:bCs/>
+          <w:color w:val="D86DCB" w:themeColor="accent5" w:themeTint="99"/>
+          <w:sz w:val="32"/>
+          <w:szCs w:val="32"/>
+        </w:rPr>
+        <w:t xml:space="preserve"> False,</w:t>
+      </w:r>
+    </w:p>
+    <w:p>
+      <w:pPr>
+        <w:spacing w:line="240" w:lineRule="auto"/>
+        <w:jc w:val="both"/>
+        <w:rPr>
+          <w:rFonts w:cs="Carlito"/>
+          <w:b/>
+          <w:bCs/>
+          <w:color w:val="D86DCB" w:themeColor="accent5" w:themeTint="99"/>
+          <w:sz w:val="32"/>
+          <w:szCs w:val="32"/>
+        </w:rPr>
+      </w:pPr>
+      <w:r>
+        <w:rPr>
+          <w:rFonts w:cs="Carlito"/>
+          <w:b/>
+          <w:bCs/>
+          <w:color w:val="D86DCB" w:themeColor="accent5" w:themeTint="99"/>
+          <w:sz w:val="32"/>
+          <w:szCs w:val="32"/>
+        </w:rPr>
+        <w:t xml:space="preserve">    "courses</w:t>
+      </w:r>
+      <w:proofErr w:type="gramStart"/>
+      <w:r>
+        <w:rPr>
+          <w:rFonts w:cs="Carlito"/>
+          <w:b/>
+          <w:bCs/>
+          <w:color w:val="D86DCB" w:themeColor="accent5" w:themeTint="99"/>
+          <w:sz w:val="32"/>
+          <w:szCs w:val="32"/>
+        </w:rPr>
+        <w:t>" :</w:t>
+      </w:r>
+      <w:proofErr w:type="gramEnd"/>
+      <w:r>
+        <w:rPr>
+          <w:rFonts w:cs="Carlito"/>
+          <w:b/>
+          <w:bCs/>
+          <w:color w:val="D86DCB" w:themeColor="accent5" w:themeTint="99"/>
+          <w:sz w:val="32"/>
+          <w:szCs w:val="32"/>
+        </w:rPr>
+        <w:t xml:space="preserve"> ["History", "Math"]</w:t>
       </w:r>
     </w:p>
     <w:p>
@@ -10877,32 +14944,84 @@
           <w:sz w:val="32"/>
           <w:szCs w:val="32"/>
         </w:rPr>
-        <w:t>with open ('data.json', 'w') as f:</w:t>
-      </w:r>
-    </w:p>
-    <w:p>
-      <w:pPr>
-        <w:spacing w:line="240" w:lineRule="auto"/>
-        <w:jc w:val="both"/>
-        <w:rPr>
-          <w:rFonts w:cs="Carlito"/>
-          <w:b/>
-          <w:bCs/>
-          <w:color w:val="D86DCB" w:themeColor="accent5" w:themeTint="99"/>
-          <w:sz w:val="32"/>
-          <w:szCs w:val="32"/>
-        </w:rPr>
-      </w:pPr>
-      <w:r>
-        <w:rPr>
-          <w:rFonts w:cs="Carlito"/>
-          <w:b/>
-          <w:bCs/>
-          <w:color w:val="D86DCB" w:themeColor="accent5" w:themeTint="99"/>
-          <w:sz w:val="32"/>
-          <w:szCs w:val="32"/>
-        </w:rPr>
-        <w:t xml:space="preserve">    json.dump(data, f, indent=4)</w:t>
+        <w:t>with open ('</w:t>
+      </w:r>
+      <w:proofErr w:type="spellStart"/>
+      <w:proofErr w:type="gramStart"/>
+      <w:r>
+        <w:rPr>
+          <w:rFonts w:cs="Carlito"/>
+          <w:b/>
+          <w:bCs/>
+          <w:color w:val="D86DCB" w:themeColor="accent5" w:themeTint="99"/>
+          <w:sz w:val="32"/>
+          <w:szCs w:val="32"/>
+        </w:rPr>
+        <w:t>data.json</w:t>
+      </w:r>
+      <w:proofErr w:type="spellEnd"/>
+      <w:proofErr w:type="gramEnd"/>
+      <w:r>
+        <w:rPr>
+          <w:rFonts w:cs="Carlito"/>
+          <w:b/>
+          <w:bCs/>
+          <w:color w:val="D86DCB" w:themeColor="accent5" w:themeTint="99"/>
+          <w:sz w:val="32"/>
+          <w:szCs w:val="32"/>
+        </w:rPr>
+        <w:t>', 'w') as f:</w:t>
+      </w:r>
+    </w:p>
+    <w:p>
+      <w:pPr>
+        <w:spacing w:line="240" w:lineRule="auto"/>
+        <w:jc w:val="both"/>
+        <w:rPr>
+          <w:rFonts w:cs="Carlito"/>
+          <w:b/>
+          <w:bCs/>
+          <w:color w:val="D86DCB" w:themeColor="accent5" w:themeTint="99"/>
+          <w:sz w:val="32"/>
+          <w:szCs w:val="32"/>
+        </w:rPr>
+      </w:pPr>
+      <w:r>
+        <w:rPr>
+          <w:rFonts w:cs="Carlito"/>
+          <w:b/>
+          <w:bCs/>
+          <w:color w:val="D86DCB" w:themeColor="accent5" w:themeTint="99"/>
+          <w:sz w:val="32"/>
+          <w:szCs w:val="32"/>
+        </w:rPr>
+        <w:t xml:space="preserve">    </w:t>
+      </w:r>
+      <w:proofErr w:type="spellStart"/>
+      <w:proofErr w:type="gramStart"/>
+      <w:r>
+        <w:rPr>
+          <w:rFonts w:cs="Carlito"/>
+          <w:b/>
+          <w:bCs/>
+          <w:color w:val="D86DCB" w:themeColor="accent5" w:themeTint="99"/>
+          <w:sz w:val="32"/>
+          <w:szCs w:val="32"/>
+        </w:rPr>
+        <w:t>json.dump</w:t>
+      </w:r>
+      <w:proofErr w:type="spellEnd"/>
+      <w:proofErr w:type="gramEnd"/>
+      <w:r>
+        <w:rPr>
+          <w:rFonts w:cs="Carlito"/>
+          <w:b/>
+          <w:bCs/>
+          <w:color w:val="D86DCB" w:themeColor="accent5" w:themeTint="99"/>
+          <w:sz w:val="32"/>
+          <w:szCs w:val="32"/>
+        </w:rPr>
+        <w:t>(data, f, indent=4)</w:t>
       </w:r>
     </w:p>
     <w:p>
